--- a/eng/docx/47.content.docx
+++ b/eng/docx/47.content.docx
@@ -7,6 +7,15 @@
       <w:r/>
     </w:p>
     <w:p>
+      <w:pPr>
+        <w:pStyle w:val="Heading2"/>
+      </w:pPr>
+      <w:r>
+        <w:t>Resource: Study Notes (Tyndale)</w:t>
+      </w:r>
+      <w:r/>
+    </w:p>
+    <w:p>
       <w:r/>
       <w:r>
         <w:rPr>
@@ -46,7 +55,7 @@
         <w:pStyle w:val="Heading1"/>
       </w:pPr>
       <w:r>
-        <w:t>Aquifer Open Study Notes</w:t>
+        <w:t>Study Notes (Tyndale)</w:t>
       </w:r>
     </w:p>
     <w:p>
@@ -55,6 +64,51 @@
           <w:headerReference w:type="even" r:id="rId8"/>
           <w:headerReference w:type="default" r:id="rId9"/>
           <w:footerReference w:type="default" r:id="rId10"/>
+          <w:footnotePr>
+            <w:numRestart w:val="eachSect"/>
+          </w:footnotePr>
+          <w:type w:val="continuous"/>
+          <w:pgSz w:w="12240" w:h="15840" w:code="1"/>
+          <w:pgMar w:top="1440" w:right="1440" w:bottom="1440" w:left="1440" w:header="504" w:footer="504" w:gutter="0"/>
+          <w:cols w:space="708"/>
+          <w:titlePg/>
+          <w:docGrid w:linePitch="360"/>
+        </w:sectPr>
+      </w:pPr>
+    </w:p>
+    <w:p>
+      <w:r/>
+    </w:p>
+    <w:p>
+      <w:pPr>
+        <w:pStyle w:val="Heading2"/>
+      </w:pPr>
+      <w:r>
+        <w:t>2CO</w:t>
+      </w:r>
+      <w:r/>
+    </w:p>
+    <w:p>
+      <w:r/>
+      <w:r>
+        <w:rPr>
+          <w:i/>
+        </w:rPr>
+        <w:t>2 Corinthians 1:1–2, 2 Corinthians 1:2, 2 Corinthians 1:3, 2 Corinthians 1:3–11, 2 Corinthians 1:4–6, 2 Corinthians 1:6, 2 Corinthians 1:8–11, 2 Corinthians 1:12, 2 Corinthians 1:12–14, 2 Corinthians 1:15–2.2, 2 Corinthians 1:17, 2 Corinthians 1:18–20, 2 Corinthians 1:18–22, 2 Corinthians 1:19, 2 Corinthians 1:20, 2 Corinthians 1:21–22, 2 Corinthians 1:23–2.2, 2 Corinthians 2:1, 2 Corinthians 2:3–4, 2 Corinthians 2:5–11, 2 Corinthians 2:11, 2 Corinthians 2:12–13, 2 Corinthians 2:14, 2 Corinthians 2:14–7.4, 2 Corinthians 2:15–16, 2 Corinthians 2:17, 2 Corinthians 3:1–3, 2 Corinthians 3:4–6, 2 Corinthians 3:4–18, 2 Corinthians 3:7–11, 2 Corinthians 3:12–15, 2 Corinthians 3:16–18, 2 Corinthians 4:1, 2 Corinthians 4:2, 2 Corinthians 4:3–4, 2 Corinthians 4:5, 2 Corinthians 4:7, 2 Corinthians 4:11, 2 Corinthians 4:12, 2 Corinthians 4:13–14, 2 Corinthians 4:16–17, 2 Corinthians 4:18, 2 Corinthians 5:1–10, 2 Corinthians 5:2, 2 Corinthians 5:7, 2 Corinthians 5:9–10, 2 Corinthians 5:11, 2 Corinthians 5:11–7.4, 2 Corinthians 5:12, 2 Corinthians 5:13, 2 Corinthians 5:14, 2 Corinthians 5:14–17, 2 Corinthians 5:16–17, 2 Corinthians 5:18–21, 2 Corinthians 5:20, 2 Corinthians 5:21, 2 Corinthians 6:1–2, 2 Corinthians 6:2, 2 Corinthians 6:3–10, 2 Corinthians 6:6–7, 2 Corinthians 6:8–10, 2 Corinthians 6:11–13, 2 Corinthians 6:14, 2 Corinthians 6:14–7.1, 2 Corinthians 6:15, 2 Corinthians 6:16, 2 Corinthians 6:18, 2 Corinthians 7:1, 2 Corinthians 7:2–4, 2 Corinthians 7:4, 2 Corinthians 7:5–7, 2 Corinthians 7:8–13, 2 Corinthians 7:9–10, 2 Corinthians 7:13–16, 2 Corinthians 7:14, 2 Corinthians 8:1–2, 2 Corinthians 8:1–9.15, 2 Corinthians 8:6, 2 Corinthians 8:7, 2 Corinthians 8:9, 2 Corinthians 8:10, 2 Corinthians 8:15, 2 Corinthians 8:18–24, 2 Corinthians 8:23, 2 Corinthians 9:1–5, 2 Corinthians 9:6, 2 Corinthians 9:7, 2 Corinthians 9:8–9, 2 Corinthians 9:10–14, 2 Corinthians 10:1, 2 Corinthians 10:1–6, 2 Corinthians 10:1–13.13, 2 Corinthians 10:3–5, 2 Corinthians 10:7–11, 2 Corinthians 10:10, 2 Corinthians 10:12, 2 Corinthians 10:13–16, 2 Corinthians 10:17–18, 2 Corinthians 11:1, 2 Corinthians 11:1–6, 2 Corinthians 11:2, 2 Corinthians 11:3, 2 Corinthians 11:4, 2 Corinthians 11:5–6, 2 Corinthians 11:7, 2 Corinthians 11:8–9, 2 Corinthians 11:12, 2 Corinthians 11:13–15, 2 Corinthians 11:16–29, 2 Corinthians 11:19, 2 Corinthians 11:20–21, 2 Corinthians 11:21–29, 2 Corinthians 11:22, 2 Corinthians 11:23–24, 2 Corinthians 11:23–27, 2 Corinthians 11:25, 2 Corinthians 11:26–27, 2 Corinthians 11:28, 2 Corinthians 11:30, 2 Corinthians 11:32–33, 2 Corinthians 12:1, 2 Corinthians 12:1–7, 2 Corinthians 12:2, 2 Corinthians 12:3–4, 2 Corinthians 12:5–7, 2 Corinthians 12:7–10, 2 Corinthians 12:11, 2 Corinthians 12:11–13, 2 Corinthians 12:12, 2 Corinthians 12:13, 2 Corinthians 12:14–15, 2 Corinthians 12:16–18, 2 Corinthians 12:19, 2 Corinthians 12:20–21, 2 Corinthians 12:21, 2 Corinthians 13:1–2, 2 Corinthians 13:3–4, 2 Corinthians 13:5–6, 2 Corinthians 13:7, 2 Corinthians 13:7–10, 2 Corinthians 13:9, 2 Corinthians 13:10, 2 Corinthians 13:11, 2 Corinthians 13:11–14, 2 Corinthians 13:12–13, 2 Corinthians 13:14</w:t>
+      </w:r>
+      <w:r/>
+    </w:p>
+    <w:p>
+      <w:r/>
+      <w:r>
+        <w:t xml:space="preserve"> </w:t>
+      </w:r>
+      <w:r/>
+      <w:r/>
+    </w:p>
+    <w:p>
+      <w:pPr>
+        <w:sectPr>
           <w:footnotePr>
             <w:numRestart w:val="eachSect"/>
           </w:footnotePr>

--- a/eng/docx/47.content.docx
+++ b/eng/docx/47.content.docx
@@ -166,13 +166,6 @@
       </w:r>
       <w:r>
         <w:rPr>
-          <w:i/>
-          <w:lang w:val="en_US" w:bidi="en_US"/>
-        </w:rPr>
-        <w:t>2 Corinthians 1:1–2, 2 Corinthians 1:2, 2 Corinthians 1:3, 2 Corinthians 1:3–11, 2 Corinthians 1:4–6, 2 Corinthians 1:6, 2 Corinthians 1:8–11, 2 Corinthians 1:12, 2 Corinthians 1:12–14, 2 Corinthians 1:15–2.2, 2 Corinthians 1:17, 2 Corinthians 1:18–20, 2 Corinthians 1:18–22, 2 Corinthians 1:19, 2 Corinthians 1:20, 2 Corinthians 1:21–22, 2 Corinthians 1:23–2.2, 2 Corinthians 2:1, 2 Corinthians 2:3–4, 2 Corinthians 2:5–11, 2 Corinthians 2:11, 2 Corinthians 2:12–13, 2 Corinthians 2:14, 2 Corinthians 2:14–7.4, 2 Corinthians 2:15–16, 2 Corinthians 2:17, 2 Corinthians 3:1–3, 2 Corinthians 3:4–6, 2 Corinthians 3:4–18, 2 Corinthians 3:7–11, 2 Corinthians 3:12–15, 2 Corinthians 3:16–18, 2 Corinthians 4:1, 2 Corinthians 4:2, 2 Corinthians 4:3–4, 2 Corinthians 4:5, 2 Corinthians 4:7, 2 Corinthians 4:11, 2 Corinthians 4:12, 2 Corinthians 4:13–14, 2 Corinthians 4:16–17, 2 Corinthians 4:18, 2 Corinthians 5:1–10, 2 Corinthians 5:2, 2 Corinthians 5:7, 2 Corinthians 5:9–10, 2 Corinthians 5:11, 2 Corinthians 5:11–7.4, 2 Corinthians 5:12, 2 Corinthians 5:13, 2 Corinthians 5:14, 2 Corinthians 5:14–17, 2 Corinthians 5:16–17, 2 Corinthians 5:18–21, 2 Corinthians 5:20, 2 Corinthians 5:21, 2 Corinthians 6:1–2, 2 Corinthians 6:2, 2 Corinthians 6:3–10, 2 Corinthians 6:6–7, 2 Corinthians 6:8–10, 2 Corinthians 6:11–13, 2 Corinthians 6:14, 2 Corinthians 6:14–7.1, 2 Corinthians 6:15, 2 Corinthians 6:16, 2 Corinthians 6:18, 2 Corinthians 7:1, 2 Corinthians 7:2–4, 2 Corinthians 7:4, 2 Corinthians 7:5–7, 2 Corinthians 7:8–13, 2 Corinthians 7:9–10, 2 Corinthians 7:13–16, 2 Corinthians 7:14, 2 Corinthians 8:1–2, 2 Corinthians 8:1–9.15, 2 Corinthians 8:6, 2 Corinthians 8:7, 2 Corinthians 8:9, 2 Corinthians 8:10, 2 Corinthians 8:15, 2 Corinthians 8:18–24, 2 Corinthians 8:23, 2 Corinthians 9:1–5, 2 Corinthians 9:6, 2 Corinthians 9:7, 2 Corinthians 9:8–9, 2 Corinthians 9:10–14, 2 Corinthians 10:1, 2 Corinthians 10:1–6, 2 Corinthians 10:1–13.13, 2 Corinthians 10:3–5, 2 Corinthians 10:7–11, 2 Corinthians 10:10, 2 Corinthians 10:12, 2 Corinthians 10:13–16, 2 Corinthians 10:17–18, 2 Corinthians 11:1, 2 Corinthians 11:1–6, 2 Corinthians 11:2, 2 Corinthians 11:3, 2 Corinthians 11:4, 2 Corinthians 11:5–6, 2 Corinthians 11:7, 2 Corinthians 11:8–9, 2 Corinthians 11:12, 2 Corinthians 11:13–15, 2 Corinthians 11:16–29, 2 Corinthians 11:19, 2 Corinthians 11:20–21, 2 Corinthians 11:21–29, 2 Corinthians 11:22, 2 Corinthians 11:23–24, 2 Corinthians 11:23–27, 2 Corinthians 11:25, 2 Corinthians 11:26–27, 2 Corinthians 11:28, 2 Corinthians 11:30, 2 Corinthians 11:32–33, 2 Corinthians 12:1, 2 Corinthians 12:1–7, 2 Corinthians 12:2, 2 Corinthians 12:3–4, 2 Corinthians 12:5–7, 2 Corinthians 12:7–10, 2 Corinthians 12:11, 2 Corinthians 12:11–13, 2 Corinthians 12:12, 2 Corinthians 12:13, 2 Corinthians 12:14–15, 2 Corinthians 12:16–18, 2 Corinthians 12:19, 2 Corinthians 12:20–21, 2 Corinthians 12:21, 2 Corinthians 13:1–2, 2 Corinthians 13:3–4, 2 Corinthians 13:5–6, 2 Corinthians 13:7, 2 Corinthians 13:7–10, 2 Corinthians 13:9, 2 Corinthians 13:10, 2 Corinthians 13:11, 2 Corinthians 13:11–14, 2 Corinthians 13:12–13, 2 Corinthians 13:14</w:t>
-      </w:r>
-      <w:r>
-        <w:rPr>
           <w:lang w:val="en_US" w:bidi="en_US"/>
         </w:rPr>
       </w:r>
@@ -3173,7 +3166,7 @@
         <w:rPr>
           <w:lang w:val="en_US" w:bidi="en_US"/>
         </w:rPr>
-        <w:t>The old covenant had moments of glory, like when Moses' face shone from talking with the Lord (</w:t>
+        <w:t>The old covenant had moments of glory, like when the face of Moses shone from talking with the Lord (</w:t>
       </w:r>
       <w:hyperlink r:id="rId77">
         <w:r>
@@ -3275,7 +3268,7 @@
         <w:rPr>
           <w:lang w:val="en_US" w:bidi="en_US"/>
         </w:rPr>
-        <w:t>The old covenant, symbolized by Moses' veil, caused fear and did not clear spiritual blindness.</w:t>
+        <w:t>The old covenant, symbolized by the veil worn by Moses, caused fear and did not clear spiritual blindness.</w:t>
       </w:r>
       <w:r>
         <w:rPr>

--- a/eng/docx/47.content.docx
+++ b/eng/docx/47.content.docx
@@ -150,19 +150,6 @@
           <w:lang w:val="en_US" w:bidi="en_US"/>
         </w:rPr>
         <w:t>2CO</w:t>
-      </w:r>
-      <w:r>
-        <w:rPr>
-          <w:lang w:val="en_US" w:bidi="en_US"/>
-        </w:rPr>
-      </w:r>
-    </w:p>
-    <w:p>
-      <w:pPr/>
-      <w:r>
-        <w:rPr>
-          <w:lang w:val="en_US" w:bidi="en_US"/>
-        </w:rPr>
       </w:r>
       <w:r>
         <w:rPr>

--- a/eng/docx/47.content.docx
+++ b/eng/docx/47.content.docx
@@ -19,7 +19,7 @@
         <w:rPr>
           <w:lang w:val="en_US" w:bidi="en_US"/>
         </w:rPr>
-        <w:t>Resource: Study Notes (Tyndale)</w:t>
+        <w:t>Resource: Tyndale Open Study Notes</w:t>
       </w:r>
       <w:r>
         <w:rPr>
@@ -112,7 +112,7 @@
         <w:rPr>
           <w:lang w:val="en_US" w:bidi="en_US"/>
         </w:rPr>
-        <w:t>Study Notes (Tyndale)</w:t>
+        <w:t>Tyndale Open Study Notes</w:t>
       </w:r>
     </w:p>
     <w:p>

--- a/eng/docx/47.content.docx
+++ b/eng/docx/47.content.docx
@@ -19,7 +19,7 @@
         <w:rPr>
           <w:lang w:val="en_US" w:bidi="en_US"/>
         </w:rPr>
-        <w:t>Resource: Tyndale Open Study Notes</w:t>
+        <w:t>Resource: Aquifer Open Study Notes</w:t>
       </w:r>
       <w:r>
         <w:rPr>
@@ -112,7 +112,7 @@
         <w:rPr>
           <w:lang w:val="en_US" w:bidi="en_US"/>
         </w:rPr>
-        <w:t>Tyndale Open Study Notes</w:t>
+        <w:t>Aquifer Open Study Notes</w:t>
       </w:r>
     </w:p>
     <w:p>

--- a/eng/docx/47.content.docx
+++ b/eng/docx/47.content.docx
@@ -237,36 +237,24 @@
         </w:rPr>
         <w:t xml:space="preserve">In the first century, letters usually started with the writer's name and the recipient's name, followed by a greeting (see </w:t>
       </w:r>
-      <w:hyperlink r:id="rId13">
-        <w:r>
-          <w:rPr>
-            <w:lang w:val="en_US" w:bidi="en_US"/>
-          </w:rPr>
-          <w:rPr>
-            <w:color w:val="0000EE"/>
-            <w:u w:val="single"/>
-          </w:rPr>
-          <w:t>Acts 15:23</w:t>
-        </w:r>
-      </w:hyperlink>
+      <w:r>
+        <w:rPr>
+          <w:lang w:val="en_US" w:bidi="en_US"/>
+        </w:rPr>
+        <w:t>Acts 15:23</w:t>
+      </w:r>
       <w:r>
         <w:rPr>
           <w:lang w:val="en_US" w:bidi="en_US"/>
         </w:rPr>
         <w:t xml:space="preserve">; </w:t>
       </w:r>
-      <w:hyperlink r:id="rId14">
-        <w:r>
-          <w:rPr>
-            <w:lang w:val="en_US" w:bidi="en_US"/>
-          </w:rPr>
-          <w:rPr>
-            <w:color w:val="0000EE"/>
-            <w:u w:val="single"/>
-          </w:rPr>
-          <w:t>23:25–26</w:t>
-        </w:r>
-      </w:hyperlink>
+      <w:r>
+        <w:rPr>
+          <w:lang w:val="en_US" w:bidi="en_US"/>
+        </w:rPr>
+        <w:t>23:25–26</w:t>
+      </w:r>
       <w:r>
         <w:rPr>
           <w:lang w:val="en_US" w:bidi="en_US"/>
@@ -420,18 +408,12 @@
         </w:rPr>
         <w:t>: God enjoys showing kindness to his people and listening to his children's cries (</w:t>
       </w:r>
-      <w:hyperlink r:id="rId15">
-        <w:r>
-          <w:rPr>
-            <w:lang w:val="en_US" w:bidi="en_US"/>
-          </w:rPr>
-          <w:rPr>
-            <w:color w:val="0000EE"/>
-            <w:u w:val="single"/>
-          </w:rPr>
-          <w:t>Psalm 145:18–19</w:t>
-        </w:r>
-      </w:hyperlink>
+      <w:r>
+        <w:rPr>
+          <w:lang w:val="en_US" w:bidi="en_US"/>
+        </w:rPr>
+        <w:t>Psalm 145:18–19</w:t>
+      </w:r>
       <w:r>
         <w:rPr>
           <w:lang w:val="en_US" w:bidi="en_US"/>
@@ -486,36 +468,24 @@
         </w:rPr>
         <w:t>Paul now expresses joyful thanks. He is happy that, despite many troubles, God has given him special comfort (</w:t>
       </w:r>
-      <w:hyperlink r:id="rId16">
-        <w:r>
-          <w:rPr>
-            <w:lang w:val="en_US" w:bidi="en_US"/>
-          </w:rPr>
-          <w:rPr>
-            <w:color w:val="0000EE"/>
-            <w:u w:val="single"/>
-          </w:rPr>
-          <w:t>1:4–7</w:t>
-        </w:r>
-      </w:hyperlink>
+      <w:r>
+        <w:rPr>
+          <w:lang w:val="en_US" w:bidi="en_US"/>
+        </w:rPr>
+        <w:t>1:4–7</w:t>
+      </w:r>
       <w:r>
         <w:rPr>
           <w:lang w:val="en_US" w:bidi="en_US"/>
         </w:rPr>
         <w:t>) and saved him from death in Asia (</w:t>
       </w:r>
-      <w:hyperlink r:id="rId17">
-        <w:r>
-          <w:rPr>
-            <w:lang w:val="en_US" w:bidi="en_US"/>
-          </w:rPr>
-          <w:rPr>
-            <w:color w:val="0000EE"/>
-            <w:u w:val="single"/>
-          </w:rPr>
-          <w:t>1:8–11</w:t>
-        </w:r>
-      </w:hyperlink>
+      <w:r>
+        <w:rPr>
+          <w:lang w:val="en_US" w:bidi="en_US"/>
+        </w:rPr>
+        <w:t>1:8–11</w:t>
+      </w:r>
       <w:r>
         <w:rPr>
           <w:lang w:val="en_US" w:bidi="en_US"/>
@@ -728,144 +698,96 @@
         </w:rPr>
         <w:t>The trouble faced in the province of Asia is hard to pinpoint. One suggestion is the riot in Ephesus (</w:t>
       </w:r>
-      <w:hyperlink r:id="rId18">
-        <w:r>
-          <w:rPr>
-            <w:lang w:val="en_US" w:bidi="en_US"/>
-          </w:rPr>
-          <w:rPr>
-            <w:color w:val="0000EE"/>
-            <w:u w:val="single"/>
-          </w:rPr>
-          <w:t>Acts 19:23–41</w:t>
-        </w:r>
-      </w:hyperlink>
+      <w:r>
+        <w:rPr>
+          <w:lang w:val="en_US" w:bidi="en_US"/>
+        </w:rPr>
+        <w:t>Acts 19:23–41</w:t>
+      </w:r>
       <w:r>
         <w:rPr>
           <w:lang w:val="en_US" w:bidi="en_US"/>
         </w:rPr>
         <w:t>). Another is that Paul was tried in a civil court and faced possible execution in Ephesus (</w:t>
       </w:r>
-      <w:hyperlink r:id="rId19">
-        <w:r>
-          <w:rPr>
-            <w:lang w:val="en_US" w:bidi="en_US"/>
-          </w:rPr>
-          <w:rPr>
-            <w:color w:val="0000EE"/>
-            <w:u w:val="single"/>
-          </w:rPr>
-          <w:t>2 Corinthians 1:9</w:t>
-        </w:r>
-      </w:hyperlink>
+      <w:r>
+        <w:rPr>
+          <w:lang w:val="en_US" w:bidi="en_US"/>
+        </w:rPr>
+        <w:t>2 Corinthians 1:9</w:t>
+      </w:r>
       <w:r>
         <w:rPr>
           <w:lang w:val="en_US" w:bidi="en_US"/>
         </w:rPr>
         <w:t xml:space="preserve">; see </w:t>
       </w:r>
-      <w:hyperlink r:id="rId20">
-        <w:r>
-          <w:rPr>
-            <w:lang w:val="en_US" w:bidi="en_US"/>
-          </w:rPr>
-          <w:rPr>
-            <w:color w:val="0000EE"/>
-            <w:u w:val="single"/>
-          </w:rPr>
-          <w:t>1 Corinthians 15:32</w:t>
-        </w:r>
-      </w:hyperlink>
+      <w:r>
+        <w:rPr>
+          <w:lang w:val="en_US" w:bidi="en_US"/>
+        </w:rPr>
+        <w:t>1 Corinthians 15:32</w:t>
+      </w:r>
       <w:r>
         <w:rPr>
           <w:lang w:val="en_US" w:bidi="en_US"/>
         </w:rPr>
         <w:t>). It is less likely that he suffered a severe life-threatening illness. Paul often faced mortal danger (</w:t>
       </w:r>
-      <w:hyperlink r:id="rId21">
-        <w:r>
-          <w:rPr>
-            <w:lang w:val="en_US" w:bidi="en_US"/>
-          </w:rPr>
-          <w:rPr>
-            <w:color w:val="0000EE"/>
-            <w:u w:val="single"/>
-          </w:rPr>
-          <w:t>2 Corinthians 1:10</w:t>
-        </w:r>
-      </w:hyperlink>
+      <w:r>
+        <w:rPr>
+          <w:lang w:val="en_US" w:bidi="en_US"/>
+        </w:rPr>
+        <w:t>2 Corinthians 1:10</w:t>
+      </w:r>
       <w:r>
         <w:rPr>
           <w:lang w:val="en_US" w:bidi="en_US"/>
         </w:rPr>
         <w:t xml:space="preserve">; see also </w:t>
       </w:r>
-      <w:hyperlink r:id="rId22">
-        <w:r>
-          <w:rPr>
-            <w:lang w:val="en_US" w:bidi="en_US"/>
-          </w:rPr>
-          <w:rPr>
-            <w:color w:val="0000EE"/>
-            <w:u w:val="single"/>
-          </w:rPr>
-          <w:t>4:10–12</w:t>
-        </w:r>
-      </w:hyperlink>
+      <w:r>
+        <w:rPr>
+          <w:lang w:val="en_US" w:bidi="en_US"/>
+        </w:rPr>
+        <w:t>4:10–12</w:t>
+      </w:r>
       <w:r>
         <w:rPr>
           <w:lang w:val="en_US" w:bidi="en_US"/>
         </w:rPr>
         <w:t xml:space="preserve">; </w:t>
       </w:r>
-      <w:hyperlink r:id="rId23">
-        <w:r>
-          <w:rPr>
-            <w:lang w:val="en_US" w:bidi="en_US"/>
-          </w:rPr>
-          <w:rPr>
-            <w:color w:val="0000EE"/>
-            <w:u w:val="single"/>
-          </w:rPr>
-          <w:t>6:9</w:t>
-        </w:r>
-      </w:hyperlink>
+      <w:r>
+        <w:rPr>
+          <w:lang w:val="en_US" w:bidi="en_US"/>
+        </w:rPr>
+        <w:t>6:9</w:t>
+      </w:r>
       <w:r>
         <w:rPr>
           <w:lang w:val="en_US" w:bidi="en_US"/>
         </w:rPr>
         <w:t xml:space="preserve">; </w:t>
       </w:r>
-      <w:hyperlink r:id="rId24">
-        <w:r>
-          <w:rPr>
-            <w:lang w:val="en_US" w:bidi="en_US"/>
-          </w:rPr>
-          <w:rPr>
-            <w:color w:val="0000EE"/>
-            <w:u w:val="single"/>
-          </w:rPr>
-          <w:t>11:23</w:t>
-        </w:r>
-      </w:hyperlink>
+      <w:r>
+        <w:rPr>
+          <w:lang w:val="en_US" w:bidi="en_US"/>
+        </w:rPr>
+        <w:t>11:23</w:t>
+      </w:r>
       <w:r>
         <w:rPr>
           <w:lang w:val="en_US" w:bidi="en_US"/>
         </w:rPr>
         <w:t>), but he was wonderfully rescued by divine help (</w:t>
       </w:r>
-      <w:hyperlink r:id="rId25">
-        <w:r>
-          <w:rPr>
-            <w:lang w:val="en_US" w:bidi="en_US"/>
-          </w:rPr>
-          <w:rPr>
-            <w:color w:val="0000EE"/>
-            <w:u w:val="single"/>
-          </w:rPr>
-          <w:t>1:11</w:t>
-        </w:r>
-      </w:hyperlink>
+      <w:r>
+        <w:rPr>
+          <w:lang w:val="en_US" w:bidi="en_US"/>
+        </w:rPr>
+        <w:t>1:11</w:t>
+      </w:r>
       <w:r>
         <w:rPr>
           <w:lang w:val="en_US" w:bidi="en_US"/>
@@ -1014,18 +936,12 @@
         </w:rPr>
         <w:t>People criticized Paul's travel plans and his broken promise to visit Corinth. They accused him of being unreliable, like those who say "Yes" but mean "No" (</w:t>
       </w:r>
-      <w:hyperlink r:id="rId26">
-        <w:r>
-          <w:rPr>
-            <w:lang w:val="en_US" w:bidi="en_US"/>
-          </w:rPr>
-          <w:rPr>
-            <w:color w:val="0000EE"/>
-            <w:u w:val="single"/>
-          </w:rPr>
-          <w:t>1:17</w:t>
-        </w:r>
-      </w:hyperlink>
+      <w:r>
+        <w:rPr>
+          <w:lang w:val="en_US" w:bidi="en_US"/>
+        </w:rPr>
+        <w:t>1:17</w:t>
+      </w:r>
       <w:r>
         <w:rPr>
           <w:lang w:val="en_US" w:bidi="en_US"/>
@@ -1080,36 +996,24 @@
         </w:rPr>
         <w:t xml:space="preserve">Paul had changed his travel plan. In </w:t>
       </w:r>
-      <w:hyperlink r:id="rId27">
-        <w:r>
-          <w:rPr>
-            <w:lang w:val="en_US" w:bidi="en_US"/>
-          </w:rPr>
-          <w:rPr>
-            <w:color w:val="0000EE"/>
-            <w:u w:val="single"/>
-          </w:rPr>
-          <w:t>1 Corinthians 16:5</w:t>
-        </w:r>
-      </w:hyperlink>
+      <w:r>
+        <w:rPr>
+          <w:lang w:val="en_US" w:bidi="en_US"/>
+        </w:rPr>
+        <w:t>1 Corinthians 16:5</w:t>
+      </w:r>
       <w:r>
         <w:rPr>
           <w:lang w:val="en_US" w:bidi="en_US"/>
         </w:rPr>
         <w:t xml:space="preserve">, he hoped to visit Corinth after going through Macedonia. He had promised to visit Corinth earlier (perhaps in his “severe letter,” </w:t>
       </w:r>
-      <w:hyperlink r:id="rId28">
-        <w:r>
-          <w:rPr>
-            <w:lang w:val="en_US" w:bidi="en_US"/>
-          </w:rPr>
-          <w:rPr>
-            <w:color w:val="0000EE"/>
-            <w:u w:val="single"/>
-          </w:rPr>
-          <w:t>2 Corinthians 7:8</w:t>
-        </w:r>
-      </w:hyperlink>
+      <w:r>
+        <w:rPr>
+          <w:lang w:val="en_US" w:bidi="en_US"/>
+        </w:rPr>
+        <w:t>2 Corinthians 7:8</w:t>
+      </w:r>
       <w:r>
         <w:rPr>
           <w:lang w:val="en_US" w:bidi="en_US"/>
@@ -1273,18 +1177,12 @@
         </w:rPr>
         <w:t>Paul's enemies in Corinth had already attacked his character, calling him unreliable and deceitful (</w:t>
       </w:r>
-      <w:hyperlink r:id="rId26">
-        <w:r>
-          <w:rPr>
-            <w:lang w:val="en_US" w:bidi="en_US"/>
-          </w:rPr>
-          <w:rPr>
-            <w:color w:val="0000EE"/>
-            <w:u w:val="single"/>
-          </w:rPr>
-          <w:t>1:17</w:t>
-        </w:r>
-      </w:hyperlink>
+      <w:r>
+        <w:rPr>
+          <w:lang w:val="en_US" w:bidi="en_US"/>
+        </w:rPr>
+        <w:t>1:17</w:t>
+      </w:r>
       <w:r>
         <w:rPr>
           <w:lang w:val="en_US" w:bidi="en_US"/>
@@ -1339,108 +1237,72 @@
         </w:rPr>
         <w:t xml:space="preserve">Silas was a famous Christian leader from the church in Antioch (see </w:t>
       </w:r>
-      <w:hyperlink r:id="rId29">
-        <w:r>
-          <w:rPr>
-            <w:lang w:val="en_US" w:bidi="en_US"/>
-          </w:rPr>
-          <w:rPr>
-            <w:color w:val="0000EE"/>
-            <w:u w:val="single"/>
-          </w:rPr>
-          <w:t>Acts 15:22</w:t>
-        </w:r>
-      </w:hyperlink>
+      <w:r>
+        <w:rPr>
+          <w:lang w:val="en_US" w:bidi="en_US"/>
+        </w:rPr>
+        <w:t>Acts 15:22</w:t>
+      </w:r>
       <w:r>
         <w:rPr>
           <w:lang w:val="en_US" w:bidi="en_US"/>
         </w:rPr>
         <w:t xml:space="preserve">, </w:t>
       </w:r>
-      <w:hyperlink r:id="rId30">
-        <w:r>
-          <w:rPr>
-            <w:lang w:val="en_US" w:bidi="en_US"/>
-          </w:rPr>
-          <w:rPr>
-            <w:color w:val="0000EE"/>
-            <w:u w:val="single"/>
-          </w:rPr>
-          <w:t>27</w:t>
-        </w:r>
-      </w:hyperlink>
+      <w:r>
+        <w:rPr>
+          <w:lang w:val="en_US" w:bidi="en_US"/>
+        </w:rPr>
+        <w:t>27</w:t>
+      </w:r>
       <w:r>
         <w:rPr>
           <w:lang w:val="en_US" w:bidi="en_US"/>
         </w:rPr>
         <w:t xml:space="preserve">, </w:t>
       </w:r>
-      <w:hyperlink r:id="rId31">
-        <w:r>
-          <w:rPr>
-            <w:lang w:val="en_US" w:bidi="en_US"/>
-          </w:rPr>
-          <w:rPr>
-            <w:color w:val="0000EE"/>
-            <w:u w:val="single"/>
-          </w:rPr>
-          <w:t>32</w:t>
-        </w:r>
-      </w:hyperlink>
+      <w:r>
+        <w:rPr>
+          <w:lang w:val="en_US" w:bidi="en_US"/>
+        </w:rPr>
+        <w:t>32</w:t>
+      </w:r>
       <w:r>
         <w:rPr>
           <w:lang w:val="en_US" w:bidi="en_US"/>
         </w:rPr>
         <w:t xml:space="preserve">; </w:t>
       </w:r>
-      <w:hyperlink r:id="rId32">
-        <w:r>
-          <w:rPr>
-            <w:lang w:val="en_US" w:bidi="en_US"/>
-          </w:rPr>
-          <w:rPr>
-            <w:color w:val="0000EE"/>
-            <w:u w:val="single"/>
-          </w:rPr>
-          <w:t>1 Thessalonians 1:1</w:t>
-        </w:r>
-      </w:hyperlink>
+      <w:r>
+        <w:rPr>
+          <w:lang w:val="en_US" w:bidi="en_US"/>
+        </w:rPr>
+        <w:t>1 Thessalonians 1:1</w:t>
+      </w:r>
       <w:r>
         <w:rPr>
           <w:lang w:val="en_US" w:bidi="en_US"/>
         </w:rPr>
         <w:t xml:space="preserve">; </w:t>
       </w:r>
-      <w:hyperlink r:id="rId33">
-        <w:r>
-          <w:rPr>
-            <w:lang w:val="en_US" w:bidi="en_US"/>
-          </w:rPr>
-          <w:rPr>
-            <w:color w:val="0000EE"/>
-            <w:u w:val="single"/>
-          </w:rPr>
-          <w:t>2 Thessalonians 1:1</w:t>
-        </w:r>
-      </w:hyperlink>
+      <w:r>
+        <w:rPr>
+          <w:lang w:val="en_US" w:bidi="en_US"/>
+        </w:rPr>
+        <w:t>2 Thessalonians 1:1</w:t>
+      </w:r>
       <w:r>
         <w:rPr>
           <w:lang w:val="en_US" w:bidi="en_US"/>
         </w:rPr>
         <w:t xml:space="preserve">; </w:t>
       </w:r>
-      <w:hyperlink r:id="rId34">
-        <w:r>
-          <w:rPr>
-            <w:lang w:val="en_US" w:bidi="en_US"/>
-          </w:rPr>
-          <w:rPr>
-            <w:color w:val="0000EE"/>
-            <w:u w:val="single"/>
-          </w:rPr>
-          <w:t>1 Peter 5:12</w:t>
-        </w:r>
-      </w:hyperlink>
+      <w:r>
+        <w:rPr>
+          <w:lang w:val="en_US" w:bidi="en_US"/>
+        </w:rPr>
+        <w:t>1 Peter 5:12</w:t>
+      </w:r>
       <w:r>
         <w:rPr>
           <w:lang w:val="en_US" w:bidi="en_US"/>
@@ -1598,90 +1460,60 @@
         </w:rPr>
         <w:t xml:space="preserve">). The Holy Spirit is God's gift to his people (see </w:t>
       </w:r>
-      <w:hyperlink r:id="rId35">
-        <w:r>
-          <w:rPr>
-            <w:lang w:val="en_US" w:bidi="en_US"/>
-          </w:rPr>
-          <w:rPr>
-            <w:color w:val="0000EE"/>
-            <w:u w:val="single"/>
-          </w:rPr>
-          <w:t>Romans 8:1–27</w:t>
-        </w:r>
-      </w:hyperlink>
+      <w:r>
+        <w:rPr>
+          <w:lang w:val="en_US" w:bidi="en_US"/>
+        </w:rPr>
+        <w:t>Romans 8:1–27</w:t>
+      </w:r>
       <w:r>
         <w:rPr>
           <w:lang w:val="en_US" w:bidi="en_US"/>
         </w:rPr>
         <w:t xml:space="preserve">; </w:t>
       </w:r>
-      <w:hyperlink r:id="rId36">
-        <w:r>
-          <w:rPr>
-            <w:lang w:val="en_US" w:bidi="en_US"/>
-          </w:rPr>
-          <w:rPr>
-            <w:color w:val="0000EE"/>
-            <w:u w:val="single"/>
-          </w:rPr>
-          <w:t>Galatians 3:2–7</w:t>
-        </w:r>
-      </w:hyperlink>
+      <w:r>
+        <w:rPr>
+          <w:lang w:val="en_US" w:bidi="en_US"/>
+        </w:rPr>
+        <w:t>Galatians 3:2–7</w:t>
+      </w:r>
       <w:r>
         <w:rPr>
           <w:lang w:val="en_US" w:bidi="en_US"/>
         </w:rPr>
         <w:t xml:space="preserve">; </w:t>
       </w:r>
-      <w:hyperlink r:id="rId37">
-        <w:r>
-          <w:rPr>
-            <w:lang w:val="en_US" w:bidi="en_US"/>
-          </w:rPr>
-          <w:rPr>
-            <w:color w:val="0000EE"/>
-            <w:u w:val="single"/>
-          </w:rPr>
-          <w:t>5:5–6</w:t>
-        </w:r>
-      </w:hyperlink>
+      <w:r>
+        <w:rPr>
+          <w:lang w:val="en_US" w:bidi="en_US"/>
+        </w:rPr>
+        <w:t>5:5–6</w:t>
+      </w:r>
       <w:r>
         <w:rPr>
           <w:lang w:val="en_US" w:bidi="en_US"/>
         </w:rPr>
         <w:t xml:space="preserve">, </w:t>
       </w:r>
-      <w:hyperlink r:id="rId38">
-        <w:r>
-          <w:rPr>
-            <w:lang w:val="en_US" w:bidi="en_US"/>
-          </w:rPr>
-          <w:rPr>
-            <w:color w:val="0000EE"/>
-            <w:u w:val="single"/>
-          </w:rPr>
-          <w:t>16–26</w:t>
-        </w:r>
-      </w:hyperlink>
+      <w:r>
+        <w:rPr>
+          <w:lang w:val="en_US" w:bidi="en_US"/>
+        </w:rPr>
+        <w:t>16–26</w:t>
+      </w:r>
       <w:r>
         <w:rPr>
           <w:lang w:val="en_US" w:bidi="en_US"/>
         </w:rPr>
         <w:t xml:space="preserve">; </w:t>
       </w:r>
-      <w:hyperlink r:id="rId39">
-        <w:r>
-          <w:rPr>
-            <w:lang w:val="en_US" w:bidi="en_US"/>
-          </w:rPr>
-          <w:rPr>
-            <w:color w:val="0000EE"/>
-            <w:u w:val="single"/>
-          </w:rPr>
-          <w:t>Ephesians 1:13–14</w:t>
-        </w:r>
-      </w:hyperlink>
+      <w:r>
+        <w:rPr>
+          <w:lang w:val="en_US" w:bidi="en_US"/>
+        </w:rPr>
+        <w:t>Ephesians 1:13–14</w:t>
+      </w:r>
       <w:r>
         <w:rPr>
           <w:lang w:val="en_US" w:bidi="en_US"/>
@@ -1719,36 +1551,24 @@
         </w:rPr>
         <w:t xml:space="preserve"> A pledge is a commercial term for a deposit or down payment, guaranteeing full possession (see </w:t>
       </w:r>
-      <w:hyperlink r:id="rId40">
-        <w:r>
-          <w:rPr>
-            <w:lang w:val="en_US" w:bidi="en_US"/>
-          </w:rPr>
-          <w:rPr>
-            <w:color w:val="0000EE"/>
-            <w:u w:val="single"/>
-          </w:rPr>
-          <w:t>2 Corinthians 5:5</w:t>
-        </w:r>
-      </w:hyperlink>
+      <w:r>
+        <w:rPr>
+          <w:lang w:val="en_US" w:bidi="en_US"/>
+        </w:rPr>
+        <w:t>2 Corinthians 5:5</w:t>
+      </w:r>
       <w:r>
         <w:rPr>
           <w:lang w:val="en_US" w:bidi="en_US"/>
         </w:rPr>
         <w:t xml:space="preserve">; </w:t>
       </w:r>
-      <w:hyperlink r:id="rId41">
-        <w:r>
-          <w:rPr>
-            <w:lang w:val="en_US" w:bidi="en_US"/>
-          </w:rPr>
-          <w:rPr>
-            <w:color w:val="0000EE"/>
-            <w:u w:val="single"/>
-          </w:rPr>
-          <w:t>Ephesians 1:14</w:t>
-        </w:r>
-      </w:hyperlink>
+      <w:r>
+        <w:rPr>
+          <w:lang w:val="en_US" w:bidi="en_US"/>
+        </w:rPr>
+        <w:t>Ephesians 1:14</w:t>
+      </w:r>
       <w:r>
         <w:rPr>
           <w:lang w:val="en_US" w:bidi="en_US"/>
@@ -1810,180 +1630,120 @@
         </w:rPr>
         <w:t xml:space="preserve">: This mild oath shows he is telling the truth (see </w:t>
       </w:r>
-      <w:hyperlink r:id="rId42">
-        <w:r>
-          <w:rPr>
-            <w:lang w:val="en_US" w:bidi="en_US"/>
-          </w:rPr>
-          <w:rPr>
-            <w:color w:val="0000EE"/>
-            <w:u w:val="single"/>
-          </w:rPr>
-          <w:t>1 Samuel 12:5</w:t>
-        </w:r>
-      </w:hyperlink>
+      <w:r>
+        <w:rPr>
+          <w:lang w:val="en_US" w:bidi="en_US"/>
+        </w:rPr>
+        <w:t>1 Samuel 12:5</w:t>
+      </w:r>
       <w:r>
         <w:rPr>
           <w:lang w:val="en_US" w:bidi="en_US"/>
         </w:rPr>
         <w:t xml:space="preserve">; </w:t>
       </w:r>
-      <w:hyperlink r:id="rId43">
-        <w:r>
-          <w:rPr>
-            <w:lang w:val="en_US" w:bidi="en_US"/>
-          </w:rPr>
-          <w:rPr>
-            <w:color w:val="0000EE"/>
-            <w:u w:val="single"/>
-          </w:rPr>
-          <w:t>20:12</w:t>
-        </w:r>
-      </w:hyperlink>
+      <w:r>
+        <w:rPr>
+          <w:lang w:val="en_US" w:bidi="en_US"/>
+        </w:rPr>
+        <w:t>20:12</w:t>
+      </w:r>
       <w:r>
         <w:rPr>
           <w:lang w:val="en_US" w:bidi="en_US"/>
         </w:rPr>
         <w:t xml:space="preserve">; </w:t>
       </w:r>
-      <w:hyperlink r:id="rId44">
-        <w:r>
-          <w:rPr>
-            <w:lang w:val="en_US" w:bidi="en_US"/>
-          </w:rPr>
-          <w:rPr>
-            <w:color w:val="0000EE"/>
-            <w:u w:val="single"/>
-          </w:rPr>
-          <w:t>Job 16:19</w:t>
-        </w:r>
-      </w:hyperlink>
+      <w:r>
+        <w:rPr>
+          <w:lang w:val="en_US" w:bidi="en_US"/>
+        </w:rPr>
+        <w:t>Job 16:19</w:t>
+      </w:r>
       <w:r>
         <w:rPr>
           <w:lang w:val="en_US" w:bidi="en_US"/>
         </w:rPr>
         <w:t xml:space="preserve">; compare </w:t>
       </w:r>
-      <w:hyperlink r:id="rId45">
-        <w:r>
-          <w:rPr>
-            <w:lang w:val="en_US" w:bidi="en_US"/>
-          </w:rPr>
-          <w:rPr>
-            <w:color w:val="0000EE"/>
-            <w:u w:val="single"/>
-          </w:rPr>
-          <w:t>Ruth 1:17</w:t>
-        </w:r>
-      </w:hyperlink>
+      <w:r>
+        <w:rPr>
+          <w:lang w:val="en_US" w:bidi="en_US"/>
+        </w:rPr>
+        <w:t>Ruth 1:17</w:t>
+      </w:r>
       <w:r>
         <w:rPr>
           <w:lang w:val="en_US" w:bidi="en_US"/>
         </w:rPr>
         <w:t xml:space="preserve">; </w:t>
       </w:r>
-      <w:hyperlink r:id="rId46">
-        <w:r>
-          <w:rPr>
-            <w:lang w:val="en_US" w:bidi="en_US"/>
-          </w:rPr>
-          <w:rPr>
-            <w:color w:val="0000EE"/>
-            <w:u w:val="single"/>
-          </w:rPr>
-          <w:t>1 Samuel 14:44</w:t>
-        </w:r>
-      </w:hyperlink>
+      <w:r>
+        <w:rPr>
+          <w:lang w:val="en_US" w:bidi="en_US"/>
+        </w:rPr>
+        <w:t>1 Samuel 14:44</w:t>
+      </w:r>
       <w:r>
         <w:rPr>
           <w:lang w:val="en_US" w:bidi="en_US"/>
         </w:rPr>
         <w:t xml:space="preserve">; </w:t>
       </w:r>
-      <w:hyperlink r:id="rId47">
-        <w:r>
-          <w:rPr>
-            <w:lang w:val="en_US" w:bidi="en_US"/>
-          </w:rPr>
-          <w:rPr>
-            <w:color w:val="0000EE"/>
-            <w:u w:val="single"/>
-          </w:rPr>
-          <w:t>2 Samuel 3:35</w:t>
-        </w:r>
-      </w:hyperlink>
+      <w:r>
+        <w:rPr>
+          <w:lang w:val="en_US" w:bidi="en_US"/>
+        </w:rPr>
+        <w:t>2 Samuel 3:35</w:t>
+      </w:r>
       <w:r>
         <w:rPr>
           <w:lang w:val="en_US" w:bidi="en_US"/>
         </w:rPr>
         <w:t xml:space="preserve">; </w:t>
       </w:r>
-      <w:hyperlink r:id="rId48">
-        <w:r>
-          <w:rPr>
-            <w:lang w:val="en_US" w:bidi="en_US"/>
-          </w:rPr>
-          <w:rPr>
-            <w:color w:val="0000EE"/>
-            <w:u w:val="single"/>
-          </w:rPr>
-          <w:t>1 Kings 2:23</w:t>
-        </w:r>
-      </w:hyperlink>
+      <w:r>
+        <w:rPr>
+          <w:lang w:val="en_US" w:bidi="en_US"/>
+        </w:rPr>
+        <w:t>1 Kings 2:23</w:t>
+      </w:r>
       <w:r>
         <w:rPr>
           <w:lang w:val="en_US" w:bidi="en_US"/>
         </w:rPr>
         <w:t xml:space="preserve">; </w:t>
       </w:r>
-      <w:hyperlink r:id="rId49">
-        <w:r>
-          <w:rPr>
-            <w:lang w:val="en_US" w:bidi="en_US"/>
-          </w:rPr>
-          <w:rPr>
-            <w:color w:val="0000EE"/>
-            <w:u w:val="single"/>
-          </w:rPr>
-          <w:t>Jeremiah 42:5</w:t>
-        </w:r>
-      </w:hyperlink>
+      <w:r>
+        <w:rPr>
+          <w:lang w:val="en_US" w:bidi="en_US"/>
+        </w:rPr>
+        <w:t>Jeremiah 42:5</w:t>
+      </w:r>
       <w:r>
         <w:rPr>
           <w:lang w:val="en_US" w:bidi="en_US"/>
         </w:rPr>
         <w:t>). Paul changed his travel plans to avoid giving them a severe rebuke (</w:t>
       </w:r>
-      <w:hyperlink r:id="rId50">
-        <w:r>
-          <w:rPr>
-            <w:lang w:val="en_US" w:bidi="en_US"/>
-          </w:rPr>
-          <w:rPr>
-            <w:color w:val="0000EE"/>
-            <w:u w:val="single"/>
-          </w:rPr>
-          <w:t>2 Corinthians 1:23</w:t>
-        </w:r>
-      </w:hyperlink>
+      <w:r>
+        <w:rPr>
+          <w:lang w:val="en_US" w:bidi="en_US"/>
+        </w:rPr>
+        <w:t>2 Corinthians 1:23</w:t>
+      </w:r>
       <w:r>
         <w:rPr>
           <w:lang w:val="en_US" w:bidi="en_US"/>
         </w:rPr>
         <w:t>) and to prevent another painful visit (</w:t>
       </w:r>
-      <w:hyperlink r:id="rId51">
-        <w:r>
-          <w:rPr>
-            <w:lang w:val="en_US" w:bidi="en_US"/>
-          </w:rPr>
-          <w:rPr>
-            <w:color w:val="0000EE"/>
-            <w:u w:val="single"/>
-          </w:rPr>
-          <w:t>2:1</w:t>
-        </w:r>
-      </w:hyperlink>
+      <w:r>
+        <w:rPr>
+          <w:lang w:val="en_US" w:bidi="en_US"/>
+        </w:rPr>
+        <w:t>2:1</w:t>
+      </w:r>
       <w:r>
         <w:rPr>
           <w:lang w:val="en_US" w:bidi="en_US"/>
@@ -2038,54 +1798,36 @@
         </w:rPr>
         <w:t xml:space="preserve">Paul's earlier visit was very painful and caused him great distress. This visit is not recorded in Acts. It likely happened during Paul's three-year ministry in Ephesus (see </w:t>
       </w:r>
-      <w:hyperlink r:id="rId52">
-        <w:r>
-          <w:rPr>
-            <w:lang w:val="en_US" w:bidi="en_US"/>
-          </w:rPr>
-          <w:rPr>
-            <w:color w:val="0000EE"/>
-            <w:u w:val="single"/>
-          </w:rPr>
-          <w:t>Acts 19:8–22</w:t>
-        </w:r>
-      </w:hyperlink>
+      <w:r>
+        <w:rPr>
+          <w:lang w:val="en_US" w:bidi="en_US"/>
+        </w:rPr>
+        <w:t>Acts 19:8–22</w:t>
+      </w:r>
       <w:r>
         <w:rPr>
           <w:lang w:val="en_US" w:bidi="en_US"/>
         </w:rPr>
         <w:t>). During that visit, Paul strongly criticized the church (</w:t>
       </w:r>
-      <w:hyperlink r:id="rId50">
-        <w:r>
-          <w:rPr>
-            <w:lang w:val="en_US" w:bidi="en_US"/>
-          </w:rPr>
-          <w:rPr>
-            <w:color w:val="0000EE"/>
-            <w:u w:val="single"/>
-          </w:rPr>
-          <w:t>2 Corinthians 1:23</w:t>
-        </w:r>
-      </w:hyperlink>
+      <w:r>
+        <w:rPr>
+          <w:lang w:val="en_US" w:bidi="en_US"/>
+        </w:rPr>
+        <w:t>2 Corinthians 1:23</w:t>
+      </w:r>
       <w:r>
         <w:rPr>
           <w:lang w:val="en_US" w:bidi="en_US"/>
         </w:rPr>
         <w:t>) and an unnamed man insulted him (</w:t>
       </w:r>
-      <w:hyperlink r:id="rId53">
-        <w:r>
-          <w:rPr>
-            <w:lang w:val="en_US" w:bidi="en_US"/>
-          </w:rPr>
-          <w:rPr>
-            <w:color w:val="0000EE"/>
-            <w:u w:val="single"/>
-          </w:rPr>
-          <w:t>2:5–11</w:t>
-        </w:r>
-      </w:hyperlink>
+      <w:r>
+        <w:rPr>
+          <w:lang w:val="en_US" w:bidi="en_US"/>
+        </w:rPr>
+        <w:t>2:5–11</w:t>
+      </w:r>
       <w:r>
         <w:rPr>
           <w:lang w:val="en_US" w:bidi="en_US"/>
@@ -2140,36 +1882,24 @@
         </w:rPr>
         <w:t>After his painful visit (</w:t>
       </w:r>
-      <w:hyperlink r:id="rId51">
-        <w:r>
-          <w:rPr>
-            <w:lang w:val="en_US" w:bidi="en_US"/>
-          </w:rPr>
-          <w:rPr>
-            <w:color w:val="0000EE"/>
-            <w:u w:val="single"/>
-          </w:rPr>
-          <w:t>2:1</w:t>
-        </w:r>
-      </w:hyperlink>
+      <w:r>
+        <w:rPr>
+          <w:lang w:val="en_US" w:bidi="en_US"/>
+        </w:rPr>
+        <w:t>2:1</w:t>
+      </w:r>
       <w:r>
         <w:rPr>
           <w:lang w:val="en_US" w:bidi="en_US"/>
         </w:rPr>
         <w:t xml:space="preserve">), Paul wrote a letter with great anguish and many tears. It was meant for the Corinthians' benefit. That letter (see also </w:t>
       </w:r>
-      <w:hyperlink r:id="rId54">
-        <w:r>
-          <w:rPr>
-            <w:lang w:val="en_US" w:bidi="en_US"/>
-          </w:rPr>
-          <w:rPr>
-            <w:color w:val="0000EE"/>
-            <w:u w:val="single"/>
-          </w:rPr>
-          <w:t>7:8–10</w:t>
-        </w:r>
-      </w:hyperlink>
+      <w:r>
+        <w:rPr>
+          <w:lang w:val="en_US" w:bidi="en_US"/>
+        </w:rPr>
+        <w:t>7:8–10</w:t>
+      </w:r>
       <w:r>
         <w:rPr>
           <w:lang w:val="en_US" w:bidi="en_US"/>
@@ -2224,18 +1954,12 @@
         </w:rPr>
         <w:t>These verses result from Paul's earlier visit and the insult he received. After Paul's severe but tearful letter, the church condemned the man's behavior and disciplined him (</w:t>
       </w:r>
-      <w:hyperlink r:id="rId55">
-        <w:r>
-          <w:rPr>
-            <w:lang w:val="en_US" w:bidi="en_US"/>
-          </w:rPr>
-          <w:rPr>
-            <w:color w:val="0000EE"/>
-            <w:u w:val="single"/>
-          </w:rPr>
-          <w:t>2:6</w:t>
-        </w:r>
-      </w:hyperlink>
+      <w:r>
+        <w:rPr>
+          <w:lang w:val="en_US" w:bidi="en_US"/>
+        </w:rPr>
+        <w:t>2:6</w:t>
+      </w:r>
       <w:r>
         <w:rPr>
           <w:lang w:val="en_US" w:bidi="en_US"/>
@@ -2319,54 +2043,36 @@
         </w:rPr>
         <w:t xml:space="preserve">: Compare </w:t>
       </w:r>
-      <w:hyperlink r:id="rId56">
-        <w:r>
-          <w:rPr>
-            <w:lang w:val="en_US" w:bidi="en_US"/>
-          </w:rPr>
-          <w:rPr>
-            <w:color w:val="0000EE"/>
-            <w:u w:val="single"/>
-          </w:rPr>
-          <w:t>11:3</w:t>
-        </w:r>
-      </w:hyperlink>
+      <w:r>
+        <w:rPr>
+          <w:lang w:val="en_US" w:bidi="en_US"/>
+        </w:rPr>
+        <w:t>11:3</w:t>
+      </w:r>
       <w:r>
         <w:rPr>
           <w:lang w:val="en_US" w:bidi="en_US"/>
         </w:rPr>
         <w:t xml:space="preserve">, </w:t>
       </w:r>
-      <w:hyperlink r:id="rId57">
-        <w:r>
-          <w:rPr>
-            <w:lang w:val="en_US" w:bidi="en_US"/>
-          </w:rPr>
-          <w:rPr>
-            <w:color w:val="0000EE"/>
-            <w:u w:val="single"/>
-          </w:rPr>
-          <w:t>14</w:t>
-        </w:r>
-      </w:hyperlink>
+      <w:r>
+        <w:rPr>
+          <w:lang w:val="en_US" w:bidi="en_US"/>
+        </w:rPr>
+        <w:t>14</w:t>
+      </w:r>
       <w:r>
         <w:rPr>
           <w:lang w:val="en_US" w:bidi="en_US"/>
         </w:rPr>
         <w:t xml:space="preserve">; </w:t>
       </w:r>
-      <w:hyperlink r:id="rId58">
-        <w:r>
-          <w:rPr>
-            <w:lang w:val="en_US" w:bidi="en_US"/>
-          </w:rPr>
-          <w:rPr>
-            <w:color w:val="0000EE"/>
-            <w:u w:val="single"/>
-          </w:rPr>
-          <w:t>Ephesians 6:11</w:t>
-        </w:r>
-      </w:hyperlink>
+      <w:r>
+        <w:rPr>
+          <w:lang w:val="en_US" w:bidi="en_US"/>
+        </w:rPr>
+        <w:t>Ephesians 6:11</w:t>
+      </w:r>
       <w:r>
         <w:rPr>
           <w:lang w:val="en_US" w:bidi="en_US"/>
@@ -2421,54 +2127,36 @@
         </w:rPr>
         <w:t>After the riot at Ephesus (</w:t>
       </w:r>
-      <w:hyperlink r:id="rId59">
-        <w:r>
-          <w:rPr>
-            <w:lang w:val="en_US" w:bidi="en_US"/>
-          </w:rPr>
-          <w:rPr>
-            <w:color w:val="0000EE"/>
-            <w:u w:val="single"/>
-          </w:rPr>
-          <w:t>Acts 19:1–20:1</w:t>
-        </w:r>
-      </w:hyperlink>
+      <w:r>
+        <w:rPr>
+          <w:lang w:val="en_US" w:bidi="en_US"/>
+        </w:rPr>
+        <w:t>Acts 19:1–20:1</w:t>
+      </w:r>
       <w:r>
         <w:rPr>
           <w:lang w:val="en_US" w:bidi="en_US"/>
         </w:rPr>
         <w:t>), Paul traveled to the seaport of Troas (</w:t>
       </w:r>
-      <w:hyperlink r:id="rId60">
-        <w:r>
-          <w:rPr>
-            <w:lang w:val="en_US" w:bidi="en_US"/>
-          </w:rPr>
-          <w:rPr>
-            <w:color w:val="0000EE"/>
-            <w:u w:val="single"/>
-          </w:rPr>
-          <w:t>Acts 20:5</w:t>
-        </w:r>
-      </w:hyperlink>
+      <w:r>
+        <w:rPr>
+          <w:lang w:val="en_US" w:bidi="en_US"/>
+        </w:rPr>
+        <w:t>Acts 20:5</w:t>
+      </w:r>
       <w:r>
         <w:rPr>
           <w:lang w:val="en_US" w:bidi="en_US"/>
         </w:rPr>
         <w:t>). He was eager to hear from Titus about the outcome of the serious but emotional letter (</w:t>
       </w:r>
-      <w:hyperlink r:id="rId61">
-        <w:r>
-          <w:rPr>
-            <w:lang w:val="en_US" w:bidi="en_US"/>
-          </w:rPr>
-          <w:rPr>
-            <w:color w:val="0000EE"/>
-            <w:u w:val="single"/>
-          </w:rPr>
-          <w:t>2 Corinthians 2:4</w:t>
-        </w:r>
-      </w:hyperlink>
+      <w:r>
+        <w:rPr>
+          <w:lang w:val="en_US" w:bidi="en_US"/>
+        </w:rPr>
+        <w:t>2 Corinthians 2:4</w:t>
+      </w:r>
       <w:r>
         <w:rPr>
           <w:lang w:val="en_US" w:bidi="en_US"/>
@@ -2523,72 +2211,48 @@
         </w:rPr>
         <w:t xml:space="preserve">Like captives in a Roman general’s victory parade, Paul was part of Christ’s triumphal procession (compare </w:t>
       </w:r>
-      <w:hyperlink r:id="rId62">
-        <w:r>
-          <w:rPr>
-            <w:lang w:val="en_US" w:bidi="en_US"/>
-          </w:rPr>
-          <w:rPr>
-            <w:color w:val="0000EE"/>
-            <w:u w:val="single"/>
-          </w:rPr>
-          <w:t>1 Corinthians 4:9</w:t>
-        </w:r>
-      </w:hyperlink>
+      <w:r>
+        <w:rPr>
+          <w:lang w:val="en_US" w:bidi="en_US"/>
+        </w:rPr>
+        <w:t>1 Corinthians 4:9</w:t>
+      </w:r>
       <w:r>
         <w:rPr>
           <w:lang w:val="en_US" w:bidi="en_US"/>
         </w:rPr>
         <w:t xml:space="preserve">; </w:t>
       </w:r>
-      <w:hyperlink r:id="rId63">
-        <w:r>
-          <w:rPr>
-            <w:lang w:val="en_US" w:bidi="en_US"/>
-          </w:rPr>
-          <w:rPr>
-            <w:color w:val="0000EE"/>
-            <w:u w:val="single"/>
-          </w:rPr>
-          <w:t>Ephesians 4:7–11</w:t>
-        </w:r>
-      </w:hyperlink>
+      <w:r>
+        <w:rPr>
+          <w:lang w:val="en_US" w:bidi="en_US"/>
+        </w:rPr>
+        <w:t>Ephesians 4:7–11</w:t>
+      </w:r>
       <w:r>
         <w:rPr>
           <w:lang w:val="en_US" w:bidi="en_US"/>
         </w:rPr>
         <w:t xml:space="preserve">), showing signs of willing service (see </w:t>
       </w:r>
-      <w:hyperlink r:id="rId64">
-        <w:r>
-          <w:rPr>
-            <w:lang w:val="en_US" w:bidi="en_US"/>
-          </w:rPr>
-          <w:rPr>
-            <w:color w:val="0000EE"/>
-            <w:u w:val="single"/>
-          </w:rPr>
-          <w:t>Romans 1:1</w:t>
-        </w:r>
-      </w:hyperlink>
+      <w:r>
+        <w:rPr>
+          <w:lang w:val="en_US" w:bidi="en_US"/>
+        </w:rPr>
+        <w:t>Romans 1:1</w:t>
+      </w:r>
       <w:r>
         <w:rPr>
           <w:lang w:val="en_US" w:bidi="en_US"/>
         </w:rPr>
         <w:t xml:space="preserve">; </w:t>
       </w:r>
-      <w:hyperlink r:id="rId65">
-        <w:r>
-          <w:rPr>
-            <w:lang w:val="en_US" w:bidi="en_US"/>
-          </w:rPr>
-          <w:rPr>
-            <w:color w:val="0000EE"/>
-            <w:u w:val="single"/>
-          </w:rPr>
-          <w:t>Galatians 6:17</w:t>
-        </w:r>
-      </w:hyperlink>
+      <w:r>
+        <w:rPr>
+          <w:lang w:val="en_US" w:bidi="en_US"/>
+        </w:rPr>
+        <w:t>Galatians 6:17</w:t>
+      </w:r>
       <w:r>
         <w:rPr>
           <w:lang w:val="en_US" w:bidi="en_US"/>
@@ -2643,18 +2307,12 @@
         </w:rPr>
         <w:t xml:space="preserve">At this point, the story about finding Titus stops and will continue at </w:t>
       </w:r>
-      <w:hyperlink r:id="rId66">
-        <w:r>
-          <w:rPr>
-            <w:lang w:val="en_US" w:bidi="en_US"/>
-          </w:rPr>
-          <w:rPr>
-            <w:color w:val="0000EE"/>
-            <w:u w:val="single"/>
-          </w:rPr>
-          <w:t>7:5</w:t>
-        </w:r>
-      </w:hyperlink>
+      <w:r>
+        <w:rPr>
+          <w:lang w:val="en_US" w:bidi="en_US"/>
+        </w:rPr>
+        <w:t>7:5</w:t>
+      </w:r>
       <w:r>
         <w:rPr>
           <w:lang w:val="en_US" w:bidi="en_US"/>
@@ -2709,18 +2367,12 @@
         </w:rPr>
         <w:t xml:space="preserve">Incense was scattered along the parade route of a victorious Roman general, and people received it in two ways. For the captives heading to the arena and death, it smelled like death and doom. For the victors, it was a life-giving perfume. This is similar to those who share the good news about Jesus. It either leads to eternal life or seals the fate of those who reject it (compare </w:t>
       </w:r>
-      <w:hyperlink r:id="rId67">
-        <w:r>
-          <w:rPr>
-            <w:lang w:val="en_US" w:bidi="en_US"/>
-          </w:rPr>
-          <w:rPr>
-            <w:color w:val="0000EE"/>
-            <w:u w:val="single"/>
-          </w:rPr>
-          <w:t>1 Corinthians 1:18</w:t>
-        </w:r>
-      </w:hyperlink>
+      <w:r>
+        <w:rPr>
+          <w:lang w:val="en_US" w:bidi="en_US"/>
+        </w:rPr>
+        <w:t>1 Corinthians 1:18</w:t>
+      </w:r>
       <w:r>
         <w:rPr>
           <w:lang w:val="en_US" w:bidi="en_US"/>
@@ -2797,54 +2449,36 @@
         </w:rPr>
         <w:t xml:space="preserve">They preach for personal gain and distort the truth, like merchants in Paul's time who sold poor-quality goods or innkeepers who diluted wine. In contrast, Paul preached sincerely and with Christ's authority (compare </w:t>
       </w:r>
-      <w:hyperlink r:id="rId68">
-        <w:r>
-          <w:rPr>
-            <w:lang w:val="en_US" w:bidi="en_US"/>
-          </w:rPr>
-          <w:rPr>
-            <w:color w:val="0000EE"/>
-            <w:u w:val="single"/>
-          </w:rPr>
-          <w:t>1:12</w:t>
-        </w:r>
-      </w:hyperlink>
+      <w:r>
+        <w:rPr>
+          <w:lang w:val="en_US" w:bidi="en_US"/>
+        </w:rPr>
+        <w:t>1:12</w:t>
+      </w:r>
       <w:r>
         <w:rPr>
           <w:lang w:val="en_US" w:bidi="en_US"/>
         </w:rPr>
         <w:t xml:space="preserve">; </w:t>
       </w:r>
-      <w:hyperlink r:id="rId69">
-        <w:r>
-          <w:rPr>
-            <w:lang w:val="en_US" w:bidi="en_US"/>
-          </w:rPr>
-          <w:rPr>
-            <w:color w:val="0000EE"/>
-            <w:u w:val="single"/>
-          </w:rPr>
-          <w:t>4:2</w:t>
-        </w:r>
-      </w:hyperlink>
+      <w:r>
+        <w:rPr>
+          <w:lang w:val="en_US" w:bidi="en_US"/>
+        </w:rPr>
+        <w:t>4:2</w:t>
+      </w:r>
       <w:r>
         <w:rPr>
           <w:lang w:val="en_US" w:bidi="en_US"/>
         </w:rPr>
         <w:t xml:space="preserve">). Paul denies having selfish motives again in </w:t>
       </w:r>
-      <w:hyperlink r:id="rId70">
-        <w:r>
-          <w:rPr>
-            <w:lang w:val="en_US" w:bidi="en_US"/>
-          </w:rPr>
-          <w:rPr>
-            <w:color w:val="0000EE"/>
-            <w:u w:val="single"/>
-          </w:rPr>
-          <w:t>11:1–12:21</w:t>
-        </w:r>
-      </w:hyperlink>
+      <w:r>
+        <w:rPr>
+          <w:lang w:val="en_US" w:bidi="en_US"/>
+        </w:rPr>
+        <w:t>11:1–12:21</w:t>
+      </w:r>
       <w:r>
         <w:rPr>
           <w:lang w:val="en_US" w:bidi="en_US"/>
@@ -2899,36 +2533,24 @@
         </w:rPr>
         <w:t xml:space="preserve">Paul’s ministry was proven by the lives changed by the good news about Jesus, not by a letter of recommendation (compare </w:t>
       </w:r>
-      <w:hyperlink r:id="rId71">
-        <w:r>
-          <w:rPr>
-            <w:lang w:val="en_US" w:bidi="en_US"/>
-          </w:rPr>
-          <w:rPr>
-            <w:color w:val="0000EE"/>
-            <w:u w:val="single"/>
-          </w:rPr>
-          <w:t>Acts 18:27</w:t>
-        </w:r>
-      </w:hyperlink>
+      <w:r>
+        <w:rPr>
+          <w:lang w:val="en_US" w:bidi="en_US"/>
+        </w:rPr>
+        <w:t>Acts 18:27</w:t>
+      </w:r>
       <w:r>
         <w:rPr>
           <w:lang w:val="en_US" w:bidi="en_US"/>
         </w:rPr>
         <w:t>). Christ, who caused this change, used Paul to guide believers to him. The true signs are not in letters written with pen and ink on parchment, but in the fruit of the Spirit (</w:t>
       </w:r>
-      <w:hyperlink r:id="rId72">
-        <w:r>
-          <w:rPr>
-            <w:lang w:val="en_US" w:bidi="en_US"/>
-          </w:rPr>
-          <w:rPr>
-            <w:color w:val="0000EE"/>
-            <w:u w:val="single"/>
-          </w:rPr>
-          <w:t>Galatians 5:22–23</w:t>
-        </w:r>
-      </w:hyperlink>
+      <w:r>
+        <w:rPr>
+          <w:lang w:val="en_US" w:bidi="en_US"/>
+        </w:rPr>
+        <w:t>Galatians 5:22–23</w:t>
+      </w:r>
       <w:r>
         <w:rPr>
           <w:lang w:val="en_US" w:bidi="en_US"/>
@@ -2983,36 +2605,24 @@
         </w:rPr>
         <w:t>The old written covenant refers to the law of Moses as interpreted by Jewish rabbis. It results in death for those who see it as a path to salvation. The law is good (</w:t>
       </w:r>
-      <w:hyperlink r:id="rId73">
-        <w:r>
-          <w:rPr>
-            <w:lang w:val="en_US" w:bidi="en_US"/>
-          </w:rPr>
-          <w:rPr>
-            <w:color w:val="0000EE"/>
-            <w:u w:val="single"/>
-          </w:rPr>
-          <w:t>Romans 7:12–14</w:t>
-        </w:r>
-      </w:hyperlink>
+      <w:r>
+        <w:rPr>
+          <w:lang w:val="en_US" w:bidi="en_US"/>
+        </w:rPr>
+        <w:t>Romans 7:12–14</w:t>
+      </w:r>
       <w:r>
         <w:rPr>
           <w:lang w:val="en_US" w:bidi="en_US"/>
         </w:rPr>
         <w:t>), but those who try to earn merit through it fail. Earning merit through the law leads to either wrongdoing or pride. In both cases, the law brings condemnation (</w:t>
       </w:r>
-      <w:hyperlink r:id="rId74">
-        <w:r>
-          <w:rPr>
-            <w:lang w:val="en_US" w:bidi="en_US"/>
-          </w:rPr>
-          <w:rPr>
-            <w:color w:val="0000EE"/>
-            <w:u w:val="single"/>
-          </w:rPr>
-          <w:t>2 Corinthians 3:9</w:t>
-        </w:r>
-      </w:hyperlink>
+      <w:r>
+        <w:rPr>
+          <w:lang w:val="en_US" w:bidi="en_US"/>
+        </w:rPr>
+        <w:t>2 Corinthians 3:9</w:t>
+      </w:r>
       <w:r>
         <w:rPr>
           <w:lang w:val="en_US" w:bidi="en_US"/>
@@ -3067,36 +2677,24 @@
         </w:rPr>
         <w:t>Paul compares his ministry to others by contrasting the old covenant of written laws (</w:t>
       </w:r>
-      <w:hyperlink r:id="rId75">
-        <w:r>
-          <w:rPr>
-            <w:lang w:val="en_US" w:bidi="en_US"/>
-          </w:rPr>
-          <w:rPr>
-            <w:color w:val="0000EE"/>
-            <w:u w:val="single"/>
-          </w:rPr>
-          <w:t>Exodus 31:18</w:t>
-        </w:r>
-      </w:hyperlink>
+      <w:r>
+        <w:rPr>
+          <w:lang w:val="en_US" w:bidi="en_US"/>
+        </w:rPr>
+        <w:t>Exodus 31:18</w:t>
+      </w:r>
       <w:r>
         <w:rPr>
           <w:lang w:val="en_US" w:bidi="en_US"/>
         </w:rPr>
         <w:t>) with the new covenant written on human hearts (</w:t>
       </w:r>
-      <w:hyperlink r:id="rId76">
-        <w:r>
-          <w:rPr>
-            <w:lang w:val="en_US" w:bidi="en_US"/>
-          </w:rPr>
-          <w:rPr>
-            <w:color w:val="0000EE"/>
-            <w:u w:val="single"/>
-          </w:rPr>
-          <w:t>Jeremiah 31:33</w:t>
-        </w:r>
-      </w:hyperlink>
+      <w:r>
+        <w:rPr>
+          <w:lang w:val="en_US" w:bidi="en_US"/>
+        </w:rPr>
+        <w:t>Jeremiah 31:33</w:t>
+      </w:r>
       <w:r>
         <w:rPr>
           <w:lang w:val="en_US" w:bidi="en_US"/>
@@ -3155,18 +2753,12 @@
         </w:rPr>
         <w:t>The old covenant had moments of glory, like when the face of Moses shone from talking with the Lord (</w:t>
       </w:r>
-      <w:hyperlink r:id="rId77">
-        <w:r>
-          <w:rPr>
-            <w:lang w:val="en_US" w:bidi="en_US"/>
-          </w:rPr>
-          <w:rPr>
-            <w:color w:val="0000EE"/>
-            <w:u w:val="single"/>
-          </w:rPr>
-          <w:t>Exodus 34:29–35</w:t>
-        </w:r>
-      </w:hyperlink>
+      <w:r>
+        <w:rPr>
+          <w:lang w:val="en_US" w:bidi="en_US"/>
+        </w:rPr>
+        <w:t>Exodus 34:29–35</w:t>
+      </w:r>
       <w:r>
         <w:rPr>
           <w:lang w:val="en_US" w:bidi="en_US"/>
@@ -3191,18 +2783,12 @@
         </w:rPr>
         <w:t>The old way has been replaced by the new, eternal way (</w:t>
       </w:r>
-      <w:hyperlink r:id="rId78">
-        <w:r>
-          <w:rPr>
-            <w:lang w:val="en_US" w:bidi="en_US"/>
-          </w:rPr>
-          <w:rPr>
-            <w:color w:val="0000EE"/>
-            <w:u w:val="single"/>
-          </w:rPr>
-          <w:t>Hebrews 8:8–13</w:t>
-        </w:r>
-      </w:hyperlink>
+      <w:r>
+        <w:rPr>
+          <w:lang w:val="en_US" w:bidi="en_US"/>
+        </w:rPr>
+        <w:t>Hebrews 8:8–13</w:t>
+      </w:r>
       <w:r>
         <w:rPr>
           <w:lang w:val="en_US" w:bidi="en_US"/>
@@ -3305,144 +2891,96 @@
         </w:rPr>
         <w:t>Believers who turn to the Lord find freedom in the Spirit. We gain something Moses never experienced as we become more like Christ (</w:t>
       </w:r>
-      <w:hyperlink r:id="rId79">
-        <w:r>
-          <w:rPr>
-            <w:lang w:val="en_US" w:bidi="en_US"/>
-          </w:rPr>
-          <w:rPr>
-            <w:color w:val="0000EE"/>
-            <w:u w:val="single"/>
-          </w:rPr>
-          <w:t>4:4</w:t>
-        </w:r>
-      </w:hyperlink>
+      <w:r>
+        <w:rPr>
+          <w:lang w:val="en_US" w:bidi="en_US"/>
+        </w:rPr>
+        <w:t>4:4</w:t>
+      </w:r>
       <w:r>
         <w:rPr>
           <w:lang w:val="en_US" w:bidi="en_US"/>
         </w:rPr>
         <w:t xml:space="preserve">; </w:t>
       </w:r>
-      <w:hyperlink r:id="rId80">
-        <w:r>
-          <w:rPr>
-            <w:lang w:val="en_US" w:bidi="en_US"/>
-          </w:rPr>
-          <w:rPr>
-            <w:color w:val="0000EE"/>
-            <w:u w:val="single"/>
-          </w:rPr>
-          <w:t>John 1:1–14</w:t>
-        </w:r>
-      </w:hyperlink>
+      <w:r>
+        <w:rPr>
+          <w:lang w:val="en_US" w:bidi="en_US"/>
+        </w:rPr>
+        <w:t>John 1:1–14</w:t>
+      </w:r>
       <w:r>
         <w:rPr>
           <w:lang w:val="en_US" w:bidi="en_US"/>
         </w:rPr>
         <w:t xml:space="preserve">; </w:t>
       </w:r>
-      <w:hyperlink r:id="rId81">
-        <w:r>
-          <w:rPr>
-            <w:lang w:val="en_US" w:bidi="en_US"/>
-          </w:rPr>
-          <w:rPr>
-            <w:color w:val="0000EE"/>
-            <w:u w:val="single"/>
-          </w:rPr>
-          <w:t>Colossians 1:15</w:t>
-        </w:r>
-      </w:hyperlink>
+      <w:r>
+        <w:rPr>
+          <w:lang w:val="en_US" w:bidi="en_US"/>
+        </w:rPr>
+        <w:t>Colossians 1:15</w:t>
+      </w:r>
       <w:r>
         <w:rPr>
           <w:lang w:val="en_US" w:bidi="en_US"/>
         </w:rPr>
         <w:t xml:space="preserve">; </w:t>
       </w:r>
-      <w:hyperlink r:id="rId82">
-        <w:r>
-          <w:rPr>
-            <w:lang w:val="en_US" w:bidi="en_US"/>
-          </w:rPr>
-          <w:rPr>
-            <w:color w:val="0000EE"/>
-            <w:u w:val="single"/>
-          </w:rPr>
-          <w:t>Hebrews 1:1–4</w:t>
-        </w:r>
-      </w:hyperlink>
+      <w:r>
+        <w:rPr>
+          <w:lang w:val="en_US" w:bidi="en_US"/>
+        </w:rPr>
+        <w:t>Hebrews 1:1–4</w:t>
+      </w:r>
       <w:r>
         <w:rPr>
           <w:lang w:val="en_US" w:bidi="en_US"/>
         </w:rPr>
         <w:t>) and reflect the Lord's glory. Experiencing divine glory in this life helps us become like Christ in the next life (</w:t>
       </w:r>
-      <w:hyperlink r:id="rId83">
-        <w:r>
-          <w:rPr>
-            <w:lang w:val="en_US" w:bidi="en_US"/>
-          </w:rPr>
-          <w:rPr>
-            <w:color w:val="0000EE"/>
-            <w:u w:val="single"/>
-          </w:rPr>
-          <w:t>Romans 8:29</w:t>
-        </w:r>
-      </w:hyperlink>
+      <w:r>
+        <w:rPr>
+          <w:lang w:val="en_US" w:bidi="en_US"/>
+        </w:rPr>
+        <w:t>Romans 8:29</w:t>
+      </w:r>
       <w:r>
         <w:rPr>
           <w:lang w:val="en_US" w:bidi="en_US"/>
         </w:rPr>
         <w:t xml:space="preserve">; </w:t>
       </w:r>
-      <w:hyperlink r:id="rId84">
-        <w:r>
-          <w:rPr>
-            <w:lang w:val="en_US" w:bidi="en_US"/>
-          </w:rPr>
-          <w:rPr>
-            <w:color w:val="0000EE"/>
-            <w:u w:val="single"/>
-          </w:rPr>
-          <w:t>Galatians 4:19</w:t>
-        </w:r>
-      </w:hyperlink>
+      <w:r>
+        <w:rPr>
+          <w:lang w:val="en_US" w:bidi="en_US"/>
+        </w:rPr>
+        <w:t>Galatians 4:19</w:t>
+      </w:r>
       <w:r>
         <w:rPr>
           <w:lang w:val="en_US" w:bidi="en_US"/>
         </w:rPr>
         <w:t xml:space="preserve">; </w:t>
       </w:r>
-      <w:hyperlink r:id="rId85">
-        <w:r>
-          <w:rPr>
-            <w:lang w:val="en_US" w:bidi="en_US"/>
-          </w:rPr>
-          <w:rPr>
-            <w:color w:val="0000EE"/>
-            <w:u w:val="single"/>
-          </w:rPr>
-          <w:t>Philippians 3:21</w:t>
-        </w:r>
-      </w:hyperlink>
+      <w:r>
+        <w:rPr>
+          <w:lang w:val="en_US" w:bidi="en_US"/>
+        </w:rPr>
+        <w:t>Philippians 3:21</w:t>
+      </w:r>
       <w:r>
         <w:rPr>
           <w:lang w:val="en_US" w:bidi="en_US"/>
         </w:rPr>
         <w:t xml:space="preserve">; </w:t>
       </w:r>
-      <w:hyperlink r:id="rId86">
-        <w:r>
-          <w:rPr>
-            <w:lang w:val="en_US" w:bidi="en_US"/>
-          </w:rPr>
-          <w:rPr>
-            <w:color w:val="0000EE"/>
-            <w:u w:val="single"/>
-          </w:rPr>
-          <w:t>1 John 3:2</w:t>
-        </w:r>
-      </w:hyperlink>
+      <w:r>
+        <w:rPr>
+          <w:lang w:val="en_US" w:bidi="en_US"/>
+        </w:rPr>
+        <w:t>1 John 3:2</w:t>
+      </w:r>
       <w:r>
         <w:rPr>
           <w:lang w:val="en_US" w:bidi="en_US"/>
@@ -3510,36 +3048,24 @@
         </w:rPr>
         <w:t>) demonstrates God’s mercy. Paul felt honored to share the message of good news (</w:t>
       </w:r>
-      <w:hyperlink r:id="rId87">
-        <w:r>
-          <w:rPr>
-            <w:lang w:val="en_US" w:bidi="en_US"/>
-          </w:rPr>
-          <w:rPr>
-            <w:color w:val="0000EE"/>
-            <w:u w:val="single"/>
-          </w:rPr>
-          <w:t>1 Corinthians 15:9–11</w:t>
-        </w:r>
-      </w:hyperlink>
+      <w:r>
+        <w:rPr>
+          <w:lang w:val="en_US" w:bidi="en_US"/>
+        </w:rPr>
+        <w:t>1 Corinthians 15:9–11</w:t>
+      </w:r>
       <w:r>
         <w:rPr>
           <w:lang w:val="en_US" w:bidi="en_US"/>
         </w:rPr>
         <w:t xml:space="preserve">; </w:t>
       </w:r>
-      <w:hyperlink r:id="rId88">
-        <w:r>
-          <w:rPr>
-            <w:lang w:val="en_US" w:bidi="en_US"/>
-          </w:rPr>
-          <w:rPr>
-            <w:color w:val="0000EE"/>
-            <w:u w:val="single"/>
-          </w:rPr>
-          <w:t>1 Timothy 1:12–17</w:t>
-        </w:r>
-      </w:hyperlink>
+      <w:r>
+        <w:rPr>
+          <w:lang w:val="en_US" w:bidi="en_US"/>
+        </w:rPr>
+        <w:t>1 Timothy 1:12–17</w:t>
+      </w:r>
       <w:r>
         <w:rPr>
           <w:lang w:val="en_US" w:bidi="en_US"/>
@@ -3594,18 +3120,12 @@
         </w:rPr>
         <w:t>Paul's ministry was honest, unlike some other preachers (</w:t>
       </w:r>
-      <w:hyperlink r:id="rId89">
-        <w:r>
-          <w:rPr>
-            <w:lang w:val="en_US" w:bidi="en_US"/>
-          </w:rPr>
-          <w:rPr>
-            <w:color w:val="0000EE"/>
-            <w:u w:val="single"/>
-          </w:rPr>
-          <w:t>2:17</w:t>
-        </w:r>
-      </w:hyperlink>
+      <w:r>
+        <w:rPr>
+          <w:lang w:val="en_US" w:bidi="en_US"/>
+        </w:rPr>
+        <w:t>2:17</w:t>
+      </w:r>
       <w:r>
         <w:rPr>
           <w:lang w:val="en_US" w:bidi="en_US"/>
@@ -3660,72 +3180,48 @@
         </w:rPr>
         <w:t xml:space="preserve">The good news about Jesus divides people into two groups: those who stay in darkness and those enlightened by God (see </w:t>
       </w:r>
-      <w:hyperlink r:id="rId90">
-        <w:r>
-          <w:rPr>
-            <w:lang w:val="en_US" w:bidi="en_US"/>
-          </w:rPr>
-          <w:rPr>
-            <w:color w:val="0000EE"/>
-            <w:u w:val="single"/>
-          </w:rPr>
-          <w:t>Acts 26:18</w:t>
-        </w:r>
-      </w:hyperlink>
+      <w:r>
+        <w:rPr>
+          <w:lang w:val="en_US" w:bidi="en_US"/>
+        </w:rPr>
+        <w:t>Acts 26:18</w:t>
+      </w:r>
       <w:r>
         <w:rPr>
           <w:lang w:val="en_US" w:bidi="en_US"/>
         </w:rPr>
         <w:t xml:space="preserve">, compare </w:t>
       </w:r>
-      <w:hyperlink r:id="rId91">
-        <w:r>
-          <w:rPr>
-            <w:lang w:val="en_US" w:bidi="en_US"/>
-          </w:rPr>
-          <w:rPr>
-            <w:color w:val="0000EE"/>
-            <w:u w:val="single"/>
-          </w:rPr>
-          <w:t>John 3:19–21</w:t>
-        </w:r>
-      </w:hyperlink>
+      <w:r>
+        <w:rPr>
+          <w:lang w:val="en_US" w:bidi="en_US"/>
+        </w:rPr>
+        <w:t>John 3:19–21</w:t>
+      </w:r>
       <w:r>
         <w:rPr>
           <w:lang w:val="en_US" w:bidi="en_US"/>
         </w:rPr>
         <w:t>). God brings people to him, moving them from darkness to the light of his presence (</w:t>
       </w:r>
-      <w:hyperlink r:id="rId92">
-        <w:r>
-          <w:rPr>
-            <w:lang w:val="en_US" w:bidi="en_US"/>
-          </w:rPr>
-          <w:rPr>
-            <w:color w:val="0000EE"/>
-            <w:u w:val="single"/>
-          </w:rPr>
-          <w:t>Colossians 1:12–14</w:t>
-        </w:r>
-      </w:hyperlink>
+      <w:r>
+        <w:rPr>
+          <w:lang w:val="en_US" w:bidi="en_US"/>
+        </w:rPr>
+        <w:t>Colossians 1:12–14</w:t>
+      </w:r>
       <w:r>
         <w:rPr>
           <w:lang w:val="en_US" w:bidi="en_US"/>
         </w:rPr>
         <w:t xml:space="preserve">; </w:t>
       </w:r>
-      <w:hyperlink r:id="rId93">
-        <w:r>
-          <w:rPr>
-            <w:lang w:val="en_US" w:bidi="en_US"/>
-          </w:rPr>
-          <w:rPr>
-            <w:color w:val="0000EE"/>
-            <w:u w:val="single"/>
-          </w:rPr>
-          <w:t>1 Peter 2:9</w:t>
-        </w:r>
-      </w:hyperlink>
+      <w:r>
+        <w:rPr>
+          <w:lang w:val="en_US" w:bidi="en_US"/>
+        </w:rPr>
+        <w:t>1 Peter 2:9</w:t>
+      </w:r>
       <w:r>
         <w:rPr>
           <w:lang w:val="en_US" w:bidi="en_US"/>
@@ -3793,54 +3289,36 @@
         </w:rPr>
         <w:t xml:space="preserve"> See also </w:t>
       </w:r>
-      <w:hyperlink r:id="rId94">
-        <w:r>
-          <w:rPr>
-            <w:lang w:val="en_US" w:bidi="en_US"/>
-          </w:rPr>
-          <w:rPr>
-            <w:color w:val="0000EE"/>
-            <w:u w:val="single"/>
-          </w:rPr>
-          <w:t>Romans 10:9–10</w:t>
-        </w:r>
-      </w:hyperlink>
+      <w:r>
+        <w:rPr>
+          <w:lang w:val="en_US" w:bidi="en_US"/>
+        </w:rPr>
+        <w:t>Romans 10:9–10</w:t>
+      </w:r>
       <w:r>
         <w:rPr>
           <w:lang w:val="en_US" w:bidi="en_US"/>
         </w:rPr>
         <w:t xml:space="preserve">; </w:t>
       </w:r>
-      <w:hyperlink r:id="rId95">
-        <w:r>
-          <w:rPr>
-            <w:lang w:val="en_US" w:bidi="en_US"/>
-          </w:rPr>
-          <w:rPr>
-            <w:color w:val="0000EE"/>
-            <w:u w:val="single"/>
-          </w:rPr>
-          <w:t>1 Corinthians 12:3</w:t>
-        </w:r>
-      </w:hyperlink>
+      <w:r>
+        <w:rPr>
+          <w:lang w:val="en_US" w:bidi="en_US"/>
+        </w:rPr>
+        <w:t>1 Corinthians 12:3</w:t>
+      </w:r>
       <w:r>
         <w:rPr>
           <w:lang w:val="en_US" w:bidi="en_US"/>
         </w:rPr>
         <w:t xml:space="preserve">; </w:t>
       </w:r>
-      <w:hyperlink r:id="rId96">
-        <w:r>
-          <w:rPr>
-            <w:lang w:val="en_US" w:bidi="en_US"/>
-          </w:rPr>
-          <w:rPr>
-            <w:color w:val="0000EE"/>
-            <w:u w:val="single"/>
-          </w:rPr>
-          <w:t>Colossians 2:6</w:t>
-        </w:r>
-      </w:hyperlink>
+      <w:r>
+        <w:rPr>
+          <w:lang w:val="en_US" w:bidi="en_US"/>
+        </w:rPr>
+        <w:t>Colossians 2:6</w:t>
+      </w:r>
       <w:r>
         <w:rPr>
           <w:lang w:val="en_US" w:bidi="en_US"/>
@@ -3895,18 +3373,12 @@
         </w:rPr>
         <w:t>The message of good news about Jesus is like a great treasure, but it is kept in fragile clay jars (our weak bodies). This understanding gives purpose to suffering (</w:t>
       </w:r>
-      <w:hyperlink r:id="rId97">
-        <w:r>
-          <w:rPr>
-            <w:lang w:val="en_US" w:bidi="en_US"/>
-          </w:rPr>
-          <w:rPr>
-            <w:color w:val="0000EE"/>
-            <w:u w:val="single"/>
-          </w:rPr>
-          <w:t>4:8–5:10</w:t>
-        </w:r>
-      </w:hyperlink>
+      <w:r>
+        <w:rPr>
+          <w:lang w:val="en_US" w:bidi="en_US"/>
+        </w:rPr>
+        <w:t>4:8–5:10</w:t>
+      </w:r>
       <w:r>
         <w:rPr>
           <w:lang w:val="en_US" w:bidi="en_US"/>
@@ -3961,18 +3433,12 @@
         </w:rPr>
         <w:t>Believers often endure the Lord's humiliation, confident they will also share in his triumphant, risen life (</w:t>
       </w:r>
-      <w:hyperlink r:id="rId98">
-        <w:r>
-          <w:rPr>
-            <w:lang w:val="en_US" w:bidi="en_US"/>
-          </w:rPr>
-          <w:rPr>
-            <w:color w:val="0000EE"/>
-            <w:u w:val="single"/>
-          </w:rPr>
-          <w:t>4:14</w:t>
-        </w:r>
-      </w:hyperlink>
+      <w:r>
+        <w:rPr>
+          <w:lang w:val="en_US" w:bidi="en_US"/>
+        </w:rPr>
+        <w:t>4:14</w:t>
+      </w:r>
       <w:r>
         <w:rPr>
           <w:lang w:val="en_US" w:bidi="en_US"/>
@@ -4027,54 +3493,36 @@
         </w:rPr>
         <w:t xml:space="preserve">Throughout his life of danger and exposure to mortal peril (see </w:t>
       </w:r>
-      <w:hyperlink r:id="rId99">
-        <w:r>
-          <w:rPr>
-            <w:lang w:val="en_US" w:bidi="en_US"/>
-          </w:rPr>
-          <w:rPr>
-            <w:color w:val="0000EE"/>
-            <w:u w:val="single"/>
-          </w:rPr>
-          <w:t>1 Corinthians 15:30</w:t>
-        </w:r>
-      </w:hyperlink>
+      <w:r>
+        <w:rPr>
+          <w:lang w:val="en_US" w:bidi="en_US"/>
+        </w:rPr>
+        <w:t>1 Corinthians 15:30</w:t>
+      </w:r>
       <w:r>
         <w:rPr>
           <w:lang w:val="en_US" w:bidi="en_US"/>
         </w:rPr>
         <w:t xml:space="preserve">), Paul strengthened the faith of Christians in the churches he founded (compare </w:t>
       </w:r>
-      <w:hyperlink r:id="rId100">
-        <w:r>
-          <w:rPr>
-            <w:lang w:val="en_US" w:bidi="en_US"/>
-          </w:rPr>
-          <w:rPr>
-            <w:color w:val="0000EE"/>
-            <w:u w:val="single"/>
-          </w:rPr>
-          <w:t>Colossians 1:24</w:t>
-        </w:r>
-      </w:hyperlink>
+      <w:r>
+        <w:rPr>
+          <w:lang w:val="en_US" w:bidi="en_US"/>
+        </w:rPr>
+        <w:t>Colossians 1:24</w:t>
+      </w:r>
       <w:r>
         <w:rPr>
           <w:lang w:val="en_US" w:bidi="en_US"/>
         </w:rPr>
         <w:t xml:space="preserve">; </w:t>
       </w:r>
-      <w:hyperlink r:id="rId101">
-        <w:r>
-          <w:rPr>
-            <w:lang w:val="en_US" w:bidi="en_US"/>
-          </w:rPr>
-          <w:rPr>
-            <w:color w:val="0000EE"/>
-            <w:u w:val="single"/>
-          </w:rPr>
-          <w:t>2 Timothy 2:10</w:t>
-        </w:r>
-      </w:hyperlink>
+      <w:r>
+        <w:rPr>
+          <w:lang w:val="en_US" w:bidi="en_US"/>
+        </w:rPr>
+        <w:t>2 Timothy 2:10</w:t>
+      </w:r>
       <w:r>
         <w:rPr>
           <w:lang w:val="en_US" w:bidi="en_US"/>
@@ -4129,18 +3577,12 @@
         </w:rPr>
         <w:t xml:space="preserve">The reason Paul stayed strong was his faith. It was the same kind of faith the psalm writer had (see </w:t>
       </w:r>
-      <w:hyperlink r:id="rId102">
-        <w:r>
-          <w:rPr>
-            <w:lang w:val="en_US" w:bidi="en_US"/>
-          </w:rPr>
-          <w:rPr>
-            <w:color w:val="0000EE"/>
-            <w:u w:val="single"/>
-          </w:rPr>
-          <w:t>Psalms 116:10</w:t>
-        </w:r>
-      </w:hyperlink>
+      <w:r>
+        <w:rPr>
+          <w:lang w:val="en_US" w:bidi="en_US"/>
+        </w:rPr>
+        <w:t>Psalms 116:10</w:t>
+      </w:r>
       <w:r>
         <w:rPr>
           <w:lang w:val="en_US" w:bidi="en_US"/>
@@ -4202,36 +3644,24 @@
         </w:rPr>
         <w:t>: This call to endurance comes with a reminder of what the future holds (</w:t>
       </w:r>
-      <w:hyperlink r:id="rId103">
-        <w:r>
-          <w:rPr>
-            <w:lang w:val="en_US" w:bidi="en_US"/>
-          </w:rPr>
-          <w:rPr>
-            <w:color w:val="0000EE"/>
-            <w:u w:val="single"/>
-          </w:rPr>
-          <w:t>5:1–10</w:t>
-        </w:r>
-      </w:hyperlink>
+      <w:r>
+        <w:rPr>
+          <w:lang w:val="en_US" w:bidi="en_US"/>
+        </w:rPr>
+        <w:t>5:1–10</w:t>
+      </w:r>
       <w:r>
         <w:rPr>
           <w:lang w:val="en_US" w:bidi="en_US"/>
         </w:rPr>
         <w:t>). The human body naturally ages and deteriorates, and Paul was especially worn down both physically and emotionally (</w:t>
       </w:r>
-      <w:hyperlink r:id="rId104">
-        <w:r>
-          <w:rPr>
-            <w:lang w:val="en_US" w:bidi="en_US"/>
-          </w:rPr>
-          <w:rPr>
-            <w:color w:val="0000EE"/>
-            <w:u w:val="single"/>
-          </w:rPr>
-          <w:t>4:8–12</w:t>
-        </w:r>
-      </w:hyperlink>
+      <w:r>
+        <w:rPr>
+          <w:lang w:val="en_US" w:bidi="en_US"/>
+        </w:rPr>
+        <w:t>4:8–12</w:t>
+      </w:r>
       <w:r>
         <w:rPr>
           <w:lang w:val="en_US" w:bidi="en_US"/>
@@ -4334,72 +3764,48 @@
         </w:rPr>
         <w:t>The idea of eternal hope is promising, with heavenly bodies replacing our dying ones. The God of resurrection will raise us and present us with all believers (</w:t>
       </w:r>
-      <w:hyperlink r:id="rId98">
-        <w:r>
-          <w:rPr>
-            <w:lang w:val="en_US" w:bidi="en_US"/>
-          </w:rPr>
-          <w:rPr>
-            <w:color w:val="0000EE"/>
-            <w:u w:val="single"/>
-          </w:rPr>
-          <w:t>4:14</w:t>
-        </w:r>
-      </w:hyperlink>
+      <w:r>
+        <w:rPr>
+          <w:lang w:val="en_US" w:bidi="en_US"/>
+        </w:rPr>
+        <w:t>4:14</w:t>
+      </w:r>
       <w:r>
         <w:rPr>
           <w:lang w:val="en_US" w:bidi="en_US"/>
         </w:rPr>
         <w:t>). Paul faced challenges in Ephesus, which inspired this statement about resurrection hope (</w:t>
       </w:r>
-      <w:hyperlink r:id="rId17">
-        <w:r>
-          <w:rPr>
-            <w:lang w:val="en_US" w:bidi="en_US"/>
-          </w:rPr>
-          <w:rPr>
-            <w:color w:val="0000EE"/>
-            <w:u w:val="single"/>
-          </w:rPr>
-          <w:t>1:8–11</w:t>
-        </w:r>
-      </w:hyperlink>
+      <w:r>
+        <w:rPr>
+          <w:lang w:val="en_US" w:bidi="en_US"/>
+        </w:rPr>
+        <w:t>1:8–11</w:t>
+      </w:r>
       <w:r>
         <w:rPr>
           <w:lang w:val="en_US" w:bidi="en_US"/>
         </w:rPr>
         <w:t xml:space="preserve">). His body's weakness reminded him of life after death, when our earthly body will be taken down in death and decay (see </w:t>
       </w:r>
-      <w:hyperlink r:id="rId105">
-        <w:r>
-          <w:rPr>
-            <w:lang w:val="en_US" w:bidi="en_US"/>
-          </w:rPr>
-          <w:rPr>
-            <w:color w:val="0000EE"/>
-            <w:u w:val="single"/>
-          </w:rPr>
-          <w:t>1 Corinthians 15:42–57</w:t>
-        </w:r>
-      </w:hyperlink>
+      <w:r>
+        <w:rPr>
+          <w:lang w:val="en_US" w:bidi="en_US"/>
+        </w:rPr>
+        <w:t>1 Corinthians 15:42–57</w:t>
+      </w:r>
       <w:r>
         <w:rPr>
           <w:lang w:val="en_US" w:bidi="en_US"/>
         </w:rPr>
         <w:t xml:space="preserve">; </w:t>
       </w:r>
-      <w:hyperlink r:id="rId106">
-        <w:r>
-          <w:rPr>
-            <w:lang w:val="en_US" w:bidi="en_US"/>
-          </w:rPr>
-          <w:rPr>
-            <w:color w:val="0000EE"/>
-            <w:u w:val="single"/>
-          </w:rPr>
-          <w:t>Philippians 3:20–21</w:t>
-        </w:r>
-      </w:hyperlink>
+      <w:r>
+        <w:rPr>
+          <w:lang w:val="en_US" w:bidi="en_US"/>
+        </w:rPr>
+        <w:t>Philippians 3:20–21</w:t>
+      </w:r>
       <w:r>
         <w:rPr>
           <w:lang w:val="en_US" w:bidi="en_US"/>
@@ -4467,54 +3873,36 @@
         </w:rPr>
         <w:t xml:space="preserve"> This is not a wish for death. Paul longed for the Lord's return, when he would give new bodies to his people (</w:t>
       </w:r>
-      <w:hyperlink r:id="rId107">
-        <w:r>
-          <w:rPr>
-            <w:lang w:val="en_US" w:bidi="en_US"/>
-          </w:rPr>
-          <w:rPr>
-            <w:color w:val="0000EE"/>
-            <w:u w:val="single"/>
-          </w:rPr>
-          <w:t>1 Corinthians 15:51–58</w:t>
-        </w:r>
-      </w:hyperlink>
+      <w:r>
+        <w:rPr>
+          <w:lang w:val="en_US" w:bidi="en_US"/>
+        </w:rPr>
+        <w:t>1 Corinthians 15:51–58</w:t>
+      </w:r>
       <w:r>
         <w:rPr>
           <w:lang w:val="en_US" w:bidi="en_US"/>
         </w:rPr>
         <w:t xml:space="preserve">; </w:t>
       </w:r>
-      <w:hyperlink r:id="rId106">
-        <w:r>
-          <w:rPr>
-            <w:lang w:val="en_US" w:bidi="en_US"/>
-          </w:rPr>
-          <w:rPr>
-            <w:color w:val="0000EE"/>
-            <w:u w:val="single"/>
-          </w:rPr>
-          <w:t>Philippians 3:20–21</w:t>
-        </w:r>
-      </w:hyperlink>
+      <w:r>
+        <w:rPr>
+          <w:lang w:val="en_US" w:bidi="en_US"/>
+        </w:rPr>
+        <w:t>Philippians 3:20–21</w:t>
+      </w:r>
       <w:r>
         <w:rPr>
           <w:lang w:val="en_US" w:bidi="en_US"/>
         </w:rPr>
         <w:t xml:space="preserve">; </w:t>
       </w:r>
-      <w:hyperlink r:id="rId108">
-        <w:r>
-          <w:rPr>
-            <w:lang w:val="en_US" w:bidi="en_US"/>
-          </w:rPr>
-          <w:rPr>
-            <w:color w:val="0000EE"/>
-            <w:u w:val="single"/>
-          </w:rPr>
-          <w:t>1 Thessalonians 4:16–17</w:t>
-        </w:r>
-      </w:hyperlink>
+      <w:r>
+        <w:rPr>
+          <w:lang w:val="en_US" w:bidi="en_US"/>
+        </w:rPr>
+        <w:t>1 Thessalonians 4:16–17</w:t>
+      </w:r>
       <w:r>
         <w:rPr>
           <w:lang w:val="en_US" w:bidi="en_US"/>
@@ -4569,90 +3957,60 @@
         </w:rPr>
         <w:t xml:space="preserve">We know about our future resurrection through faith (see </w:t>
       </w:r>
-      <w:hyperlink r:id="rId109">
-        <w:r>
-          <w:rPr>
-            <w:lang w:val="en_US" w:bidi="en_US"/>
-          </w:rPr>
-          <w:rPr>
-            <w:color w:val="0000EE"/>
-            <w:u w:val="single"/>
-          </w:rPr>
-          <w:t>Hebrews 11:1</w:t>
-        </w:r>
-      </w:hyperlink>
+      <w:r>
+        <w:rPr>
+          <w:lang w:val="en_US" w:bidi="en_US"/>
+        </w:rPr>
+        <w:t>Hebrews 11:1</w:t>
+      </w:r>
       <w:r>
         <w:rPr>
           <w:lang w:val="en_US" w:bidi="en_US"/>
         </w:rPr>
         <w:t xml:space="preserve">, </w:t>
       </w:r>
-      <w:hyperlink r:id="rId110">
-        <w:r>
-          <w:rPr>
-            <w:lang w:val="en_US" w:bidi="en_US"/>
-          </w:rPr>
-          <w:rPr>
-            <w:color w:val="0000EE"/>
-            <w:u w:val="single"/>
-          </w:rPr>
-          <w:t>3</w:t>
-        </w:r>
-      </w:hyperlink>
+      <w:r>
+        <w:rPr>
+          <w:lang w:val="en_US" w:bidi="en_US"/>
+        </w:rPr>
+        <w:t>3</w:t>
+      </w:r>
       <w:r>
         <w:rPr>
           <w:lang w:val="en_US" w:bidi="en_US"/>
         </w:rPr>
         <w:t xml:space="preserve">, </w:t>
       </w:r>
-      <w:hyperlink r:id="rId111">
-        <w:r>
-          <w:rPr>
-            <w:lang w:val="en_US" w:bidi="en_US"/>
-          </w:rPr>
-          <w:rPr>
-            <w:color w:val="0000EE"/>
-            <w:u w:val="single"/>
-          </w:rPr>
-          <w:t>27</w:t>
-        </w:r>
-      </w:hyperlink>
+      <w:r>
+        <w:rPr>
+          <w:lang w:val="en_US" w:bidi="en_US"/>
+        </w:rPr>
+        <w:t>27</w:t>
+      </w:r>
       <w:r>
         <w:rPr>
           <w:lang w:val="en_US" w:bidi="en_US"/>
         </w:rPr>
         <w:t>). However, the resurrection of Jesus and the Holy Spirit's presence serve as evidence of what is to come (</w:t>
       </w:r>
-      <w:hyperlink r:id="rId112">
-        <w:r>
-          <w:rPr>
-            <w:lang w:val="en_US" w:bidi="en_US"/>
-          </w:rPr>
-          <w:rPr>
-            <w:color w:val="0000EE"/>
-            <w:u w:val="single"/>
-          </w:rPr>
-          <w:t>1 Corinthians 15:1–9</w:t>
-        </w:r>
-      </w:hyperlink>
+      <w:r>
+        <w:rPr>
+          <w:lang w:val="en_US" w:bidi="en_US"/>
+        </w:rPr>
+        <w:t>1 Corinthians 15:1–9</w:t>
+      </w:r>
       <w:r>
         <w:rPr>
           <w:lang w:val="en_US" w:bidi="en_US"/>
         </w:rPr>
         <w:t xml:space="preserve">; </w:t>
       </w:r>
-      <w:hyperlink r:id="rId41">
-        <w:r>
-          <w:rPr>
-            <w:lang w:val="en_US" w:bidi="en_US"/>
-          </w:rPr>
-          <w:rPr>
-            <w:color w:val="0000EE"/>
-            <w:u w:val="single"/>
-          </w:rPr>
-          <w:t>Ephesians 1:14</w:t>
-        </w:r>
-      </w:hyperlink>
+      <w:r>
+        <w:rPr>
+          <w:lang w:val="en_US" w:bidi="en_US"/>
+        </w:rPr>
+        <w:t>Ephesians 1:14</w:t>
+      </w:r>
       <w:r>
         <w:rPr>
           <w:lang w:val="en_US" w:bidi="en_US"/>
@@ -4707,126 +4065,84 @@
         </w:rPr>
         <w:t xml:space="preserve">The goal of life is to please him (see also </w:t>
       </w:r>
-      <w:hyperlink r:id="rId113">
-        <w:r>
-          <w:rPr>
-            <w:lang w:val="en_US" w:bidi="en_US"/>
-          </w:rPr>
-          <w:rPr>
-            <w:color w:val="0000EE"/>
-            <w:u w:val="single"/>
-          </w:rPr>
-          <w:t>Romans 12:1–2</w:t>
-        </w:r>
-      </w:hyperlink>
+      <w:r>
+        <w:rPr>
+          <w:lang w:val="en_US" w:bidi="en_US"/>
+        </w:rPr>
+        <w:t>Romans 12:1–2</w:t>
+      </w:r>
       <w:r>
         <w:rPr>
           <w:lang w:val="en_US" w:bidi="en_US"/>
         </w:rPr>
         <w:t xml:space="preserve">; </w:t>
       </w:r>
-      <w:hyperlink r:id="rId114">
-        <w:r>
-          <w:rPr>
-            <w:lang w:val="en_US" w:bidi="en_US"/>
-          </w:rPr>
-          <w:rPr>
-            <w:color w:val="0000EE"/>
-            <w:u w:val="single"/>
-          </w:rPr>
-          <w:t>14:18</w:t>
-        </w:r>
-      </w:hyperlink>
+      <w:r>
+        <w:rPr>
+          <w:lang w:val="en_US" w:bidi="en_US"/>
+        </w:rPr>
+        <w:t>14:18</w:t>
+      </w:r>
       <w:r>
         <w:rPr>
           <w:lang w:val="en_US" w:bidi="en_US"/>
         </w:rPr>
         <w:t xml:space="preserve">; </w:t>
       </w:r>
-      <w:hyperlink r:id="rId115">
-        <w:r>
-          <w:rPr>
-            <w:lang w:val="en_US" w:bidi="en_US"/>
-          </w:rPr>
-          <w:rPr>
-            <w:color w:val="0000EE"/>
-            <w:u w:val="single"/>
-          </w:rPr>
-          <w:t>Colossians 1:10</w:t>
-        </w:r>
-      </w:hyperlink>
+      <w:r>
+        <w:rPr>
+          <w:lang w:val="en_US" w:bidi="en_US"/>
+        </w:rPr>
+        <w:t>Colossians 1:10</w:t>
+      </w:r>
       <w:r>
         <w:rPr>
           <w:lang w:val="en_US" w:bidi="en_US"/>
         </w:rPr>
         <w:t xml:space="preserve">; </w:t>
       </w:r>
-      <w:hyperlink r:id="rId116">
-        <w:r>
-          <w:rPr>
-            <w:lang w:val="en_US" w:bidi="en_US"/>
-          </w:rPr>
-          <w:rPr>
-            <w:color w:val="0000EE"/>
-            <w:u w:val="single"/>
-          </w:rPr>
-          <w:t>1 Thessalonians 4:1</w:t>
-        </w:r>
-      </w:hyperlink>
+      <w:r>
+        <w:rPr>
+          <w:lang w:val="en_US" w:bidi="en_US"/>
+        </w:rPr>
+        <w:t>1 Thessalonians 4:1</w:t>
+      </w:r>
       <w:r>
         <w:rPr>
           <w:lang w:val="en_US" w:bidi="en_US"/>
         </w:rPr>
         <w:t>). This goal will be tested when we stand before Christ for judgment. The judge is also our advocate, so we are confident of being found not guilty (</w:t>
       </w:r>
-      <w:hyperlink r:id="rId117">
-        <w:r>
-          <w:rPr>
-            <w:lang w:val="en_US" w:bidi="en_US"/>
-          </w:rPr>
-          <w:rPr>
-            <w:color w:val="0000EE"/>
-            <w:u w:val="single"/>
-          </w:rPr>
-          <w:t>Romans 8:1</w:t>
-        </w:r>
-      </w:hyperlink>
+      <w:r>
+        <w:rPr>
+          <w:lang w:val="en_US" w:bidi="en_US"/>
+        </w:rPr>
+        <w:t>Romans 8:1</w:t>
+      </w:r>
       <w:r>
         <w:rPr>
           <w:lang w:val="en_US" w:bidi="en_US"/>
         </w:rPr>
         <w:t xml:space="preserve">, </w:t>
       </w:r>
-      <w:hyperlink r:id="rId118">
-        <w:r>
-          <w:rPr>
-            <w:lang w:val="en_US" w:bidi="en_US"/>
-          </w:rPr>
-          <w:rPr>
-            <w:color w:val="0000EE"/>
-            <w:u w:val="single"/>
-          </w:rPr>
-          <w:t>33–34</w:t>
-        </w:r>
-      </w:hyperlink>
+      <w:r>
+        <w:rPr>
+          <w:lang w:val="en_US" w:bidi="en_US"/>
+        </w:rPr>
+        <w:t>33–34</w:t>
+      </w:r>
       <w:r>
         <w:rPr>
           <w:lang w:val="en_US" w:bidi="en_US"/>
         </w:rPr>
         <w:t>). However, actions done in this earthly body will be evaluated and held accountable (</w:t>
       </w:r>
-      <w:hyperlink r:id="rId119">
-        <w:r>
-          <w:rPr>
-            <w:lang w:val="en_US" w:bidi="en_US"/>
-          </w:rPr>
-          <w:rPr>
-            <w:color w:val="0000EE"/>
-            <w:u w:val="single"/>
-          </w:rPr>
-          <w:t>Acts 17:31</w:t>
-        </w:r>
-      </w:hyperlink>
+      <w:r>
+        <w:rPr>
+          <w:lang w:val="en_US" w:bidi="en_US"/>
+        </w:rPr>
+        <w:t>Acts 17:31</w:t>
+      </w:r>
       <w:r>
         <w:rPr>
           <w:lang w:val="en_US" w:bidi="en_US"/>
@@ -4881,18 +4197,12 @@
         </w:rPr>
         <w:t xml:space="preserve">One reason for Paul's ministry is his respectful responsibility to the Lord. It is not a fearful dread, but a healthy respect (see </w:t>
       </w:r>
-      <w:hyperlink r:id="rId120">
-        <w:r>
-          <w:rPr>
-            <w:lang w:val="en_US" w:bidi="en_US"/>
-          </w:rPr>
-          <w:rPr>
-            <w:color w:val="0000EE"/>
-            <w:u w:val="single"/>
-          </w:rPr>
-          <w:t>Proverbs 1:7</w:t>
-        </w:r>
-      </w:hyperlink>
+      <w:r>
+        <w:rPr>
+          <w:lang w:val="en_US" w:bidi="en_US"/>
+        </w:rPr>
+        <w:t>Proverbs 1:7</w:t>
+      </w:r>
       <w:r>
         <w:rPr>
           <w:lang w:val="en_US" w:bidi="en_US"/>
@@ -4947,54 +4257,36 @@
         </w:rPr>
         <w:t>Paul explains the main theme of his message: reconciliation. This means turning enemies into friends and restoring relationships. Paul's ideas are based on what God did through Christ to reconcile sinners to Himself (</w:t>
       </w:r>
-      <w:hyperlink r:id="rId121">
-        <w:r>
-          <w:rPr>
-            <w:lang w:val="en_US" w:bidi="en_US"/>
-          </w:rPr>
-          <w:rPr>
-            <w:color w:val="0000EE"/>
-            <w:u w:val="single"/>
-          </w:rPr>
-          <w:t>5:18–21</w:t>
-        </w:r>
-      </w:hyperlink>
+      <w:r>
+        <w:rPr>
+          <w:lang w:val="en_US" w:bidi="en_US"/>
+        </w:rPr>
+        <w:t>5:18–21</w:t>
+      </w:r>
       <w:r>
         <w:rPr>
           <w:lang w:val="en_US" w:bidi="en_US"/>
         </w:rPr>
         <w:t>). He presents this explanation while defending his own ministry (</w:t>
       </w:r>
-      <w:hyperlink r:id="rId122">
-        <w:r>
-          <w:rPr>
-            <w:lang w:val="en_US" w:bidi="en_US"/>
-          </w:rPr>
-          <w:rPr>
-            <w:color w:val="0000EE"/>
-            <w:u w:val="single"/>
-          </w:rPr>
-          <w:t>5:11–17</w:t>
-        </w:r>
-      </w:hyperlink>
+      <w:r>
+        <w:rPr>
+          <w:lang w:val="en_US" w:bidi="en_US"/>
+        </w:rPr>
+        <w:t>5:11–17</w:t>
+      </w:r>
       <w:r>
         <w:rPr>
           <w:lang w:val="en_US" w:bidi="en_US"/>
         </w:rPr>
         <w:t>) and applying his message to the situation in Corinth (</w:t>
       </w:r>
-      <w:hyperlink r:id="rId123">
-        <w:r>
-          <w:rPr>
-            <w:lang w:val="en_US" w:bidi="en_US"/>
-          </w:rPr>
-          <w:rPr>
-            <w:color w:val="0000EE"/>
-            <w:u w:val="single"/>
-          </w:rPr>
-          <w:t>6:1–7:4</w:t>
-        </w:r>
-      </w:hyperlink>
+      <w:r>
+        <w:rPr>
+          <w:lang w:val="en_US" w:bidi="en_US"/>
+        </w:rPr>
+        <w:t>6:1–7:4</w:t>
+      </w:r>
       <w:r>
         <w:rPr>
           <w:lang w:val="en_US" w:bidi="en_US"/>
@@ -5049,36 +4341,24 @@
         </w:rPr>
         <w:t xml:space="preserve">Paul's opponents boasted about their impressive outward ministry, but they lacked sincerity in their hearts (compare </w:t>
       </w:r>
-      <w:hyperlink r:id="rId124">
-        <w:r>
-          <w:rPr>
-            <w:lang w:val="en_US" w:bidi="en_US"/>
-          </w:rPr>
-          <w:rPr>
-            <w:color w:val="0000EE"/>
-            <w:u w:val="single"/>
-          </w:rPr>
-          <w:t>1 Samuel 16:7</w:t>
-        </w:r>
-      </w:hyperlink>
+      <w:r>
+        <w:rPr>
+          <w:lang w:val="en_US" w:bidi="en_US"/>
+        </w:rPr>
+        <w:t>1 Samuel 16:7</w:t>
+      </w:r>
       <w:r>
         <w:rPr>
           <w:lang w:val="en_US" w:bidi="en_US"/>
         </w:rPr>
         <w:t xml:space="preserve">; </w:t>
       </w:r>
-      <w:hyperlink r:id="rId125">
-        <w:r>
-          <w:rPr>
-            <w:lang w:val="en_US" w:bidi="en_US"/>
-          </w:rPr>
-          <w:rPr>
-            <w:color w:val="0000EE"/>
-            <w:u w:val="single"/>
-          </w:rPr>
-          <w:t>Romans 2:28–29</w:t>
-        </w:r>
-      </w:hyperlink>
+      <w:r>
+        <w:rPr>
+          <w:lang w:val="en_US" w:bidi="en_US"/>
+        </w:rPr>
+        <w:t>Romans 2:28–29</w:t>
+      </w:r>
       <w:r>
         <w:rPr>
           <w:lang w:val="en_US" w:bidi="en_US"/>
@@ -5140,36 +4420,24 @@
         </w:rPr>
         <w:t>: This statement might suggest that during Paul's previous visit to Corinth (</w:t>
       </w:r>
-      <w:hyperlink r:id="rId126">
-        <w:r>
-          <w:rPr>
-            <w:lang w:val="en_US" w:bidi="en_US"/>
-          </w:rPr>
-          <w:rPr>
-            <w:color w:val="0000EE"/>
-            <w:u w:val="single"/>
-          </w:rPr>
-          <w:t>2:1–2</w:t>
-        </w:r>
-      </w:hyperlink>
+      <w:r>
+        <w:rPr>
+          <w:lang w:val="en_US" w:bidi="en_US"/>
+        </w:rPr>
+        <w:t>2:1–2</w:t>
+      </w:r>
       <w:r>
         <w:rPr>
           <w:lang w:val="en_US" w:bidi="en_US"/>
         </w:rPr>
         <w:t>), people accused him of being out of his mind when he shared the simple good news about Jesus (</w:t>
       </w:r>
-      <w:hyperlink r:id="rId127">
-        <w:r>
-          <w:rPr>
-            <w:lang w:val="en_US" w:bidi="en_US"/>
-          </w:rPr>
-          <w:rPr>
-            <w:color w:val="0000EE"/>
-            <w:u w:val="single"/>
-          </w:rPr>
-          <w:t>1 Corinthians 2:2</w:t>
-        </w:r>
-      </w:hyperlink>
+      <w:r>
+        <w:rPr>
+          <w:lang w:val="en_US" w:bidi="en_US"/>
+        </w:rPr>
+        <w:t>1 Corinthians 2:2</w:t>
+      </w:r>
       <w:r>
         <w:rPr>
           <w:lang w:val="en_US" w:bidi="en_US"/>
@@ -5231,18 +4499,12 @@
         </w:rPr>
         <w:t xml:space="preserve">: This could mean either believers’ love for Christ or, more likely, Christ’s love for us. This love motivates believers to spread the message of Christ through their service (see </w:t>
       </w:r>
-      <w:hyperlink r:id="rId128">
-        <w:r>
-          <w:rPr>
-            <w:lang w:val="en_US" w:bidi="en_US"/>
-          </w:rPr>
-          <w:rPr>
-            <w:color w:val="0000EE"/>
-            <w:u w:val="single"/>
-          </w:rPr>
-          <w:t>1 Corinthians 9:16</w:t>
-        </w:r>
-      </w:hyperlink>
+      <w:r>
+        <w:rPr>
+          <w:lang w:val="en_US" w:bidi="en_US"/>
+        </w:rPr>
+        <w:t>1 Corinthians 9:16</w:t>
+      </w:r>
       <w:r>
         <w:rPr>
           <w:lang w:val="en_US" w:bidi="en_US"/>
@@ -5452,72 +4714,48 @@
         </w:rPr>
         <w:t xml:space="preserve"> Christ rose from the dead, began the new creation (</w:t>
       </w:r>
-      <w:hyperlink r:id="rId129">
-        <w:r>
-          <w:rPr>
-            <w:lang w:val="en_US" w:bidi="en_US"/>
-          </w:rPr>
-          <w:rPr>
-            <w:color w:val="0000EE"/>
-            <w:u w:val="single"/>
-          </w:rPr>
-          <w:t>5:17</w:t>
-        </w:r>
-      </w:hyperlink>
+      <w:r>
+        <w:rPr>
+          <w:lang w:val="en_US" w:bidi="en_US"/>
+        </w:rPr>
+        <w:t>5:17</w:t>
+      </w:r>
       <w:r>
         <w:rPr>
           <w:lang w:val="en_US" w:bidi="en_US"/>
         </w:rPr>
         <w:t>), and became the redeemer from sin and Lord of the universe (</w:t>
       </w:r>
-      <w:hyperlink r:id="rId130">
-        <w:r>
-          <w:rPr>
-            <w:lang w:val="en_US" w:bidi="en_US"/>
-          </w:rPr>
-          <w:rPr>
-            <w:color w:val="0000EE"/>
-            <w:u w:val="single"/>
-          </w:rPr>
-          <w:t>Romans 1:3–4</w:t>
-        </w:r>
-      </w:hyperlink>
+      <w:r>
+        <w:rPr>
+          <w:lang w:val="en_US" w:bidi="en_US"/>
+        </w:rPr>
+        <w:t>Romans 1:3–4</w:t>
+      </w:r>
       <w:r>
         <w:rPr>
           <w:lang w:val="en_US" w:bidi="en_US"/>
         </w:rPr>
         <w:t xml:space="preserve">; </w:t>
       </w:r>
-      <w:hyperlink r:id="rId131">
-        <w:r>
-          <w:rPr>
-            <w:lang w:val="en_US" w:bidi="en_US"/>
-          </w:rPr>
-          <w:rPr>
-            <w:color w:val="0000EE"/>
-            <w:u w:val="single"/>
-          </w:rPr>
-          <w:t>Philippians 2:6–11</w:t>
-        </w:r>
-      </w:hyperlink>
+      <w:r>
+        <w:rPr>
+          <w:lang w:val="en_US" w:bidi="en_US"/>
+        </w:rPr>
+        <w:t>Philippians 2:6–11</w:t>
+      </w:r>
       <w:r>
         <w:rPr>
           <w:lang w:val="en_US" w:bidi="en_US"/>
         </w:rPr>
         <w:t xml:space="preserve">; </w:t>
       </w:r>
-      <w:hyperlink r:id="rId132">
-        <w:r>
-          <w:rPr>
-            <w:lang w:val="en_US" w:bidi="en_US"/>
-          </w:rPr>
-          <w:rPr>
-            <w:color w:val="0000EE"/>
-            <w:u w:val="single"/>
-          </w:rPr>
-          <w:t>Colossians 1:15–20</w:t>
-        </w:r>
-      </w:hyperlink>
+      <w:r>
+        <w:rPr>
+          <w:lang w:val="en_US" w:bidi="en_US"/>
+        </w:rPr>
+        <w:t>Colossians 1:15–20</w:t>
+      </w:r>
       <w:r>
         <w:rPr>
           <w:lang w:val="en_US" w:bidi="en_US"/>
@@ -5664,18 +4902,12 @@
         </w:rPr>
         <w:t xml:space="preserve">The great privilege of believers is to be Christ’s ambassadors (compare </w:t>
       </w:r>
-      <w:hyperlink r:id="rId133">
-        <w:r>
-          <w:rPr>
-            <w:lang w:val="en_US" w:bidi="en_US"/>
-          </w:rPr>
-          <w:rPr>
-            <w:color w:val="0000EE"/>
-            <w:u w:val="single"/>
-          </w:rPr>
-          <w:t>Ephesians 6:20</w:t>
-        </w:r>
-      </w:hyperlink>
+      <w:r>
+        <w:rPr>
+          <w:lang w:val="en_US" w:bidi="en_US"/>
+        </w:rPr>
+        <w:t>Ephesians 6:20</w:t>
+      </w:r>
       <w:r>
         <w:rPr>
           <w:lang w:val="en_US" w:bidi="en_US"/>
@@ -5744,72 +4976,48 @@
         </w:rPr>
         <w:t xml:space="preserve">" (see </w:t>
       </w:r>
-      <w:hyperlink r:id="rId134">
-        <w:r>
-          <w:rPr>
-            <w:lang w:val="en_US" w:bidi="en_US"/>
-          </w:rPr>
-          <w:rPr>
-            <w:color w:val="0000EE"/>
-            <w:u w:val="single"/>
-          </w:rPr>
-          <w:t>Romans 5:1–11</w:t>
-        </w:r>
-      </w:hyperlink>
+      <w:r>
+        <w:rPr>
+          <w:lang w:val="en_US" w:bidi="en_US"/>
+        </w:rPr>
+        <w:t>Romans 5:1–11</w:t>
+      </w:r>
       <w:r>
         <w:rPr>
           <w:lang w:val="en_US" w:bidi="en_US"/>
         </w:rPr>
         <w:t xml:space="preserve">; </w:t>
       </w:r>
-      <w:hyperlink r:id="rId135">
-        <w:r>
-          <w:rPr>
-            <w:lang w:val="en_US" w:bidi="en_US"/>
-          </w:rPr>
-          <w:rPr>
-            <w:color w:val="0000EE"/>
-            <w:u w:val="single"/>
-          </w:rPr>
-          <w:t>Ephesians 2:11–22</w:t>
-        </w:r>
-      </w:hyperlink>
+      <w:r>
+        <w:rPr>
+          <w:lang w:val="en_US" w:bidi="en_US"/>
+        </w:rPr>
+        <w:t>Ephesians 2:11–22</w:t>
+      </w:r>
       <w:r>
         <w:rPr>
           <w:lang w:val="en_US" w:bidi="en_US"/>
         </w:rPr>
         <w:t xml:space="preserve">; </w:t>
       </w:r>
-      <w:hyperlink r:id="rId136">
-        <w:r>
-          <w:rPr>
-            <w:lang w:val="en_US" w:bidi="en_US"/>
-          </w:rPr>
-          <w:rPr>
-            <w:color w:val="0000EE"/>
-            <w:u w:val="single"/>
-          </w:rPr>
-          <w:t>Colossians 1:15–23</w:t>
-        </w:r>
-      </w:hyperlink>
+      <w:r>
+        <w:rPr>
+          <w:lang w:val="en_US" w:bidi="en_US"/>
+        </w:rPr>
+        <w:t>Colossians 1:15–23</w:t>
+      </w:r>
       <w:r>
         <w:rPr>
           <w:lang w:val="en_US" w:bidi="en_US"/>
         </w:rPr>
         <w:t xml:space="preserve">). Christian witness centers on this appeal. Paul also urged the rebellious Corinthians to join his side (see </w:t>
       </w:r>
-      <w:hyperlink r:id="rId137">
-        <w:r>
-          <w:rPr>
-            <w:lang w:val="en_US" w:bidi="en_US"/>
-          </w:rPr>
-          <w:rPr>
-            <w:color w:val="0000EE"/>
-            <w:u w:val="single"/>
-          </w:rPr>
-          <w:t>2 Corinthians 6:1</w:t>
-        </w:r>
-      </w:hyperlink>
+      <w:r>
+        <w:rPr>
+          <w:lang w:val="en_US" w:bidi="en_US"/>
+        </w:rPr>
+        <w:t>2 Corinthians 6:1</w:t>
+      </w:r>
       <w:r>
         <w:rPr>
           <w:lang w:val="en_US" w:bidi="en_US"/>
@@ -5864,72 +5072,48 @@
         </w:rPr>
         <w:t>Christ became the offering for our sin on the cross by taking the penalty of sin upon himself and dying a criminal's death. He did this even though he never sinned (</w:t>
       </w:r>
-      <w:hyperlink r:id="rId138">
-        <w:r>
-          <w:rPr>
-            <w:lang w:val="en_US" w:bidi="en_US"/>
-          </w:rPr>
-          <w:rPr>
-            <w:color w:val="0000EE"/>
-            <w:u w:val="single"/>
-          </w:rPr>
-          <w:t>John 8:46</w:t>
-        </w:r>
-      </w:hyperlink>
+      <w:r>
+        <w:rPr>
+          <w:lang w:val="en_US" w:bidi="en_US"/>
+        </w:rPr>
+        <w:t>John 8:46</w:t>
+      </w:r>
       <w:r>
         <w:rPr>
           <w:lang w:val="en_US" w:bidi="en_US"/>
         </w:rPr>
         <w:t xml:space="preserve">; </w:t>
       </w:r>
-      <w:hyperlink r:id="rId139">
-        <w:r>
-          <w:rPr>
-            <w:lang w:val="en_US" w:bidi="en_US"/>
-          </w:rPr>
-          <w:rPr>
-            <w:color w:val="0000EE"/>
-            <w:u w:val="single"/>
-          </w:rPr>
-          <w:t>1 Peter 2:22</w:t>
-        </w:r>
-      </w:hyperlink>
+      <w:r>
+        <w:rPr>
+          <w:lang w:val="en_US" w:bidi="en_US"/>
+        </w:rPr>
+        <w:t>1 Peter 2:22</w:t>
+      </w:r>
       <w:r>
         <w:rPr>
           <w:lang w:val="en_US" w:bidi="en_US"/>
         </w:rPr>
         <w:t xml:space="preserve">; </w:t>
       </w:r>
-      <w:hyperlink r:id="rId140">
-        <w:r>
-          <w:rPr>
-            <w:lang w:val="en_US" w:bidi="en_US"/>
-          </w:rPr>
-          <w:rPr>
-            <w:color w:val="0000EE"/>
-            <w:u w:val="single"/>
-          </w:rPr>
-          <w:t>1 John 3:5</w:t>
-        </w:r>
-      </w:hyperlink>
+      <w:r>
+        <w:rPr>
+          <w:lang w:val="en_US" w:bidi="en_US"/>
+        </w:rPr>
+        <w:t>1 John 3:5</w:t>
+      </w:r>
       <w:r>
         <w:rPr>
           <w:lang w:val="en_US" w:bidi="en_US"/>
         </w:rPr>
         <w:t xml:space="preserve">), so we might be made right with God. That is, we are set in a right relationship with God and accepted by him (see </w:t>
       </w:r>
-      <w:hyperlink r:id="rId141">
-        <w:r>
-          <w:rPr>
-            <w:lang w:val="en_US" w:bidi="en_US"/>
-          </w:rPr>
-          <w:rPr>
-            <w:color w:val="0000EE"/>
-            <w:u w:val="single"/>
-          </w:rPr>
-          <w:t>Galatians 3:13</w:t>
-        </w:r>
-      </w:hyperlink>
+      <w:r>
+        <w:rPr>
+          <w:lang w:val="en_US" w:bidi="en_US"/>
+        </w:rPr>
+        <w:t>Galatians 3:13</w:t>
+      </w:r>
       <w:r>
         <w:rPr>
           <w:lang w:val="en_US" w:bidi="en_US"/>
@@ -6074,18 +5258,12 @@
         </w:rPr>
         <w:t xml:space="preserve">This quote from </w:t>
       </w:r>
-      <w:hyperlink r:id="rId142">
-        <w:r>
-          <w:rPr>
-            <w:lang w:val="en_US" w:bidi="en_US"/>
-          </w:rPr>
-          <w:rPr>
-            <w:color w:val="0000EE"/>
-            <w:u w:val="single"/>
-          </w:rPr>
-          <w:t>Isaiah 49:8</w:t>
-        </w:r>
-      </w:hyperlink>
+      <w:r>
+        <w:rPr>
+          <w:lang w:val="en_US" w:bidi="en_US"/>
+        </w:rPr>
+        <w:t>Isaiah 49:8</w:t>
+      </w:r>
       <w:r>
         <w:rPr>
           <w:lang w:val="en_US" w:bidi="en_US"/>
@@ -6140,108 +5318,72 @@
         </w:rPr>
         <w:t xml:space="preserve">Paul provides a clear picture of the challenges in his ministry (compare </w:t>
       </w:r>
-      <w:hyperlink r:id="rId143">
-        <w:r>
-          <w:rPr>
-            <w:lang w:val="en_US" w:bidi="en_US"/>
-          </w:rPr>
-          <w:rPr>
-            <w:color w:val="0000EE"/>
-            <w:u w:val="single"/>
-          </w:rPr>
-          <w:t>4:7–18</w:t>
-        </w:r>
-      </w:hyperlink>
+      <w:r>
+        <w:rPr>
+          <w:lang w:val="en_US" w:bidi="en_US"/>
+        </w:rPr>
+        <w:t>4:7–18</w:t>
+      </w:r>
       <w:r>
         <w:rPr>
           <w:lang w:val="en_US" w:bidi="en_US"/>
         </w:rPr>
         <w:t xml:space="preserve">). He lists nine trials, many of which are recorded in Acts (for example, </w:t>
       </w:r>
-      <w:hyperlink r:id="rId144">
-        <w:r>
-          <w:rPr>
-            <w:lang w:val="en_US" w:bidi="en_US"/>
-          </w:rPr>
-          <w:rPr>
-            <w:color w:val="0000EE"/>
-            <w:u w:val="single"/>
-          </w:rPr>
-          <w:t>Acts 14:5–6</w:t>
-        </w:r>
-      </w:hyperlink>
+      <w:r>
+        <w:rPr>
+          <w:lang w:val="en_US" w:bidi="en_US"/>
+        </w:rPr>
+        <w:t>Acts 14:5–6</w:t>
+      </w:r>
       <w:r>
         <w:rPr>
           <w:lang w:val="en_US" w:bidi="en_US"/>
         </w:rPr>
         <w:t xml:space="preserve">, </w:t>
       </w:r>
-      <w:hyperlink r:id="rId145">
-        <w:r>
-          <w:rPr>
-            <w:lang w:val="en_US" w:bidi="en_US"/>
-          </w:rPr>
-          <w:rPr>
-            <w:color w:val="0000EE"/>
-            <w:u w:val="single"/>
-          </w:rPr>
-          <w:t>19–20</w:t>
-        </w:r>
-      </w:hyperlink>
+      <w:r>
+        <w:rPr>
+          <w:lang w:val="en_US" w:bidi="en_US"/>
+        </w:rPr>
+        <w:t>19–20</w:t>
+      </w:r>
       <w:r>
         <w:rPr>
           <w:lang w:val="en_US" w:bidi="en_US"/>
         </w:rPr>
         <w:t xml:space="preserve">; </w:t>
       </w:r>
-      <w:hyperlink r:id="rId146">
-        <w:r>
-          <w:rPr>
-            <w:lang w:val="en_US" w:bidi="en_US"/>
-          </w:rPr>
-          <w:rPr>
-            <w:color w:val="0000EE"/>
-            <w:u w:val="single"/>
-          </w:rPr>
-          <w:t>16:19–24</w:t>
-        </w:r>
-      </w:hyperlink>
+      <w:r>
+        <w:rPr>
+          <w:lang w:val="en_US" w:bidi="en_US"/>
+        </w:rPr>
+        <w:t>16:19–24</w:t>
+      </w:r>
       <w:r>
         <w:rPr>
           <w:lang w:val="en_US" w:bidi="en_US"/>
         </w:rPr>
         <w:t xml:space="preserve">; </w:t>
       </w:r>
-      <w:hyperlink r:id="rId147">
-        <w:r>
-          <w:rPr>
-            <w:lang w:val="en_US" w:bidi="en_US"/>
-          </w:rPr>
-          <w:rPr>
-            <w:color w:val="0000EE"/>
-            <w:u w:val="single"/>
-          </w:rPr>
-          <w:t>21:30–36</w:t>
-        </w:r>
-      </w:hyperlink>
+      <w:r>
+        <w:rPr>
+          <w:lang w:val="en_US" w:bidi="en_US"/>
+        </w:rPr>
+        <w:t>21:30–36</w:t>
+      </w:r>
       <w:r>
         <w:rPr>
           <w:lang w:val="en_US" w:bidi="en_US"/>
         </w:rPr>
         <w:t>). Through their unwavering suffering for the good news, Paul and Timothy (</w:t>
       </w:r>
-      <w:hyperlink r:id="rId148">
-        <w:r>
-          <w:rPr>
-            <w:lang w:val="en_US" w:bidi="en_US"/>
-          </w:rPr>
-          <w:rPr>
-            <w:color w:val="0000EE"/>
-            <w:u w:val="single"/>
-          </w:rPr>
-          <w:t>2 Corinthians 1:1</w:t>
-        </w:r>
-      </w:hyperlink>
+      <w:r>
+        <w:rPr>
+          <w:lang w:val="en_US" w:bidi="en_US"/>
+        </w:rPr>
+        <w:t>2 Corinthians 1:1</w:t>
+      </w:r>
       <w:r>
         <w:rPr>
           <w:lang w:val="en_US" w:bidi="en_US"/>
@@ -6421,18 +5563,12 @@
         </w:rPr>
         <w:t xml:space="preserve">: These feelings continue in </w:t>
       </w:r>
-      <w:hyperlink r:id="rId149">
-        <w:r>
-          <w:rPr>
-            <w:lang w:val="en_US" w:bidi="en_US"/>
-          </w:rPr>
-          <w:rPr>
-            <w:color w:val="0000EE"/>
-            <w:u w:val="single"/>
-          </w:rPr>
-          <w:t>7:2</w:t>
-        </w:r>
-      </w:hyperlink>
+      <w:r>
+        <w:rPr>
+          <w:lang w:val="en_US" w:bidi="en_US"/>
+        </w:rPr>
+        <w:t>7:2</w:t>
+      </w:r>
       <w:r>
         <w:rPr>
           <w:lang w:val="en_US" w:bidi="en_US"/>
@@ -6524,72 +5660,48 @@
         </w:rPr>
         <w:t xml:space="preserve"> This advice refers to the Jewish rule against certain mixtures (</w:t>
       </w:r>
-      <w:hyperlink r:id="rId150">
-        <w:r>
-          <w:rPr>
-            <w:lang w:val="en_US" w:bidi="en_US"/>
-          </w:rPr>
-          <w:rPr>
-            <w:color w:val="0000EE"/>
-            <w:u w:val="single"/>
-          </w:rPr>
-          <w:t>Leviticus 19:19</w:t>
-        </w:r>
-      </w:hyperlink>
+      <w:r>
+        <w:rPr>
+          <w:lang w:val="en_US" w:bidi="en_US"/>
+        </w:rPr>
+        <w:t>Leviticus 19:19</w:t>
+      </w:r>
       <w:r>
         <w:rPr>
           <w:lang w:val="en_US" w:bidi="en_US"/>
         </w:rPr>
         <w:t xml:space="preserve">; </w:t>
       </w:r>
-      <w:hyperlink r:id="rId151">
-        <w:r>
-          <w:rPr>
-            <w:lang w:val="en_US" w:bidi="en_US"/>
-          </w:rPr>
-          <w:rPr>
-            <w:color w:val="0000EE"/>
-            <w:u w:val="single"/>
-          </w:rPr>
-          <w:t>Deuteronomy 22:10</w:t>
-        </w:r>
-      </w:hyperlink>
+      <w:r>
+        <w:rPr>
+          <w:lang w:val="en_US" w:bidi="en_US"/>
+        </w:rPr>
+        <w:t>Deuteronomy 22:10</w:t>
+      </w:r>
       <w:r>
         <w:rPr>
           <w:lang w:val="en_US" w:bidi="en_US"/>
         </w:rPr>
         <w:t xml:space="preserve">). Paul likely referred to the Corinthians' involvement in idol worship (see </w:t>
       </w:r>
-      <w:hyperlink r:id="rId152">
-        <w:r>
-          <w:rPr>
-            <w:lang w:val="en_US" w:bidi="en_US"/>
-          </w:rPr>
-          <w:rPr>
-            <w:color w:val="0000EE"/>
-            <w:u w:val="single"/>
-          </w:rPr>
-          <w:t>1 Corinthians 8–10</w:t>
-        </w:r>
-      </w:hyperlink>
+      <w:r>
+        <w:rPr>
+          <w:lang w:val="en_US" w:bidi="en_US"/>
+        </w:rPr>
+        <w:t>1 Corinthians 8–10</w:t>
+      </w:r>
       <w:r>
         <w:rPr>
           <w:lang w:val="en_US" w:bidi="en_US"/>
         </w:rPr>
         <w:t xml:space="preserve">; compare </w:t>
       </w:r>
-      <w:hyperlink r:id="rId153">
-        <w:r>
-          <w:rPr>
-            <w:lang w:val="en_US" w:bidi="en_US"/>
-          </w:rPr>
-          <w:rPr>
-            <w:color w:val="0000EE"/>
-            <w:u w:val="single"/>
-          </w:rPr>
-          <w:t>1 Corinthians 10:14–22</w:t>
-        </w:r>
-      </w:hyperlink>
+      <w:r>
+        <w:rPr>
+          <w:lang w:val="en_US" w:bidi="en_US"/>
+        </w:rPr>
+        <w:t>1 Corinthians 10:14–22</w:t>
+      </w:r>
       <w:r>
         <w:rPr>
           <w:lang w:val="en_US" w:bidi="en_US"/>
@@ -6644,72 +5756,48 @@
         </w:rPr>
         <w:t xml:space="preserve">The connection between </w:t>
       </w:r>
-      <w:hyperlink r:id="rId154">
-        <w:r>
-          <w:rPr>
-            <w:lang w:val="en_US" w:bidi="en_US"/>
-          </w:rPr>
-          <w:rPr>
-            <w:color w:val="0000EE"/>
-            <w:u w:val="single"/>
-          </w:rPr>
-          <w:t>6:13</w:t>
-        </w:r>
-      </w:hyperlink>
+      <w:r>
+        <w:rPr>
+          <w:lang w:val="en_US" w:bidi="en_US"/>
+        </w:rPr>
+        <w:t>6:13</w:t>
+      </w:r>
       <w:r>
         <w:rPr>
           <w:lang w:val="en_US" w:bidi="en_US"/>
         </w:rPr>
         <w:t xml:space="preserve"> and </w:t>
       </w:r>
-      <w:hyperlink r:id="rId149">
-        <w:r>
-          <w:rPr>
-            <w:lang w:val="en_US" w:bidi="en_US"/>
-          </w:rPr>
-          <w:rPr>
-            <w:color w:val="0000EE"/>
-            <w:u w:val="single"/>
-          </w:rPr>
-          <w:t>7:2</w:t>
-        </w:r>
-      </w:hyperlink>
+      <w:r>
+        <w:rPr>
+          <w:lang w:val="en_US" w:bidi="en_US"/>
+        </w:rPr>
+        <w:t>7:2</w:t>
+      </w:r>
       <w:r>
         <w:rPr>
           <w:lang w:val="en_US" w:bidi="en_US"/>
         </w:rPr>
         <w:t xml:space="preserve"> has led many scholars to think that </w:t>
       </w:r>
-      <w:hyperlink r:id="rId155">
-        <w:r>
-          <w:rPr>
-            <w:lang w:val="en_US" w:bidi="en_US"/>
-          </w:rPr>
-          <w:rPr>
-            <w:color w:val="0000EE"/>
-            <w:u w:val="single"/>
-          </w:rPr>
-          <w:t>6:14–7:1</w:t>
-        </w:r>
-      </w:hyperlink>
+      <w:r>
+        <w:rPr>
+          <w:lang w:val="en_US" w:bidi="en_US"/>
+        </w:rPr>
+        <w:t>6:14–7:1</w:t>
+      </w:r>
       <w:r>
         <w:rPr>
           <w:lang w:val="en_US" w:bidi="en_US"/>
         </w:rPr>
         <w:t xml:space="preserve"> might be an inserted fragment from another letter, possibly the one mentioned in </w:t>
       </w:r>
-      <w:hyperlink r:id="rId156">
-        <w:r>
-          <w:rPr>
-            <w:lang w:val="en_US" w:bidi="en_US"/>
-          </w:rPr>
-          <w:rPr>
-            <w:color w:val="0000EE"/>
-            <w:u w:val="single"/>
-          </w:rPr>
-          <w:t>1 Corinthians 5:9</w:t>
-        </w:r>
-      </w:hyperlink>
+      <w:r>
+        <w:rPr>
+          <w:lang w:val="en_US" w:bidi="en_US"/>
+        </w:rPr>
+        <w:t>1 Corinthians 5:9</w:t>
+      </w:r>
       <w:r>
         <w:rPr>
           <w:lang w:val="en_US" w:bidi="en_US"/>
@@ -6819,36 +5907,24 @@
         </w:rPr>
         <w:t>Believers together form the temple of the living God. The Holy Spirit lives in them, making them holy (</w:t>
       </w:r>
-      <w:hyperlink r:id="rId157">
-        <w:r>
-          <w:rPr>
-            <w:lang w:val="en_US" w:bidi="en_US"/>
-          </w:rPr>
-          <w:rPr>
-            <w:color w:val="0000EE"/>
-            <w:u w:val="single"/>
-          </w:rPr>
-          <w:t>1 Corinthians 3:16</w:t>
-        </w:r>
-      </w:hyperlink>
+      <w:r>
+        <w:rPr>
+          <w:lang w:val="en_US" w:bidi="en_US"/>
+        </w:rPr>
+        <w:t>1 Corinthians 3:16</w:t>
+      </w:r>
       <w:r>
         <w:rPr>
           <w:lang w:val="en_US" w:bidi="en_US"/>
         </w:rPr>
         <w:t xml:space="preserve">; </w:t>
       </w:r>
-      <w:hyperlink r:id="rId158">
-        <w:r>
-          <w:rPr>
-            <w:lang w:val="en_US" w:bidi="en_US"/>
-          </w:rPr>
-          <w:rPr>
-            <w:color w:val="0000EE"/>
-            <w:u w:val="single"/>
-          </w:rPr>
-          <w:t>1 Peter 2:1–10</w:t>
-        </w:r>
-      </w:hyperlink>
+      <w:r>
+        <w:rPr>
+          <w:lang w:val="en_US" w:bidi="en_US"/>
+        </w:rPr>
+        <w:t>1 Peter 2:1–10</w:t>
+      </w:r>
       <w:r>
         <w:rPr>
           <w:lang w:val="en_US" w:bidi="en_US"/>
@@ -6903,36 +5979,24 @@
         </w:rPr>
         <w:t xml:space="preserve">This quote is from </w:t>
       </w:r>
-      <w:hyperlink r:id="rId159">
-        <w:r>
-          <w:rPr>
-            <w:lang w:val="en_US" w:bidi="en_US"/>
-          </w:rPr>
-          <w:rPr>
-            <w:color w:val="0000EE"/>
-            <w:u w:val="single"/>
-          </w:rPr>
-          <w:t>2 Samuel 7:14</w:t>
-        </w:r>
-      </w:hyperlink>
+      <w:r>
+        <w:rPr>
+          <w:lang w:val="en_US" w:bidi="en_US"/>
+        </w:rPr>
+        <w:t>2 Samuel 7:14</w:t>
+      </w:r>
       <w:r>
         <w:rPr>
           <w:lang w:val="en_US" w:bidi="en_US"/>
         </w:rPr>
         <w:t xml:space="preserve">, but Paul includes daughters as well (see </w:t>
       </w:r>
-      <w:hyperlink r:id="rId160">
-        <w:r>
-          <w:rPr>
-            <w:lang w:val="en_US" w:bidi="en_US"/>
-          </w:rPr>
-          <w:rPr>
-            <w:color w:val="0000EE"/>
-            <w:u w:val="single"/>
-          </w:rPr>
-          <w:t>Isaiah 43:6</w:t>
-        </w:r>
-      </w:hyperlink>
+      <w:r>
+        <w:rPr>
+          <w:lang w:val="en_US" w:bidi="en_US"/>
+        </w:rPr>
+        <w:t>Isaiah 43:6</w:t>
+      </w:r>
       <w:r>
         <w:rPr>
           <w:lang w:val="en_US" w:bidi="en_US"/>
@@ -7093,18 +6157,12 @@
         </w:rPr>
         <w:t xml:space="preserve">: Paul continues his request from </w:t>
       </w:r>
-      <w:hyperlink r:id="rId161">
-        <w:r>
-          <w:rPr>
-            <w:lang w:val="en_US" w:bidi="en_US"/>
-          </w:rPr>
-          <w:rPr>
-            <w:color w:val="0000EE"/>
-            <w:u w:val="single"/>
-          </w:rPr>
-          <w:t>6:11–13</w:t>
-        </w:r>
-      </w:hyperlink>
+      <w:r>
+        <w:rPr>
+          <w:lang w:val="en_US" w:bidi="en_US"/>
+        </w:rPr>
+        <w:t>6:11–13</w:t>
+      </w:r>
       <w:r>
         <w:rPr>
           <w:lang w:val="en_US" w:bidi="en_US"/>
@@ -7123,18 +6181,12 @@
         </w:rPr>
         <w:t>). Paul cared deeply for the churches (</w:t>
       </w:r>
-      <w:hyperlink r:id="rId162">
-        <w:r>
-          <w:rPr>
-            <w:lang w:val="en_US" w:bidi="en_US"/>
-          </w:rPr>
-          <w:rPr>
-            <w:color w:val="0000EE"/>
-            <w:u w:val="single"/>
-          </w:rPr>
-          <w:t>11:28</w:t>
-        </w:r>
-      </w:hyperlink>
+      <w:r>
+        <w:rPr>
+          <w:lang w:val="en_US" w:bidi="en_US"/>
+        </w:rPr>
+        <w:t>11:28</w:t>
+      </w:r>
       <w:r>
         <w:rPr>
           <w:lang w:val="en_US" w:bidi="en_US"/>
@@ -7227,36 +6279,24 @@
         </w:rPr>
         <w:t xml:space="preserve"> might refer to Paul's many hardships (</w:t>
       </w:r>
-      <w:hyperlink r:id="rId163">
-        <w:r>
-          <w:rPr>
-            <w:lang w:val="en_US" w:bidi="en_US"/>
-          </w:rPr>
-          <w:rPr>
-            <w:color w:val="0000EE"/>
-            <w:u w:val="single"/>
-          </w:rPr>
-          <w:t>6:5</w:t>
-        </w:r>
-      </w:hyperlink>
+      <w:r>
+        <w:rPr>
+          <w:lang w:val="en_US" w:bidi="en_US"/>
+        </w:rPr>
+        <w:t>6:5</w:t>
+      </w:r>
       <w:r>
         <w:rPr>
           <w:lang w:val="en_US" w:bidi="en_US"/>
         </w:rPr>
         <w:t xml:space="preserve">) or his issues with the Corinthians. Either way, he felt joy because the church's response greatly encouraged him (as he explains in </w:t>
       </w:r>
-      <w:hyperlink r:id="rId164">
-        <w:r>
-          <w:rPr>
-            <w:lang w:val="en_US" w:bidi="en_US"/>
-          </w:rPr>
-          <w:rPr>
-            <w:color w:val="0000EE"/>
-            <w:u w:val="single"/>
-          </w:rPr>
-          <w:t>7:5–16</w:t>
-        </w:r>
-      </w:hyperlink>
+      <w:r>
+        <w:rPr>
+          <w:lang w:val="en_US" w:bidi="en_US"/>
+        </w:rPr>
+        <w:t>7:5–16</w:t>
+      </w:r>
       <w:r>
         <w:rPr>
           <w:lang w:val="en_US" w:bidi="en_US"/>
@@ -7327,18 +6367,12 @@
         </w:rPr>
         <w:t xml:space="preserve">; </w:t>
       </w:r>
-      <w:hyperlink r:id="rId165">
-        <w:r>
-          <w:rPr>
-            <w:lang w:val="en_US" w:bidi="en_US"/>
-          </w:rPr>
-          <w:rPr>
-            <w:color w:val="0000EE"/>
-            <w:u w:val="single"/>
-          </w:rPr>
-          <w:t>Acts 20:1–2</w:t>
-        </w:r>
-      </w:hyperlink>
+      <w:r>
+        <w:rPr>
+          <w:lang w:val="en_US" w:bidi="en_US"/>
+        </w:rPr>
+        <w:t>Acts 20:1–2</w:t>
+      </w:r>
       <w:r>
         <w:rPr>
           <w:lang w:val="en_US" w:bidi="en_US"/>
@@ -7363,72 +6397,48 @@
         </w:rPr>
         <w:t xml:space="preserve">Initially, Paul found no rest (this Greek word is used in </w:t>
       </w:r>
-      <w:hyperlink r:id="rId166">
-        <w:r>
-          <w:rPr>
-            <w:lang w:val="en_US" w:bidi="en_US"/>
-          </w:rPr>
-          <w:rPr>
-            <w:color w:val="0000EE"/>
-            <w:u w:val="single"/>
-          </w:rPr>
-          <w:t>2 Corinthians 2:13</w:t>
-        </w:r>
-      </w:hyperlink>
+      <w:r>
+        <w:rPr>
+          <w:lang w:val="en_US" w:bidi="en_US"/>
+        </w:rPr>
+        <w:t>2 Corinthians 2:13</w:t>
+      </w:r>
       <w:r>
         <w:rPr>
           <w:lang w:val="en_US" w:bidi="en_US"/>
         </w:rPr>
         <w:t xml:space="preserve">, where it means "peace of mind") and faced only conflict, battles, and fear. Paul felt deeply discouraged, but God, who comforts the discouraged, encouraged him (compare </w:t>
       </w:r>
-      <w:hyperlink r:id="rId167">
-        <w:r>
-          <w:rPr>
-            <w:lang w:val="en_US" w:bidi="en_US"/>
-          </w:rPr>
-          <w:rPr>
-            <w:color w:val="0000EE"/>
-            <w:u w:val="single"/>
-          </w:rPr>
-          <w:t>Psalms 42:5–6</w:t>
-        </w:r>
-      </w:hyperlink>
+      <w:r>
+        <w:rPr>
+          <w:lang w:val="en_US" w:bidi="en_US"/>
+        </w:rPr>
+        <w:t>Psalms 42:5–6</w:t>
+      </w:r>
       <w:r>
         <w:rPr>
           <w:lang w:val="en_US" w:bidi="en_US"/>
         </w:rPr>
         <w:t xml:space="preserve">). Titus arrived from Corinth with news that Paul's letter (see </w:t>
       </w:r>
-      <w:hyperlink r:id="rId168">
-        <w:r>
-          <w:rPr>
-            <w:lang w:val="en_US" w:bidi="en_US"/>
-          </w:rPr>
-          <w:rPr>
-            <w:color w:val="0000EE"/>
-            <w:u w:val="single"/>
-          </w:rPr>
-          <w:t>2 Corinthians 2:3–4</w:t>
-        </w:r>
-      </w:hyperlink>
+      <w:r>
+        <w:rPr>
+          <w:lang w:val="en_US" w:bidi="en_US"/>
+        </w:rPr>
+        <w:t>2 Corinthians 2:3–4</w:t>
+      </w:r>
       <w:r>
         <w:rPr>
           <w:lang w:val="en_US" w:bidi="en_US"/>
         </w:rPr>
         <w:t>) had achieved its purpose (</w:t>
       </w:r>
-      <w:hyperlink r:id="rId169">
-        <w:r>
-          <w:rPr>
-            <w:lang w:val="en_US" w:bidi="en_US"/>
-          </w:rPr>
-          <w:rPr>
-            <w:color w:val="0000EE"/>
-            <w:u w:val="single"/>
-          </w:rPr>
-          <w:t>7:8–16</w:t>
-        </w:r>
-      </w:hyperlink>
+      <w:r>
+        <w:rPr>
+          <w:lang w:val="en_US" w:bidi="en_US"/>
+        </w:rPr>
+        <w:t>7:8–16</w:t>
+      </w:r>
       <w:r>
         <w:rPr>
           <w:lang w:val="en_US" w:bidi="en_US"/>
@@ -7483,36 +6493,24 @@
         </w:rPr>
         <w:t xml:space="preserve">At first, Paul regretted sending his previous letter (see </w:t>
       </w:r>
-      <w:hyperlink r:id="rId168">
-        <w:r>
-          <w:rPr>
-            <w:lang w:val="en_US" w:bidi="en_US"/>
-          </w:rPr>
-          <w:rPr>
-            <w:color w:val="0000EE"/>
-            <w:u w:val="single"/>
-          </w:rPr>
-          <w:t>2:3–4</w:t>
-        </w:r>
-      </w:hyperlink>
+      <w:r>
+        <w:rPr>
+          <w:lang w:val="en_US" w:bidi="en_US"/>
+        </w:rPr>
+        <w:t>2:3–4</w:t>
+      </w:r>
       <w:r>
         <w:rPr>
           <w:lang w:val="en_US" w:bidi="en_US"/>
         </w:rPr>
         <w:t xml:space="preserve">). Now he does not regret it, realizing the pain was worthwhile. The severe letter led the church in Corinth to repent. They rebuked the offending person—perhaps too strongly (see </w:t>
       </w:r>
-      <w:hyperlink r:id="rId170">
-        <w:r>
-          <w:rPr>
-            <w:lang w:val="en_US" w:bidi="en_US"/>
-          </w:rPr>
-          <w:rPr>
-            <w:color w:val="0000EE"/>
-            <w:u w:val="single"/>
-          </w:rPr>
-          <w:t>2:6–11</w:t>
-        </w:r>
-      </w:hyperlink>
+      <w:r>
+        <w:rPr>
+          <w:lang w:val="en_US" w:bidi="en_US"/>
+        </w:rPr>
+        <w:t>2:6–11</w:t>
+      </w:r>
       <w:r>
         <w:rPr>
           <w:lang w:val="en_US" w:bidi="en_US"/>
@@ -7589,36 +6587,24 @@
         </w:rPr>
         <w:t xml:space="preserve">Worldly sorrow, which does not include repentance, leads to spiritual death (for example, see </w:t>
       </w:r>
-      <w:hyperlink r:id="rId171">
-        <w:r>
-          <w:rPr>
-            <w:lang w:val="en_US" w:bidi="en_US"/>
-          </w:rPr>
-          <w:rPr>
-            <w:color w:val="0000EE"/>
-            <w:u w:val="single"/>
-          </w:rPr>
-          <w:t>Matthew 27:3–6</w:t>
-        </w:r>
-      </w:hyperlink>
+      <w:r>
+        <w:rPr>
+          <w:lang w:val="en_US" w:bidi="en_US"/>
+        </w:rPr>
+        <w:t>Matthew 27:3–6</w:t>
+      </w:r>
       <w:r>
         <w:rPr>
           <w:lang w:val="en_US" w:bidi="en_US"/>
         </w:rPr>
         <w:t xml:space="preserve">; </w:t>
       </w:r>
-      <w:hyperlink r:id="rId172">
-        <w:r>
-          <w:rPr>
-            <w:lang w:val="en_US" w:bidi="en_US"/>
-          </w:rPr>
-          <w:rPr>
-            <w:color w:val="0000EE"/>
-            <w:u w:val="single"/>
-          </w:rPr>
-          <w:t>Hebrews 12:16–17</w:t>
-        </w:r>
-      </w:hyperlink>
+      <w:r>
+        <w:rPr>
+          <w:lang w:val="en_US" w:bidi="en_US"/>
+        </w:rPr>
+        <w:t>Hebrews 12:16–17</w:t>
+      </w:r>
       <w:r>
         <w:rPr>
           <w:lang w:val="en_US" w:bidi="en_US"/>
@@ -7787,72 +6773,48 @@
         </w:rPr>
         <w:t>The churches in Macedonia included the church in Philippi. According to Acts and Philippians, this church faced many troubles and was very poor. Despite this, they generously sent gifts to Paul and supported the collection (</w:t>
       </w:r>
-      <w:hyperlink r:id="rId173">
-        <w:r>
-          <w:rPr>
-            <w:lang w:val="en_US" w:bidi="en_US"/>
-          </w:rPr>
-          <w:rPr>
-            <w:color w:val="0000EE"/>
-            <w:u w:val="single"/>
-          </w:rPr>
-          <w:t>8:4–5</w:t>
-        </w:r>
-      </w:hyperlink>
+      <w:r>
+        <w:rPr>
+          <w:lang w:val="en_US" w:bidi="en_US"/>
+        </w:rPr>
+        <w:t>8:4–5</w:t>
+      </w:r>
       <w:r>
         <w:rPr>
           <w:lang w:val="en_US" w:bidi="en_US"/>
         </w:rPr>
         <w:t xml:space="preserve">; </w:t>
       </w:r>
-      <w:hyperlink r:id="rId174">
-        <w:r>
-          <w:rPr>
-            <w:lang w:val="en_US" w:bidi="en_US"/>
-          </w:rPr>
-          <w:rPr>
-            <w:color w:val="0000EE"/>
-            <w:u w:val="single"/>
-          </w:rPr>
-          <w:t>Philippians 1:5</w:t>
-        </w:r>
-      </w:hyperlink>
+      <w:r>
+        <w:rPr>
+          <w:lang w:val="en_US" w:bidi="en_US"/>
+        </w:rPr>
+        <w:t>Philippians 1:5</w:t>
+      </w:r>
       <w:r>
         <w:rPr>
           <w:lang w:val="en_US" w:bidi="en_US"/>
         </w:rPr>
         <w:t xml:space="preserve">; </w:t>
       </w:r>
-      <w:hyperlink r:id="rId175">
-        <w:r>
-          <w:rPr>
-            <w:lang w:val="en_US" w:bidi="en_US"/>
-          </w:rPr>
-          <w:rPr>
-            <w:color w:val="0000EE"/>
-            <w:u w:val="single"/>
-          </w:rPr>
-          <w:t>2:25–30</w:t>
-        </w:r>
-      </w:hyperlink>
+      <w:r>
+        <w:rPr>
+          <w:lang w:val="en_US" w:bidi="en_US"/>
+        </w:rPr>
+        <w:t>2:25–30</w:t>
+      </w:r>
       <w:r>
         <w:rPr>
           <w:lang w:val="en_US" w:bidi="en_US"/>
         </w:rPr>
         <w:t xml:space="preserve">; </w:t>
       </w:r>
-      <w:hyperlink r:id="rId176">
-        <w:r>
-          <w:rPr>
-            <w:lang w:val="en_US" w:bidi="en_US"/>
-          </w:rPr>
-          <w:rPr>
-            <w:color w:val="0000EE"/>
-            <w:u w:val="single"/>
-          </w:rPr>
-          <w:t>4:15–20</w:t>
-        </w:r>
-      </w:hyperlink>
+      <w:r>
+        <w:rPr>
+          <w:lang w:val="en_US" w:bidi="en_US"/>
+        </w:rPr>
+        <w:t>4:15–20</w:t>
+      </w:r>
       <w:r>
         <w:rPr>
           <w:lang w:val="en_US" w:bidi="en_US"/>
@@ -7907,144 +6869,96 @@
         </w:rPr>
         <w:t>Paul now focuses on collecting funds for the Jerusalem church (</w:t>
       </w:r>
-      <w:hyperlink r:id="rId177">
-        <w:r>
-          <w:rPr>
-            <w:lang w:val="en_US" w:bidi="en_US"/>
-          </w:rPr>
-          <w:rPr>
-            <w:color w:val="0000EE"/>
-            <w:u w:val="single"/>
-          </w:rPr>
-          <w:t>8:4</w:t>
-        </w:r>
-      </w:hyperlink>
+      <w:r>
+        <w:rPr>
+          <w:lang w:val="en_US" w:bidi="en_US"/>
+        </w:rPr>
+        <w:t>8:4</w:t>
+      </w:r>
       <w:r>
         <w:rPr>
           <w:lang w:val="en_US" w:bidi="en_US"/>
         </w:rPr>
         <w:t xml:space="preserve">; </w:t>
       </w:r>
-      <w:hyperlink r:id="rId178">
-        <w:r>
-          <w:rPr>
-            <w:lang w:val="en_US" w:bidi="en_US"/>
-          </w:rPr>
-          <w:rPr>
-            <w:color w:val="0000EE"/>
-            <w:u w:val="single"/>
-          </w:rPr>
-          <w:t>9:1</w:t>
-        </w:r>
-      </w:hyperlink>
+      <w:r>
+        <w:rPr>
+          <w:lang w:val="en_US" w:bidi="en_US"/>
+        </w:rPr>
+        <w:t>9:1</w:t>
+      </w:r>
       <w:r>
         <w:rPr>
           <w:lang w:val="en_US" w:bidi="en_US"/>
         </w:rPr>
         <w:t>). This relief fund aimed to help the poor believers in the holy city (</w:t>
       </w:r>
-      <w:hyperlink r:id="rId179">
-        <w:r>
-          <w:rPr>
-            <w:lang w:val="en_US" w:bidi="en_US"/>
-          </w:rPr>
-          <w:rPr>
-            <w:color w:val="0000EE"/>
-            <w:u w:val="single"/>
-          </w:rPr>
-          <w:t>Acts 11:27–30</w:t>
-        </w:r>
-      </w:hyperlink>
+      <w:r>
+        <w:rPr>
+          <w:lang w:val="en_US" w:bidi="en_US"/>
+        </w:rPr>
+        <w:t>Acts 11:27–30</w:t>
+      </w:r>
       <w:r>
         <w:rPr>
           <w:lang w:val="en_US" w:bidi="en_US"/>
         </w:rPr>
         <w:t xml:space="preserve">; </w:t>
       </w:r>
-      <w:hyperlink r:id="rId180">
-        <w:r>
-          <w:rPr>
-            <w:lang w:val="en_US" w:bidi="en_US"/>
-          </w:rPr>
-          <w:rPr>
-            <w:color w:val="0000EE"/>
-            <w:u w:val="single"/>
-          </w:rPr>
-          <w:t>Romans 15:25–27</w:t>
-        </w:r>
-      </w:hyperlink>
+      <w:r>
+        <w:rPr>
+          <w:lang w:val="en_US" w:bidi="en_US"/>
+        </w:rPr>
+        <w:t>Romans 15:25–27</w:t>
+      </w:r>
       <w:r>
         <w:rPr>
           <w:lang w:val="en_US" w:bidi="en_US"/>
         </w:rPr>
         <w:t xml:space="preserve">, </w:t>
       </w:r>
-      <w:hyperlink r:id="rId181">
-        <w:r>
-          <w:rPr>
-            <w:lang w:val="en_US" w:bidi="en_US"/>
-          </w:rPr>
-          <w:rPr>
-            <w:color w:val="0000EE"/>
-            <w:u w:val="single"/>
-          </w:rPr>
-          <w:t>31</w:t>
-        </w:r>
-      </w:hyperlink>
+      <w:r>
+        <w:rPr>
+          <w:lang w:val="en_US" w:bidi="en_US"/>
+        </w:rPr>
+        <w:t>31</w:t>
+      </w:r>
       <w:r>
         <w:rPr>
           <w:lang w:val="en_US" w:bidi="en_US"/>
         </w:rPr>
         <w:t xml:space="preserve">; </w:t>
       </w:r>
-      <w:hyperlink r:id="rId182">
-        <w:r>
-          <w:rPr>
-            <w:lang w:val="en_US" w:bidi="en_US"/>
-          </w:rPr>
-          <w:rPr>
-            <w:color w:val="0000EE"/>
-            <w:u w:val="single"/>
-          </w:rPr>
-          <w:t>Galatians 2:10</w:t>
-        </w:r>
-      </w:hyperlink>
+      <w:r>
+        <w:rPr>
+          <w:lang w:val="en_US" w:bidi="en_US"/>
+        </w:rPr>
+        <w:t>Galatians 2:10</w:t>
+      </w:r>
       <w:r>
         <w:rPr>
           <w:lang w:val="en_US" w:bidi="en_US"/>
         </w:rPr>
         <w:t>). Paul had previously given instructions about this matter (</w:t>
       </w:r>
-      <w:hyperlink r:id="rId183">
-        <w:r>
-          <w:rPr>
-            <w:lang w:val="en_US" w:bidi="en_US"/>
-          </w:rPr>
-          <w:rPr>
-            <w:color w:val="0000EE"/>
-            <w:u w:val="single"/>
-          </w:rPr>
-          <w:t>1 Corinthians 16:1–2</w:t>
-        </w:r>
-      </w:hyperlink>
+      <w:r>
+        <w:rPr>
+          <w:lang w:val="en_US" w:bidi="en_US"/>
+        </w:rPr>
+        <w:t>1 Corinthians 16:1–2</w:t>
+      </w:r>
       <w:r>
         <w:rPr>
           <w:lang w:val="en_US" w:bidi="en_US"/>
         </w:rPr>
         <w:t>). Now it was time to gather the funds (</w:t>
       </w:r>
-      <w:hyperlink r:id="rId184">
-        <w:r>
-          <w:rPr>
-            <w:lang w:val="en_US" w:bidi="en_US"/>
-          </w:rPr>
-          <w:rPr>
-            <w:color w:val="0000EE"/>
-            <w:u w:val="single"/>
-          </w:rPr>
-          <w:t>2 Corinthians 8:6</w:t>
-        </w:r>
-      </w:hyperlink>
+      <w:r>
+        <w:rPr>
+          <w:lang w:val="en_US" w:bidi="en_US"/>
+        </w:rPr>
+        <w:t>2 Corinthians 8:6</w:t>
+      </w:r>
       <w:r>
         <w:rPr>
           <w:lang w:val="en_US" w:bidi="en_US"/>
@@ -8147,90 +7061,60 @@
         </w:rPr>
         <w:t>This verse is central to Paul's teaching on Christian giving (</w:t>
       </w:r>
-      <w:hyperlink r:id="rId185">
-        <w:r>
-          <w:rPr>
-            <w:lang w:val="en_US" w:bidi="en_US"/>
-          </w:rPr>
-          <w:rPr>
-            <w:color w:val="0000EE"/>
-            <w:u w:val="single"/>
-          </w:rPr>
-          <w:t>8:1–9:15</w:t>
-        </w:r>
-      </w:hyperlink>
+      <w:r>
+        <w:rPr>
+          <w:lang w:val="en_US" w:bidi="en_US"/>
+        </w:rPr>
+        <w:t>8:1–9:15</w:t>
+      </w:r>
       <w:r>
         <w:rPr>
           <w:lang w:val="en_US" w:bidi="en_US"/>
         </w:rPr>
         <w:t>). The Corinthians were known for their spiritual gifts (</w:t>
       </w:r>
-      <w:hyperlink r:id="rId186">
-        <w:r>
-          <w:rPr>
-            <w:lang w:val="en_US" w:bidi="en_US"/>
-          </w:rPr>
-          <w:rPr>
-            <w:color w:val="0000EE"/>
-            <w:u w:val="single"/>
-          </w:rPr>
-          <w:t>1 Corinthians 1:5–7</w:t>
-        </w:r>
-      </w:hyperlink>
+      <w:r>
+        <w:rPr>
+          <w:lang w:val="en_US" w:bidi="en_US"/>
+        </w:rPr>
+        <w:t>1 Corinthians 1:5–7</w:t>
+      </w:r>
       <w:r>
         <w:rPr>
           <w:lang w:val="en_US" w:bidi="en_US"/>
         </w:rPr>
         <w:t xml:space="preserve">; </w:t>
       </w:r>
-      <w:hyperlink r:id="rId187">
-        <w:r>
-          <w:rPr>
-            <w:lang w:val="en_US" w:bidi="en_US"/>
-          </w:rPr>
-          <w:rPr>
-            <w:color w:val="0000EE"/>
-            <w:u w:val="single"/>
-          </w:rPr>
-          <w:t>14:12</w:t>
-        </w:r>
-      </w:hyperlink>
+      <w:r>
+        <w:rPr>
+          <w:lang w:val="en_US" w:bidi="en_US"/>
+        </w:rPr>
+        <w:t>14:12</w:t>
+      </w:r>
       <w:r>
         <w:rPr>
           <w:lang w:val="en_US" w:bidi="en_US"/>
         </w:rPr>
         <w:t xml:space="preserve">). Now, they should lead in the generous act of giving, which shows true spirituality (see </w:t>
       </w:r>
-      <w:hyperlink r:id="rId188">
-        <w:r>
-          <w:rPr>
-            <w:lang w:val="en_US" w:bidi="en_US"/>
-          </w:rPr>
-          <w:rPr>
-            <w:color w:val="0000EE"/>
-            <w:u w:val="single"/>
-          </w:rPr>
-          <w:t>1 Corinthians 13:1–13</w:t>
-        </w:r>
-      </w:hyperlink>
+      <w:r>
+        <w:rPr>
+          <w:lang w:val="en_US" w:bidi="en_US"/>
+        </w:rPr>
+        <w:t>1 Corinthians 13:1–13</w:t>
+      </w:r>
       <w:r>
         <w:rPr>
           <w:lang w:val="en_US" w:bidi="en_US"/>
         </w:rPr>
         <w:t>). God had been generous to the Corinthians, so they should help the Jewish believers in need (</w:t>
       </w:r>
-      <w:hyperlink r:id="rId189">
-        <w:r>
-          <w:rPr>
-            <w:lang w:val="en_US" w:bidi="en_US"/>
-          </w:rPr>
-          <w:rPr>
-            <w:color w:val="0000EE"/>
-            <w:u w:val="single"/>
-          </w:rPr>
-          <w:t>2 Corinthians 9:13</w:t>
-        </w:r>
-      </w:hyperlink>
+      <w:r>
+        <w:rPr>
+          <w:lang w:val="en_US" w:bidi="en_US"/>
+        </w:rPr>
+        <w:t>2 Corinthians 9:13</w:t>
+      </w:r>
       <w:r>
         <w:rPr>
           <w:lang w:val="en_US" w:bidi="en_US"/>
@@ -8285,54 +7169,36 @@
         </w:rPr>
         <w:t>The Lord himself is the model for generous giving. He was rich in the Father's presence (</w:t>
       </w:r>
-      <w:hyperlink r:id="rId190">
-        <w:r>
-          <w:rPr>
-            <w:lang w:val="en_US" w:bidi="en_US"/>
-          </w:rPr>
-          <w:rPr>
-            <w:color w:val="0000EE"/>
-            <w:u w:val="single"/>
-          </w:rPr>
-          <w:t>John 17:5</w:t>
-        </w:r>
-      </w:hyperlink>
+      <w:r>
+        <w:rPr>
+          <w:lang w:val="en_US" w:bidi="en_US"/>
+        </w:rPr>
+        <w:t>John 17:5</w:t>
+      </w:r>
       <w:r>
         <w:rPr>
           <w:lang w:val="en_US" w:bidi="en_US"/>
         </w:rPr>
         <w:t xml:space="preserve">, </w:t>
       </w:r>
-      <w:hyperlink r:id="rId191">
-        <w:r>
-          <w:rPr>
-            <w:lang w:val="en_US" w:bidi="en_US"/>
-          </w:rPr>
-          <w:rPr>
-            <w:color w:val="0000EE"/>
-            <w:u w:val="single"/>
-          </w:rPr>
-          <w:t>24</w:t>
-        </w:r>
-      </w:hyperlink>
+      <w:r>
+        <w:rPr>
+          <w:lang w:val="en_US" w:bidi="en_US"/>
+        </w:rPr>
+        <w:t>24</w:t>
+      </w:r>
       <w:r>
         <w:rPr>
           <w:lang w:val="en_US" w:bidi="en_US"/>
         </w:rPr>
         <w:t xml:space="preserve">) but became poor by living as a human and dying on the cross (see </w:t>
       </w:r>
-      <w:hyperlink r:id="rId131">
-        <w:r>
-          <w:rPr>
-            <w:lang w:val="en_US" w:bidi="en_US"/>
-          </w:rPr>
-          <w:rPr>
-            <w:color w:val="0000EE"/>
-            <w:u w:val="single"/>
-          </w:rPr>
-          <w:t>Philippians 2:6–11</w:t>
-        </w:r>
-      </w:hyperlink>
+      <w:r>
+        <w:rPr>
+          <w:lang w:val="en_US" w:bidi="en_US"/>
+        </w:rPr>
+        <w:t>Philippians 2:6–11</w:t>
+      </w:r>
       <w:r>
         <w:rPr>
           <w:lang w:val="en_US" w:bidi="en_US"/>
@@ -8387,18 +7253,12 @@
         </w:rPr>
         <w:t xml:space="preserve">A year ago, you began collecting an offering for Jerusalem, inspired by </w:t>
       </w:r>
-      <w:hyperlink r:id="rId183">
-        <w:r>
-          <w:rPr>
-            <w:lang w:val="en_US" w:bidi="en_US"/>
-          </w:rPr>
-          <w:rPr>
-            <w:color w:val="0000EE"/>
-            <w:u w:val="single"/>
-          </w:rPr>
-          <w:t>1 Corinthians 16:1–2</w:t>
-        </w:r>
-      </w:hyperlink>
+      <w:r>
+        <w:rPr>
+          <w:lang w:val="en_US" w:bidi="en_US"/>
+        </w:rPr>
+        <w:t>1 Corinthians 16:1–2</w:t>
+      </w:r>
       <w:r>
         <w:rPr>
           <w:lang w:val="en_US" w:bidi="en_US"/>
@@ -8453,18 +7313,12 @@
         </w:rPr>
         <w:t xml:space="preserve">Paul quotes from </w:t>
       </w:r>
-      <w:hyperlink r:id="rId192">
-        <w:r>
-          <w:rPr>
-            <w:lang w:val="en_US" w:bidi="en_US"/>
-          </w:rPr>
-          <w:rPr>
-            <w:color w:val="0000EE"/>
-            <w:u w:val="single"/>
-          </w:rPr>
-          <w:t>Exodus 16:18</w:t>
-        </w:r>
-      </w:hyperlink>
+      <w:r>
+        <w:rPr>
+          <w:lang w:val="en_US" w:bidi="en_US"/>
+        </w:rPr>
+        <w:t>Exodus 16:18</w:t>
+      </w:r>
       <w:r>
         <w:rPr>
           <w:lang w:val="en_US" w:bidi="en_US"/>
@@ -8519,18 +7373,12 @@
         </w:rPr>
         <w:t>Two other Christian men would travel with Titus to Corinth to prevent any criticism about managing the relief funds they collected (</w:t>
       </w:r>
-      <w:hyperlink r:id="rId193">
-        <w:r>
-          <w:rPr>
-            <w:lang w:val="en_US" w:bidi="en_US"/>
-          </w:rPr>
-          <w:rPr>
-            <w:color w:val="0000EE"/>
-            <w:u w:val="single"/>
-          </w:rPr>
-          <w:t>8:20–21</w:t>
-        </w:r>
-      </w:hyperlink>
+      <w:r>
+        <w:rPr>
+          <w:lang w:val="en_US" w:bidi="en_US"/>
+        </w:rPr>
+        <w:t>8:20–21</w:t>
+      </w:r>
       <w:r>
         <w:rPr>
           <w:lang w:val="en_US" w:bidi="en_US"/>
@@ -8592,18 +7440,12 @@
         </w:rPr>
         <w:t>: Paul's last phrase is very expressive in Greek. They are examples of Christians who reflect the Lord’s splendor (</w:t>
       </w:r>
-      <w:hyperlink r:id="rId194">
-        <w:r>
-          <w:rPr>
-            <w:lang w:val="en_US" w:bidi="en_US"/>
-          </w:rPr>
-          <w:rPr>
-            <w:color w:val="0000EE"/>
-            <w:u w:val="single"/>
-          </w:rPr>
-          <w:t>3:1–18</w:t>
-        </w:r>
-      </w:hyperlink>
+      <w:r>
+        <w:rPr>
+          <w:lang w:val="en_US" w:bidi="en_US"/>
+        </w:rPr>
+        <w:t>3:1–18</w:t>
+      </w:r>
       <w:r>
         <w:rPr>
           <w:lang w:val="en_US" w:bidi="en_US"/>
@@ -8680,18 +7522,12 @@
         </w:rPr>
         <w:t>to follow the example of the Macedonians, who were generous despite their poverty (</w:t>
       </w:r>
-      <w:hyperlink r:id="rId195">
-        <w:r>
-          <w:rPr>
-            <w:lang w:val="en_US" w:bidi="en_US"/>
-          </w:rPr>
-          <w:rPr>
-            <w:color w:val="0000EE"/>
-            <w:u w:val="single"/>
-          </w:rPr>
-          <w:t>9:2</w:t>
-        </w:r>
-      </w:hyperlink>
+      <w:r>
+        <w:rPr>
+          <w:lang w:val="en_US" w:bidi="en_US"/>
+        </w:rPr>
+        <w:t>9:2</w:t>
+      </w:r>
       <w:r>
         <w:rPr>
           <w:lang w:val="en_US" w:bidi="en_US"/>
@@ -8716,18 +7552,12 @@
         </w:rPr>
         <w:t>to avoid embarrassing Paul or themselves, as he had praised the Corinthians' generosity to the Macedonians (</w:t>
       </w:r>
-      <w:hyperlink r:id="rId196">
-        <w:r>
-          <w:rPr>
-            <w:lang w:val="en_US" w:bidi="en_US"/>
-          </w:rPr>
-          <w:rPr>
-            <w:color w:val="0000EE"/>
-            <w:u w:val="single"/>
-          </w:rPr>
-          <w:t>9:3–5</w:t>
-        </w:r>
-      </w:hyperlink>
+      <w:r>
+        <w:rPr>
+          <w:lang w:val="en_US" w:bidi="en_US"/>
+        </w:rPr>
+        <w:t>9:3–5</w:t>
+      </w:r>
       <w:r>
         <w:rPr>
           <w:lang w:val="en_US" w:bidi="en_US"/>
@@ -8748,18 +7578,12 @@
         </w:rPr>
         <w:t>To ensure the collection at Corinth is ready on time, Paul will send delegates (</w:t>
       </w:r>
-      <w:hyperlink r:id="rId197">
-        <w:r>
-          <w:rPr>
-            <w:lang w:val="en_US" w:bidi="en_US"/>
-          </w:rPr>
-          <w:rPr>
-            <w:color w:val="0000EE"/>
-            <w:u w:val="single"/>
-          </w:rPr>
-          <w:t>8:16–24</w:t>
-        </w:r>
-      </w:hyperlink>
+      <w:r>
+        <w:rPr>
+          <w:lang w:val="en_US" w:bidi="en_US"/>
+        </w:rPr>
+        <w:t>8:16–24</w:t>
+      </w:r>
       <w:r>
         <w:rPr>
           <w:lang w:val="en_US" w:bidi="en_US"/>
@@ -8937,18 +7761,12 @@
         </w:rPr>
         <w:t xml:space="preserve">: The quote from </w:t>
       </w:r>
-      <w:hyperlink r:id="rId198">
-        <w:r>
-          <w:rPr>
-            <w:lang w:val="en_US" w:bidi="en_US"/>
-          </w:rPr>
-          <w:rPr>
-            <w:color w:val="0000EE"/>
-            <w:u w:val="single"/>
-          </w:rPr>
-          <w:t>Psalm 112:9</w:t>
-        </w:r>
-      </w:hyperlink>
+      <w:r>
+        <w:rPr>
+          <w:lang w:val="en_US" w:bidi="en_US"/>
+        </w:rPr>
+        <w:t>Psalm 112:9</w:t>
+      </w:r>
       <w:r>
         <w:rPr>
           <w:lang w:val="en_US" w:bidi="en_US"/>
@@ -9003,126 +7821,84 @@
         </w:rPr>
         <w:t>God would match the Corinthians' generosity (</w:t>
       </w:r>
-      <w:hyperlink r:id="rId199">
-        <w:r>
-          <w:rPr>
-            <w:lang w:val="en_US" w:bidi="en_US"/>
-          </w:rPr>
-          <w:rPr>
-            <w:color w:val="0000EE"/>
-            <w:u w:val="single"/>
-          </w:rPr>
-          <w:t>9:10–11</w:t>
-        </w:r>
-      </w:hyperlink>
+      <w:r>
+        <w:rPr>
+          <w:lang w:val="en_US" w:bidi="en_US"/>
+        </w:rPr>
+        <w:t>9:10–11</w:t>
+      </w:r>
       <w:r>
         <w:rPr>
           <w:lang w:val="en_US" w:bidi="en_US"/>
         </w:rPr>
         <w:t>). Their generosity would help Jewish Christians (</w:t>
       </w:r>
-      <w:hyperlink r:id="rId200">
-        <w:r>
-          <w:rPr>
-            <w:lang w:val="en_US" w:bidi="en_US"/>
-          </w:rPr>
-          <w:rPr>
-            <w:color w:val="0000EE"/>
-            <w:u w:val="single"/>
-          </w:rPr>
-          <w:t>9:12</w:t>
-        </w:r>
-      </w:hyperlink>
+      <w:r>
+        <w:rPr>
+          <w:lang w:val="en_US" w:bidi="en_US"/>
+        </w:rPr>
+        <w:t>9:12</w:t>
+      </w:r>
       <w:r>
         <w:rPr>
           <w:lang w:val="en_US" w:bidi="en_US"/>
         </w:rPr>
         <w:t>), honor God (</w:t>
       </w:r>
-      <w:hyperlink r:id="rId189">
-        <w:r>
-          <w:rPr>
-            <w:lang w:val="en_US" w:bidi="en_US"/>
-          </w:rPr>
-          <w:rPr>
-            <w:color w:val="0000EE"/>
-            <w:u w:val="single"/>
-          </w:rPr>
-          <w:t>9:13</w:t>
-        </w:r>
-      </w:hyperlink>
+      <w:r>
+        <w:rPr>
+          <w:lang w:val="en_US" w:bidi="en_US"/>
+        </w:rPr>
+        <w:t>9:13</w:t>
+      </w:r>
       <w:r>
         <w:rPr>
           <w:lang w:val="en_US" w:bidi="en_US"/>
         </w:rPr>
         <w:t>), and show believers in Jerusalem that their non-Jewish brothers and sisters were true believers (</w:t>
       </w:r>
-      <w:hyperlink r:id="rId189">
-        <w:r>
-          <w:rPr>
-            <w:lang w:val="en_US" w:bidi="en_US"/>
-          </w:rPr>
-          <w:rPr>
-            <w:color w:val="0000EE"/>
-            <w:u w:val="single"/>
-          </w:rPr>
-          <w:t>9:13</w:t>
-        </w:r>
-      </w:hyperlink>
+      <w:r>
+        <w:rPr>
+          <w:lang w:val="en_US" w:bidi="en_US"/>
+        </w:rPr>
+        <w:t>9:13</w:t>
+      </w:r>
       <w:r>
         <w:rPr>
           <w:lang w:val="en_US" w:bidi="en_US"/>
         </w:rPr>
         <w:t>). This would lead to Jewish believers praying for and caring about the non-Jewish believers (</w:t>
       </w:r>
-      <w:hyperlink r:id="rId201">
-        <w:r>
-          <w:rPr>
-            <w:lang w:val="en_US" w:bidi="en_US"/>
-          </w:rPr>
-          <w:rPr>
-            <w:color w:val="0000EE"/>
-            <w:u w:val="single"/>
-          </w:rPr>
-          <w:t>9:14</w:t>
-        </w:r>
-      </w:hyperlink>
+      <w:r>
+        <w:rPr>
+          <w:lang w:val="en_US" w:bidi="en_US"/>
+        </w:rPr>
+        <w:t>9:14</w:t>
+      </w:r>
       <w:r>
         <w:rPr>
           <w:lang w:val="en_US" w:bidi="en_US"/>
         </w:rPr>
         <w:t>). Paul imagined a united, worldwide Christian church made up of both Jewish and non-Jewish believers, all united in Christ Jesus (</w:t>
       </w:r>
-      <w:hyperlink r:id="rId202">
-        <w:r>
-          <w:rPr>
-            <w:lang w:val="en_US" w:bidi="en_US"/>
-          </w:rPr>
-          <w:rPr>
-            <w:color w:val="0000EE"/>
-            <w:u w:val="single"/>
-          </w:rPr>
-          <w:t>Galatians 3:28</w:t>
-        </w:r>
-      </w:hyperlink>
+      <w:r>
+        <w:rPr>
+          <w:lang w:val="en_US" w:bidi="en_US"/>
+        </w:rPr>
+        <w:t>Galatians 3:28</w:t>
+      </w:r>
       <w:r>
         <w:rPr>
           <w:lang w:val="en_US" w:bidi="en_US"/>
         </w:rPr>
         <w:t xml:space="preserve">; </w:t>
       </w:r>
-      <w:hyperlink r:id="rId135">
-        <w:r>
-          <w:rPr>
-            <w:lang w:val="en_US" w:bidi="en_US"/>
-          </w:rPr>
-          <w:rPr>
-            <w:color w:val="0000EE"/>
-            <w:u w:val="single"/>
-          </w:rPr>
-          <w:t>Ephesians 2:11–22</w:t>
-        </w:r>
-      </w:hyperlink>
+      <w:r>
+        <w:rPr>
+          <w:lang w:val="en_US" w:bidi="en_US"/>
+        </w:rPr>
+        <w:t>Ephesians 2:11–22</w:t>
+      </w:r>
       <w:r>
         <w:rPr>
           <w:lang w:val="en_US" w:bidi="en_US"/>
@@ -9184,108 +7960,72 @@
         </w:rPr>
         <w:t xml:space="preserve">: See </w:t>
       </w:r>
-      <w:hyperlink r:id="rId203">
-        <w:r>
-          <w:rPr>
-            <w:lang w:val="en_US" w:bidi="en_US"/>
-          </w:rPr>
-          <w:rPr>
-            <w:color w:val="0000EE"/>
-            <w:u w:val="single"/>
-          </w:rPr>
-          <w:t>10:10</w:t>
-        </w:r>
-      </w:hyperlink>
+      <w:r>
+        <w:rPr>
+          <w:lang w:val="en_US" w:bidi="en_US"/>
+        </w:rPr>
+        <w:t>10:10</w:t>
+      </w:r>
       <w:r>
         <w:rPr>
           <w:lang w:val="en_US" w:bidi="en_US"/>
         </w:rPr>
         <w:t>. Paul wrote bold letters from afar, but people mistook his gentleness and kindness for weakness. However, they forgot he had the authority of Christ (</w:t>
       </w:r>
-      <w:hyperlink r:id="rId204">
-        <w:r>
-          <w:rPr>
-            <w:lang w:val="en_US" w:bidi="en_US"/>
-          </w:rPr>
-          <w:rPr>
-            <w:color w:val="0000EE"/>
-            <w:u w:val="single"/>
-          </w:rPr>
-          <w:t>12:19</w:t>
-        </w:r>
-      </w:hyperlink>
+      <w:r>
+        <w:rPr>
+          <w:lang w:val="en_US" w:bidi="en_US"/>
+        </w:rPr>
+        <w:t>12:19</w:t>
+      </w:r>
       <w:r>
         <w:rPr>
           <w:lang w:val="en_US" w:bidi="en_US"/>
         </w:rPr>
         <w:t xml:space="preserve">; </w:t>
       </w:r>
-      <w:hyperlink r:id="rId205">
-        <w:r>
-          <w:rPr>
-            <w:lang w:val="en_US" w:bidi="en_US"/>
-          </w:rPr>
-          <w:rPr>
-            <w:color w:val="0000EE"/>
-            <w:u w:val="single"/>
-          </w:rPr>
-          <w:t>13:3–5</w:t>
-        </w:r>
-      </w:hyperlink>
+      <w:r>
+        <w:rPr>
+          <w:lang w:val="en_US" w:bidi="en_US"/>
+        </w:rPr>
+        <w:t>13:3–5</w:t>
+      </w:r>
       <w:r>
         <w:rPr>
           <w:lang w:val="en_US" w:bidi="en_US"/>
         </w:rPr>
         <w:t xml:space="preserve">, </w:t>
       </w:r>
-      <w:hyperlink r:id="rId206">
-        <w:r>
-          <w:rPr>
-            <w:lang w:val="en_US" w:bidi="en_US"/>
-          </w:rPr>
-          <w:rPr>
-            <w:color w:val="0000EE"/>
-            <w:u w:val="single"/>
-          </w:rPr>
-          <w:t>7</w:t>
-        </w:r>
-      </w:hyperlink>
+      <w:r>
+        <w:rPr>
+          <w:lang w:val="en_US" w:bidi="en_US"/>
+        </w:rPr>
+        <w:t>7</w:t>
+      </w:r>
       <w:r>
         <w:rPr>
           <w:lang w:val="en_US" w:bidi="en_US"/>
         </w:rPr>
         <w:t xml:space="preserve">, </w:t>
       </w:r>
-      <w:hyperlink r:id="rId207">
-        <w:r>
-          <w:rPr>
-            <w:lang w:val="en_US" w:bidi="en_US"/>
-          </w:rPr>
-          <w:rPr>
-            <w:color w:val="0000EE"/>
-            <w:u w:val="single"/>
-          </w:rPr>
-          <w:t>10</w:t>
-        </w:r>
-      </w:hyperlink>
+      <w:r>
+        <w:rPr>
+          <w:lang w:val="en_US" w:bidi="en_US"/>
+        </w:rPr>
+        <w:t>10</w:t>
+      </w:r>
       <w:r>
         <w:rPr>
           <w:lang w:val="en_US" w:bidi="en_US"/>
         </w:rPr>
         <w:t xml:space="preserve">; </w:t>
       </w:r>
-      <w:hyperlink r:id="rId208">
-        <w:r>
-          <w:rPr>
-            <w:lang w:val="en_US" w:bidi="en_US"/>
-          </w:rPr>
-          <w:rPr>
-            <w:color w:val="0000EE"/>
-            <w:u w:val="single"/>
-          </w:rPr>
-          <w:t>1 Corinthians 4:21</w:t>
-        </w:r>
-      </w:hyperlink>
+      <w:r>
+        <w:rPr>
+          <w:lang w:val="en_US" w:bidi="en_US"/>
+        </w:rPr>
+        <w:t>1 Corinthians 4:21</w:t>
+      </w:r>
       <w:r>
         <w:rPr>
           <w:lang w:val="en_US" w:bidi="en_US"/>
@@ -9410,36 +8150,24 @@
         </w:rPr>
         <w:t xml:space="preserve">These chapters present several issues due to a noticeable change in tone and style. Chapters </w:t>
       </w:r>
-      <w:hyperlink r:id="rId209">
-        <w:r>
-          <w:rPr>
-            <w:lang w:val="en_US" w:bidi="en_US"/>
-          </w:rPr>
-          <w:rPr>
-            <w:color w:val="0000EE"/>
-            <w:u w:val="single"/>
-          </w:rPr>
-          <w:t>1–9</w:t>
-        </w:r>
-      </w:hyperlink>
+      <w:r>
+        <w:rPr>
+          <w:lang w:val="en_US" w:bidi="en_US"/>
+        </w:rPr>
+        <w:t>1–9</w:t>
+      </w:r>
       <w:r>
         <w:rPr>
           <w:lang w:val="en_US" w:bidi="en_US"/>
         </w:rPr>
         <w:t xml:space="preserve"> express joy from sinners reconciling with God and the Corinthians reconciling with Paul. However, from this point, Paul becomes defensive. These chapters contain harsh words, bitter accusations, passionate irony, and rebuke. The significant shift at </w:t>
       </w:r>
-      <w:hyperlink r:id="rId210">
-        <w:r>
-          <w:rPr>
-            <w:lang w:val="en_US" w:bidi="en_US"/>
-          </w:rPr>
-          <w:rPr>
-            <w:color w:val="0000EE"/>
-            <w:u w:val="single"/>
-          </w:rPr>
-          <w:t>10:1</w:t>
-        </w:r>
-      </w:hyperlink>
+      <w:r>
+        <w:rPr>
+          <w:lang w:val="en_US" w:bidi="en_US"/>
+        </w:rPr>
+        <w:t>10:1</w:t>
+      </w:r>
       <w:r>
         <w:rPr>
           <w:lang w:val="en_US" w:bidi="en_US"/>
@@ -9468,36 +8196,24 @@
         </w:rPr>
         <w:t>These chapters might be a separate letter, possibly the “severe letter” sent earlier to Corinth (</w:t>
       </w:r>
-      <w:hyperlink r:id="rId168">
-        <w:r>
-          <w:rPr>
-            <w:lang w:val="en_US" w:bidi="en_US"/>
-          </w:rPr>
-          <w:rPr>
-            <w:color w:val="0000EE"/>
-            <w:u w:val="single"/>
-          </w:rPr>
-          <w:t>2:3–4</w:t>
-        </w:r>
-      </w:hyperlink>
+      <w:r>
+        <w:rPr>
+          <w:lang w:val="en_US" w:bidi="en_US"/>
+        </w:rPr>
+        <w:t>2:3–4</w:t>
+      </w:r>
       <w:r>
         <w:rPr>
           <w:lang w:val="en_US" w:bidi="en_US"/>
         </w:rPr>
         <w:t xml:space="preserve">; </w:t>
       </w:r>
-      <w:hyperlink r:id="rId211">
-        <w:r>
-          <w:rPr>
-            <w:lang w:val="en_US" w:bidi="en_US"/>
-          </w:rPr>
-          <w:rPr>
-            <w:color w:val="0000EE"/>
-            <w:u w:val="single"/>
-          </w:rPr>
-          <w:t>7:8–9</w:t>
-        </w:r>
-      </w:hyperlink>
+      <w:r>
+        <w:rPr>
+          <w:lang w:val="en_US" w:bidi="en_US"/>
+        </w:rPr>
+        <w:t>7:8–9</w:t>
+      </w:r>
       <w:r>
         <w:rPr>
           <w:lang w:val="en_US" w:bidi="en_US"/>
@@ -9540,216 +8256,144 @@
         </w:rPr>
         <w:t>More likely, a new situation arose after Titus reported restored harmony (</w:t>
       </w:r>
-      <w:hyperlink r:id="rId164">
-        <w:r>
-          <w:rPr>
-            <w:lang w:val="en_US" w:bidi="en_US"/>
-          </w:rPr>
-          <w:rPr>
-            <w:color w:val="0000EE"/>
-            <w:u w:val="single"/>
-          </w:rPr>
-          <w:t>7:5–16</w:t>
-        </w:r>
-      </w:hyperlink>
+      <w:r>
+        <w:rPr>
+          <w:lang w:val="en_US" w:bidi="en_US"/>
+        </w:rPr>
+        <w:t>7:5–16</w:t>
+      </w:r>
       <w:r>
         <w:rPr>
           <w:lang w:val="en_US" w:bidi="en_US"/>
         </w:rPr>
         <w:t xml:space="preserve">). In this case, some anti-Paul missionaries arrived in Corinth and started a strong campaign against the apostolic message of good news (see </w:t>
       </w:r>
-      <w:hyperlink r:id="rId212">
-        <w:r>
-          <w:rPr>
-            <w:lang w:val="en_US" w:bidi="en_US"/>
-          </w:rPr>
-          <w:rPr>
-            <w:color w:val="0000EE"/>
-            <w:u w:val="single"/>
-          </w:rPr>
-          <w:t>11:4</w:t>
-        </w:r>
-      </w:hyperlink>
+      <w:r>
+        <w:rPr>
+          <w:lang w:val="en_US" w:bidi="en_US"/>
+        </w:rPr>
+        <w:t>11:4</w:t>
+      </w:r>
       <w:r>
         <w:rPr>
           <w:lang w:val="en_US" w:bidi="en_US"/>
         </w:rPr>
         <w:t xml:space="preserve">, </w:t>
       </w:r>
-      <w:hyperlink r:id="rId213">
-        <w:r>
-          <w:rPr>
-            <w:lang w:val="en_US" w:bidi="en_US"/>
-          </w:rPr>
-          <w:rPr>
-            <w:color w:val="0000EE"/>
-            <w:u w:val="single"/>
-          </w:rPr>
-          <w:t>13–15</w:t>
-        </w:r>
-      </w:hyperlink>
+      <w:r>
+        <w:rPr>
+          <w:lang w:val="en_US" w:bidi="en_US"/>
+        </w:rPr>
+        <w:t>13–15</w:t>
+      </w:r>
       <w:r>
         <w:rPr>
           <w:lang w:val="en_US" w:bidi="en_US"/>
         </w:rPr>
         <w:t>). They claimed Paul was not a true apostle or even a true Christian (</w:t>
       </w:r>
-      <w:hyperlink r:id="rId214">
-        <w:r>
-          <w:rPr>
-            <w:lang w:val="en_US" w:bidi="en_US"/>
-          </w:rPr>
-          <w:rPr>
-            <w:color w:val="0000EE"/>
-            <w:u w:val="single"/>
-          </w:rPr>
-          <w:t>10:7</w:t>
-        </w:r>
-      </w:hyperlink>
+      <w:r>
+        <w:rPr>
+          <w:lang w:val="en_US" w:bidi="en_US"/>
+        </w:rPr>
+        <w:t>10:7</w:t>
+      </w:r>
       <w:r>
         <w:rPr>
           <w:lang w:val="en_US" w:bidi="en_US"/>
         </w:rPr>
         <w:t>) and that he had no right to bring the gospel message to Corinth, as it was their territory (</w:t>
       </w:r>
-      <w:hyperlink r:id="rId215">
-        <w:r>
-          <w:rPr>
-            <w:lang w:val="en_US" w:bidi="en_US"/>
-          </w:rPr>
-          <w:rPr>
-            <w:color w:val="0000EE"/>
-            <w:u w:val="single"/>
-          </w:rPr>
-          <w:t>10:15–16</w:t>
-        </w:r>
-      </w:hyperlink>
+      <w:r>
+        <w:rPr>
+          <w:lang w:val="en_US" w:bidi="en_US"/>
+        </w:rPr>
+        <w:t>10:15–16</w:t>
+      </w:r>
       <w:r>
         <w:rPr>
           <w:lang w:val="en_US" w:bidi="en_US"/>
         </w:rPr>
         <w:t>). They brought a foreign message (</w:t>
       </w:r>
-      <w:hyperlink r:id="rId212">
-        <w:r>
-          <w:rPr>
-            <w:lang w:val="en_US" w:bidi="en_US"/>
-          </w:rPr>
-          <w:rPr>
-            <w:color w:val="0000EE"/>
-            <w:u w:val="single"/>
-          </w:rPr>
-          <w:t>11:4</w:t>
-        </w:r>
-      </w:hyperlink>
+      <w:r>
+        <w:rPr>
+          <w:lang w:val="en_US" w:bidi="en_US"/>
+        </w:rPr>
+        <w:t>11:4</w:t>
+      </w:r>
       <w:r>
         <w:rPr>
           <w:lang w:val="en_US" w:bidi="en_US"/>
         </w:rPr>
         <w:t>) and had a domineering attitude. In short, they were doing Satan’s work (</w:t>
       </w:r>
-      <w:hyperlink r:id="rId213">
-        <w:r>
-          <w:rPr>
-            <w:lang w:val="en_US" w:bidi="en_US"/>
-          </w:rPr>
-          <w:rPr>
-            <w:color w:val="0000EE"/>
-            <w:u w:val="single"/>
-          </w:rPr>
-          <w:t>11:13–15</w:t>
-        </w:r>
-      </w:hyperlink>
+      <w:r>
+        <w:rPr>
+          <w:lang w:val="en_US" w:bidi="en_US"/>
+        </w:rPr>
+        <w:t>11:13–15</w:t>
+      </w:r>
       <w:r>
         <w:rPr>
           <w:lang w:val="en_US" w:bidi="en_US"/>
         </w:rPr>
         <w:t>). Paul, worried about this new situation, reasserts his apostolic authority and writes in a way he dislikes (</w:t>
       </w:r>
-      <w:hyperlink r:id="rId216">
-        <w:r>
-          <w:rPr>
-            <w:lang w:val="en_US" w:bidi="en_US"/>
-          </w:rPr>
-          <w:rPr>
-            <w:color w:val="0000EE"/>
-            <w:u w:val="single"/>
-          </w:rPr>
-          <w:t>11:1</w:t>
-        </w:r>
-      </w:hyperlink>
+      <w:r>
+        <w:rPr>
+          <w:lang w:val="en_US" w:bidi="en_US"/>
+        </w:rPr>
+        <w:t>11:1</w:t>
+      </w:r>
       <w:r>
         <w:rPr>
           <w:lang w:val="en_US" w:bidi="en_US"/>
         </w:rPr>
         <w:t xml:space="preserve">, </w:t>
       </w:r>
-      <w:hyperlink r:id="rId217">
-        <w:r>
-          <w:rPr>
-            <w:lang w:val="en_US" w:bidi="en_US"/>
-          </w:rPr>
-          <w:rPr>
-            <w:color w:val="0000EE"/>
-            <w:u w:val="single"/>
-          </w:rPr>
-          <w:t>16–17</w:t>
-        </w:r>
-      </w:hyperlink>
+      <w:r>
+        <w:rPr>
+          <w:lang w:val="en_US" w:bidi="en_US"/>
+        </w:rPr>
+        <w:t>16–17</w:t>
+      </w:r>
       <w:r>
         <w:rPr>
           <w:lang w:val="en_US" w:bidi="en_US"/>
         </w:rPr>
         <w:t xml:space="preserve">; </w:t>
       </w:r>
-      <w:hyperlink r:id="rId218">
-        <w:r>
-          <w:rPr>
-            <w:lang w:val="en_US" w:bidi="en_US"/>
-          </w:rPr>
-          <w:rPr>
-            <w:color w:val="0000EE"/>
-            <w:u w:val="single"/>
-          </w:rPr>
-          <w:t>12:1</w:t>
-        </w:r>
-      </w:hyperlink>
+      <w:r>
+        <w:rPr>
+          <w:lang w:val="en_US" w:bidi="en_US"/>
+        </w:rPr>
+        <w:t>12:1</w:t>
+      </w:r>
       <w:r>
         <w:rPr>
           <w:lang w:val="en_US" w:bidi="en_US"/>
         </w:rPr>
         <w:t>) by boasting about his weaknesses and trials. Paul’s apostolic authority is genuine and powerful, yet it is guided by the love shown by the crucified Jesus (</w:t>
       </w:r>
-      <w:hyperlink r:id="rId210">
-        <w:r>
-          <w:rPr>
-            <w:lang w:val="en_US" w:bidi="en_US"/>
-          </w:rPr>
-          <w:rPr>
-            <w:color w:val="0000EE"/>
-            <w:u w:val="single"/>
-          </w:rPr>
-          <w:t>10:1</w:t>
-        </w:r>
-      </w:hyperlink>
+      <w:r>
+        <w:rPr>
+          <w:lang w:val="en_US" w:bidi="en_US"/>
+        </w:rPr>
+        <w:t>10:1</w:t>
+      </w:r>
       <w:r>
         <w:rPr>
           <w:lang w:val="en_US" w:bidi="en_US"/>
         </w:rPr>
         <w:t xml:space="preserve">; </w:t>
       </w:r>
-      <w:hyperlink r:id="rId219">
-        <w:r>
-          <w:rPr>
-            <w:lang w:val="en_US" w:bidi="en_US"/>
-          </w:rPr>
-          <w:rPr>
-            <w:color w:val="0000EE"/>
-            <w:u w:val="single"/>
-          </w:rPr>
-          <w:t>13:4–10</w:t>
-        </w:r>
-      </w:hyperlink>
+      <w:r>
+        <w:rPr>
+          <w:lang w:val="en_US" w:bidi="en_US"/>
+        </w:rPr>
+        <w:t>13:4–10</w:t>
+      </w:r>
       <w:r>
         <w:rPr>
           <w:lang w:val="en_US" w:bidi="en_US"/>
@@ -9804,18 +8448,12 @@
         </w:rPr>
         <w:t xml:space="preserve">A military metaphor strengthens Paul's argument that Paul's weapons have divine power over spiritual strongholds (see </w:t>
       </w:r>
-      <w:hyperlink r:id="rId220">
-        <w:r>
-          <w:rPr>
-            <w:lang w:val="en_US" w:bidi="en_US"/>
-          </w:rPr>
-          <w:rPr>
-            <w:color w:val="0000EE"/>
-            <w:u w:val="single"/>
-          </w:rPr>
-          <w:t>4:3–4</w:t>
-        </w:r>
-      </w:hyperlink>
+      <w:r>
+        <w:rPr>
+          <w:lang w:val="en_US" w:bidi="en_US"/>
+        </w:rPr>
+        <w:t>4:3–4</w:t>
+      </w:r>
       <w:r>
         <w:rPr>
           <w:lang w:val="en_US" w:bidi="en_US"/>
@@ -9870,36 +8508,24 @@
         </w:rPr>
         <w:t xml:space="preserve">The rival teachers claimed to represent Christ in a way that excluded Paul due to his perceived weakness. Paul explained that true authority is different from being a controlling leader. His authority aimed to strengthen God's people, not to harm them (see </w:t>
       </w:r>
-      <w:hyperlink r:id="rId207">
-        <w:r>
-          <w:rPr>
-            <w:lang w:val="en_US" w:bidi="en_US"/>
-          </w:rPr>
-          <w:rPr>
-            <w:color w:val="0000EE"/>
-            <w:u w:val="single"/>
-          </w:rPr>
-          <w:t>13:10</w:t>
-        </w:r>
-      </w:hyperlink>
+      <w:r>
+        <w:rPr>
+          <w:lang w:val="en_US" w:bidi="en_US"/>
+        </w:rPr>
+        <w:t>13:10</w:t>
+      </w:r>
       <w:r>
         <w:rPr>
           <w:lang w:val="en_US" w:bidi="en_US"/>
         </w:rPr>
         <w:t xml:space="preserve">). However, he planned to address these rivals firmly when he visited Corinth (see </w:t>
       </w:r>
-      <w:hyperlink r:id="rId221">
-        <w:r>
-          <w:rPr>
-            <w:lang w:val="en_US" w:bidi="en_US"/>
-          </w:rPr>
-          <w:rPr>
-            <w:color w:val="0000EE"/>
-            <w:u w:val="single"/>
-          </w:rPr>
-          <w:t>13:1</w:t>
-        </w:r>
-      </w:hyperlink>
+      <w:r>
+        <w:rPr>
+          <w:lang w:val="en_US" w:bidi="en_US"/>
+        </w:rPr>
+        <w:t>13:1</w:t>
+      </w:r>
       <w:r>
         <w:rPr>
           <w:lang w:val="en_US" w:bidi="en_US"/>
@@ -9958,18 +8584,12 @@
         </w:rPr>
         <w:t xml:space="preserve">Paul’s letters can be difficult and demanding, as other Christians also noticed (compare </w:t>
       </w:r>
-      <w:hyperlink r:id="rId222">
-        <w:r>
-          <w:rPr>
-            <w:lang w:val="en_US" w:bidi="en_US"/>
-          </w:rPr>
-          <w:rPr>
-            <w:color w:val="0000EE"/>
-            <w:u w:val="single"/>
-          </w:rPr>
-          <w:t>2 Peter 3:16</w:t>
-        </w:r>
-      </w:hyperlink>
+      <w:r>
+        <w:rPr>
+          <w:lang w:val="en_US" w:bidi="en_US"/>
+        </w:rPr>
+        <w:t>2 Peter 3:16</w:t>
+      </w:r>
       <w:r>
         <w:rPr>
           <w:lang w:val="en_US" w:bidi="en_US"/>
@@ -10001,36 +8621,24 @@
         </w:rPr>
         <w:t xml:space="preserve">: Paul did not have an overpowering presence that forced people to obey (compare </w:t>
       </w:r>
-      <w:hyperlink r:id="rId223">
-        <w:r>
-          <w:rPr>
-            <w:lang w:val="en_US" w:bidi="en_US"/>
-          </w:rPr>
-          <w:rPr>
-            <w:color w:val="0000EE"/>
-            <w:u w:val="single"/>
-          </w:rPr>
-          <w:t>2 Corinthians 1:24</w:t>
-        </w:r>
-      </w:hyperlink>
+      <w:r>
+        <w:rPr>
+          <w:lang w:val="en_US" w:bidi="en_US"/>
+        </w:rPr>
+        <w:t>2 Corinthians 1:24</w:t>
+      </w:r>
       <w:r>
         <w:rPr>
           <w:lang w:val="en_US" w:bidi="en_US"/>
         </w:rPr>
         <w:t xml:space="preserve">; </w:t>
       </w:r>
-      <w:hyperlink r:id="rId224">
-        <w:r>
-          <w:rPr>
-            <w:lang w:val="en_US" w:bidi="en_US"/>
-          </w:rPr>
-          <w:rPr>
-            <w:color w:val="0000EE"/>
-            <w:u w:val="single"/>
-          </w:rPr>
-          <w:t>1 Corinthians 2:1–5</w:t>
-        </w:r>
-      </w:hyperlink>
+      <w:r>
+        <w:rPr>
+          <w:lang w:val="en_US" w:bidi="en_US"/>
+        </w:rPr>
+        <w:t>1 Corinthians 2:1–5</w:t>
+      </w:r>
       <w:r>
         <w:rPr>
           <w:lang w:val="en_US" w:bidi="en_US"/>
@@ -10075,54 +8683,36 @@
         </w:rPr>
         <w:t>: Unlike Apollos (</w:t>
       </w:r>
-      <w:hyperlink r:id="rId225">
-        <w:r>
-          <w:rPr>
-            <w:lang w:val="en_US" w:bidi="en_US"/>
-          </w:rPr>
-          <w:rPr>
-            <w:color w:val="0000EE"/>
-            <w:u w:val="single"/>
-          </w:rPr>
-          <w:t>Acts 18:24</w:t>
-        </w:r>
-      </w:hyperlink>
+      <w:r>
+        <w:rPr>
+          <w:lang w:val="en_US" w:bidi="en_US"/>
+        </w:rPr>
+        <w:t>Acts 18:24</w:t>
+      </w:r>
       <w:r>
         <w:rPr>
           <w:lang w:val="en_US" w:bidi="en_US"/>
         </w:rPr>
         <w:t xml:space="preserve">), Paul was not a skilled speaker or captivating orator when he came to Corinth (see </w:t>
       </w:r>
-      <w:hyperlink r:id="rId226">
-        <w:r>
-          <w:rPr>
-            <w:lang w:val="en_US" w:bidi="en_US"/>
-          </w:rPr>
-          <w:rPr>
-            <w:color w:val="0000EE"/>
-            <w:u w:val="single"/>
-          </w:rPr>
-          <w:t>2 Corinthians 11:6</w:t>
-        </w:r>
-      </w:hyperlink>
+      <w:r>
+        <w:rPr>
+          <w:lang w:val="en_US" w:bidi="en_US"/>
+        </w:rPr>
+        <w:t>2 Corinthians 11:6</w:t>
+      </w:r>
       <w:r>
         <w:rPr>
           <w:lang w:val="en_US" w:bidi="en_US"/>
         </w:rPr>
         <w:t xml:space="preserve">; </w:t>
       </w:r>
-      <w:hyperlink r:id="rId227">
-        <w:r>
-          <w:rPr>
-            <w:lang w:val="en_US" w:bidi="en_US"/>
-          </w:rPr>
-          <w:rPr>
-            <w:color w:val="0000EE"/>
-            <w:u w:val="single"/>
-          </w:rPr>
-          <w:t>1 Corinthians 2:3–4</w:t>
-        </w:r>
-      </w:hyperlink>
+      <w:r>
+        <w:rPr>
+          <w:lang w:val="en_US" w:bidi="en_US"/>
+        </w:rPr>
+        <w:t>1 Corinthians 2:3–4</w:t>
+      </w:r>
       <w:r>
         <w:rPr>
           <w:lang w:val="en_US" w:bidi="en_US"/>
@@ -10225,54 +8815,36 @@
         </w:rPr>
         <w:t>Paul respected the limits God set for his missionary work, which included working with the Corinthians. He defends his honesty and authority, stating that when he first came to Corinth (</w:t>
       </w:r>
-      <w:hyperlink r:id="rId228">
-        <w:r>
-          <w:rPr>
-            <w:lang w:val="en_US" w:bidi="en_US"/>
-          </w:rPr>
-          <w:rPr>
-            <w:color w:val="0000EE"/>
-            <w:u w:val="single"/>
-          </w:rPr>
-          <w:t>Acts 18:1–17</w:t>
-        </w:r>
-      </w:hyperlink>
+      <w:r>
+        <w:rPr>
+          <w:lang w:val="en_US" w:bidi="en_US"/>
+        </w:rPr>
+        <w:t>Acts 18:1–17</w:t>
+      </w:r>
       <w:r>
         <w:rPr>
           <w:lang w:val="en_US" w:bidi="en_US"/>
         </w:rPr>
         <w:t xml:space="preserve">), he did so because God called him. Paul was determined not to enter another's area (see </w:t>
       </w:r>
-      <w:hyperlink r:id="rId229">
-        <w:r>
-          <w:rPr>
-            <w:lang w:val="en_US" w:bidi="en_US"/>
-          </w:rPr>
-          <w:rPr>
-            <w:color w:val="0000EE"/>
-            <w:u w:val="single"/>
-          </w:rPr>
-          <w:t>Romans 15:20</w:t>
-        </w:r>
-      </w:hyperlink>
+      <w:r>
+        <w:rPr>
+          <w:lang w:val="en_US" w:bidi="en_US"/>
+        </w:rPr>
+        <w:t>Romans 15:20</w:t>
+      </w:r>
       <w:r>
         <w:rPr>
           <w:lang w:val="en_US" w:bidi="en_US"/>
         </w:rPr>
         <w:t>), and he was the first to bring the good news about Jesus to Corinth. His recent opponents visited the church much later (</w:t>
       </w:r>
-      <w:hyperlink r:id="rId212">
-        <w:r>
-          <w:rPr>
-            <w:lang w:val="en_US" w:bidi="en_US"/>
-          </w:rPr>
-          <w:rPr>
-            <w:color w:val="0000EE"/>
-            <w:u w:val="single"/>
-          </w:rPr>
-          <w:t>2 Corinthians 11:4</w:t>
-        </w:r>
-      </w:hyperlink>
+      <w:r>
+        <w:rPr>
+          <w:lang w:val="en_US" w:bidi="en_US"/>
+        </w:rPr>
+        <w:t>2 Corinthians 11:4</w:t>
+      </w:r>
       <w:r>
         <w:rPr>
           <w:lang w:val="en_US" w:bidi="en_US"/>
@@ -10327,18 +8899,12 @@
         </w:rPr>
         <w:t xml:space="preserve">Paul quotes </w:t>
       </w:r>
-      <w:hyperlink r:id="rId230">
-        <w:r>
-          <w:rPr>
-            <w:lang w:val="en_US" w:bidi="en_US"/>
-          </w:rPr>
-          <w:rPr>
-            <w:color w:val="0000EE"/>
-            <w:u w:val="single"/>
-          </w:rPr>
-          <w:t>Jeremiah 9:24</w:t>
-        </w:r>
-      </w:hyperlink>
+      <w:r>
+        <w:rPr>
+          <w:lang w:val="en_US" w:bidi="en_US"/>
+        </w:rPr>
+        <w:t>Jeremiah 9:24</w:t>
+      </w:r>
       <w:r>
         <w:rPr>
           <w:lang w:val="en_US" w:bidi="en_US"/>
@@ -10467,18 +9033,12 @@
         </w:rPr>
         <w:t>Paul feels he must explain his actions, even though he dislikes doing so. He claims a strong connection with the church (</w:t>
       </w:r>
-      <w:hyperlink r:id="rId231">
-        <w:r>
-          <w:rPr>
-            <w:lang w:val="en_US" w:bidi="en_US"/>
-          </w:rPr>
-          <w:rPr>
-            <w:color w:val="0000EE"/>
-            <w:u w:val="single"/>
-          </w:rPr>
-          <w:t>11:2</w:t>
-        </w:r>
-      </w:hyperlink>
+      <w:r>
+        <w:rPr>
+          <w:lang w:val="en_US" w:bidi="en_US"/>
+        </w:rPr>
+        <w:t>11:2</w:t>
+      </w:r>
       <w:r>
         <w:rPr>
           <w:lang w:val="en_US" w:bidi="en_US"/>
@@ -10533,54 +9093,36 @@
         </w:rPr>
         <w:t>The church is meant to be a pure bride for one husband, Christ. This metaphor originates from the Old Testament, where Israel is the Lord's bride (</w:t>
       </w:r>
-      <w:hyperlink r:id="rId232">
-        <w:r>
-          <w:rPr>
-            <w:lang w:val="en_US" w:bidi="en_US"/>
-          </w:rPr>
-          <w:rPr>
-            <w:color w:val="0000EE"/>
-            <w:u w:val="single"/>
-          </w:rPr>
-          <w:t>Isaiah 54:5</w:t>
-        </w:r>
-      </w:hyperlink>
+      <w:r>
+        <w:rPr>
+          <w:lang w:val="en_US" w:bidi="en_US"/>
+        </w:rPr>
+        <w:t>Isaiah 54:5</w:t>
+      </w:r>
       <w:r>
         <w:rPr>
           <w:lang w:val="en_US" w:bidi="en_US"/>
         </w:rPr>
         <w:t xml:space="preserve">; </w:t>
       </w:r>
-      <w:hyperlink r:id="rId233">
-        <w:r>
-          <w:rPr>
-            <w:lang w:val="en_US" w:bidi="en_US"/>
-          </w:rPr>
-          <w:rPr>
-            <w:color w:val="0000EE"/>
-            <w:u w:val="single"/>
-          </w:rPr>
-          <w:t>62:5</w:t>
-        </w:r>
-      </w:hyperlink>
+      <w:r>
+        <w:rPr>
+          <w:lang w:val="en_US" w:bidi="en_US"/>
+        </w:rPr>
+        <w:t>62:5</w:t>
+      </w:r>
       <w:r>
         <w:rPr>
           <w:lang w:val="en_US" w:bidi="en_US"/>
         </w:rPr>
         <w:t xml:space="preserve">). Paul viewed himself as the "best man" (the bridegroom’s close friend) who acted on behalf of the bridegroom (compare </w:t>
       </w:r>
-      <w:hyperlink r:id="rId234">
-        <w:r>
-          <w:rPr>
-            <w:lang w:val="en_US" w:bidi="en_US"/>
-          </w:rPr>
-          <w:rPr>
-            <w:color w:val="0000EE"/>
-            <w:u w:val="single"/>
-          </w:rPr>
-          <w:t>John 3:29</w:t>
-        </w:r>
-      </w:hyperlink>
+      <w:r>
+        <w:rPr>
+          <w:lang w:val="en_US" w:bidi="en_US"/>
+        </w:rPr>
+        <w:t>John 3:29</w:t>
+      </w:r>
       <w:r>
         <w:rPr>
           <w:lang w:val="en_US" w:bidi="en_US"/>
@@ -10635,54 +9177,36 @@
         </w:rPr>
         <w:t>The false teachers were leading the Corinthian believers away from pure devotion to Christ. They were doing Satan's work, like the serpent did in Eden (</w:t>
       </w:r>
-      <w:hyperlink r:id="rId57">
-        <w:r>
-          <w:rPr>
-            <w:lang w:val="en_US" w:bidi="en_US"/>
-          </w:rPr>
-          <w:rPr>
-            <w:color w:val="0000EE"/>
-            <w:u w:val="single"/>
-          </w:rPr>
-          <w:t>11:14</w:t>
-        </w:r>
-      </w:hyperlink>
+      <w:r>
+        <w:rPr>
+          <w:lang w:val="en_US" w:bidi="en_US"/>
+        </w:rPr>
+        <w:t>11:14</w:t>
+      </w:r>
       <w:r>
         <w:rPr>
           <w:lang w:val="en_US" w:bidi="en_US"/>
         </w:rPr>
         <w:t xml:space="preserve">; see </w:t>
       </w:r>
-      <w:hyperlink r:id="rId235">
-        <w:r>
-          <w:rPr>
-            <w:lang w:val="en_US" w:bidi="en_US"/>
-          </w:rPr>
-          <w:rPr>
-            <w:color w:val="0000EE"/>
-            <w:u w:val="single"/>
-          </w:rPr>
-          <w:t>Genesis 3:4</w:t>
-        </w:r>
-      </w:hyperlink>
+      <w:r>
+        <w:rPr>
+          <w:lang w:val="en_US" w:bidi="en_US"/>
+        </w:rPr>
+        <w:t>Genesis 3:4</w:t>
+      </w:r>
       <w:r>
         <w:rPr>
           <w:lang w:val="en_US" w:bidi="en_US"/>
         </w:rPr>
         <w:t xml:space="preserve">, </w:t>
       </w:r>
-      <w:hyperlink r:id="rId236">
-        <w:r>
-          <w:rPr>
-            <w:lang w:val="en_US" w:bidi="en_US"/>
-          </w:rPr>
-          <w:rPr>
-            <w:color w:val="0000EE"/>
-            <w:u w:val="single"/>
-          </w:rPr>
-          <w:t>13</w:t>
-        </w:r>
-      </w:hyperlink>
+      <w:r>
+        <w:rPr>
+          <w:lang w:val="en_US" w:bidi="en_US"/>
+        </w:rPr>
+        <w:t>13</w:t>
+      </w:r>
       <w:r>
         <w:rPr>
           <w:lang w:val="en_US" w:bidi="en_US"/>
@@ -10737,54 +9261,36 @@
         </w:rPr>
         <w:t>The false missionaries in Corinth preached about a different Jesus, a different kind of Spirit, and a different gospel than the one the Corinthians believed. It is hard to know exactly what these false teachers preached. Most likely, they promoted a powerful, dominant Christ and ignored the suffering of the cross. They probably saw themselves as powerful preachers, free from hardship and trial. In contrast, Paul’s message focused on Christ crucified (</w:t>
       </w:r>
-      <w:hyperlink r:id="rId237">
-        <w:r>
-          <w:rPr>
-            <w:lang w:val="en_US" w:bidi="en_US"/>
-          </w:rPr>
-          <w:rPr>
-            <w:color w:val="0000EE"/>
-            <w:u w:val="single"/>
-          </w:rPr>
-          <w:t>13:4</w:t>
-        </w:r>
-      </w:hyperlink>
+      <w:r>
+        <w:rPr>
+          <w:lang w:val="en_US" w:bidi="en_US"/>
+        </w:rPr>
+        <w:t>13:4</w:t>
+      </w:r>
       <w:r>
         <w:rPr>
           <w:lang w:val="en_US" w:bidi="en_US"/>
         </w:rPr>
         <w:t>), and Paul’s own sufferings showed true apostleship (</w:t>
       </w:r>
-      <w:hyperlink r:id="rId238">
-        <w:r>
-          <w:rPr>
-            <w:lang w:val="en_US" w:bidi="en_US"/>
-          </w:rPr>
-          <w:rPr>
-            <w:color w:val="0000EE"/>
-            <w:u w:val="single"/>
-          </w:rPr>
-          <w:t>12:1–12</w:t>
-        </w:r>
-      </w:hyperlink>
+      <w:r>
+        <w:rPr>
+          <w:lang w:val="en_US" w:bidi="en_US"/>
+        </w:rPr>
+        <w:t>12:1–12</w:t>
+      </w:r>
       <w:r>
         <w:rPr>
           <w:lang w:val="en_US" w:bidi="en_US"/>
         </w:rPr>
         <w:t xml:space="preserve">). This difference is central to Paul’s defense of his apostleship in chapters </w:t>
       </w:r>
-      <w:hyperlink r:id="rId239">
-        <w:r>
-          <w:rPr>
-            <w:lang w:val="en_US" w:bidi="en_US"/>
-          </w:rPr>
-          <w:rPr>
-            <w:color w:val="0000EE"/>
-            <w:u w:val="single"/>
-          </w:rPr>
-          <w:t>10–13</w:t>
-        </w:r>
-      </w:hyperlink>
+      <w:r>
+        <w:rPr>
+          <w:lang w:val="en_US" w:bidi="en_US"/>
+        </w:rPr>
+        <w:t>10–13</w:t>
+      </w:r>
       <w:r>
         <w:rPr>
           <w:lang w:val="en_US" w:bidi="en_US"/>
@@ -10839,18 +9345,12 @@
         </w:rPr>
         <w:t>These false teachers called themselves "super apostles" and looked down on Paul for not speaking eloquently (</w:t>
       </w:r>
-      <w:hyperlink r:id="rId203">
-        <w:r>
-          <w:rPr>
-            <w:lang w:val="en_US" w:bidi="en_US"/>
-          </w:rPr>
-          <w:rPr>
-            <w:color w:val="0000EE"/>
-            <w:u w:val="single"/>
-          </w:rPr>
-          <w:t>10:10</w:t>
-        </w:r>
-      </w:hyperlink>
+      <w:r>
+        <w:rPr>
+          <w:lang w:val="en_US" w:bidi="en_US"/>
+        </w:rPr>
+        <w:t>10:10</w:t>
+      </w:r>
       <w:r>
         <w:rPr>
           <w:lang w:val="en_US" w:bidi="en_US"/>
@@ -10918,90 +9418,60 @@
         </w:rPr>
         <w:t>Paul preached God's good news without expecting anything in return. As a church planter (</w:t>
       </w:r>
-      <w:hyperlink r:id="rId240">
-        <w:r>
-          <w:rPr>
-            <w:lang w:val="en_US" w:bidi="en_US"/>
-          </w:rPr>
-          <w:rPr>
-            <w:color w:val="0000EE"/>
-            <w:u w:val="single"/>
-          </w:rPr>
-          <w:t>1 Corinthians 9:3–14</w:t>
-        </w:r>
-      </w:hyperlink>
+      <w:r>
+        <w:rPr>
+          <w:lang w:val="en_US" w:bidi="en_US"/>
+        </w:rPr>
+        <w:t>1 Corinthians 9:3–14</w:t>
+      </w:r>
       <w:r>
         <w:rPr>
           <w:lang w:val="en_US" w:bidi="en_US"/>
         </w:rPr>
         <w:t>), Paul chose to earn his living by making tents (</w:t>
       </w:r>
-      <w:hyperlink r:id="rId241">
-        <w:r>
-          <w:rPr>
-            <w:lang w:val="en_US" w:bidi="en_US"/>
-          </w:rPr>
-          <w:rPr>
-            <w:color w:val="0000EE"/>
-            <w:u w:val="single"/>
-          </w:rPr>
-          <w:t>Acts 18:3</w:t>
-        </w:r>
-      </w:hyperlink>
+      <w:r>
+        <w:rPr>
+          <w:lang w:val="en_US" w:bidi="en_US"/>
+        </w:rPr>
+        <w:t>Acts 18:3</w:t>
+      </w:r>
       <w:r>
         <w:rPr>
           <w:lang w:val="en_US" w:bidi="en_US"/>
         </w:rPr>
         <w:t xml:space="preserve">; </w:t>
       </w:r>
-      <w:hyperlink r:id="rId242">
-        <w:r>
-          <w:rPr>
-            <w:lang w:val="en_US" w:bidi="en_US"/>
-          </w:rPr>
-          <w:rPr>
-            <w:color w:val="0000EE"/>
-            <w:u w:val="single"/>
-          </w:rPr>
-          <w:t>20:34</w:t>
-        </w:r>
-      </w:hyperlink>
+      <w:r>
+        <w:rPr>
+          <w:lang w:val="en_US" w:bidi="en_US"/>
+        </w:rPr>
+        <w:t>20:34</w:t>
+      </w:r>
       <w:r>
         <w:rPr>
           <w:lang w:val="en_US" w:bidi="en_US"/>
         </w:rPr>
         <w:t>) instead of relying on support from new churches (</w:t>
       </w:r>
-      <w:hyperlink r:id="rId243">
-        <w:r>
-          <w:rPr>
-            <w:lang w:val="en_US" w:bidi="en_US"/>
-          </w:rPr>
-          <w:rPr>
-            <w:color w:val="0000EE"/>
-            <w:u w:val="single"/>
-          </w:rPr>
-          <w:t>1 Thessalonians 2:9</w:t>
-        </w:r>
-      </w:hyperlink>
+      <w:r>
+        <w:rPr>
+          <w:lang w:val="en_US" w:bidi="en_US"/>
+        </w:rPr>
+        <w:t>1 Thessalonians 2:9</w:t>
+      </w:r>
       <w:r>
         <w:rPr>
           <w:lang w:val="en_US" w:bidi="en_US"/>
         </w:rPr>
         <w:t xml:space="preserve">; </w:t>
       </w:r>
-      <w:hyperlink r:id="rId244">
-        <w:r>
-          <w:rPr>
-            <w:lang w:val="en_US" w:bidi="en_US"/>
-          </w:rPr>
-          <w:rPr>
-            <w:color w:val="0000EE"/>
-            <w:u w:val="single"/>
-          </w:rPr>
-          <w:t>2 Thessalonians 3:8–9</w:t>
-        </w:r>
-      </w:hyperlink>
+      <w:r>
+        <w:rPr>
+          <w:lang w:val="en_US" w:bidi="en_US"/>
+        </w:rPr>
+        <w:t>2 Thessalonians 3:8–9</w:t>
+      </w:r>
       <w:r>
         <w:rPr>
           <w:lang w:val="en_US" w:bidi="en_US"/>
@@ -11056,36 +9526,24 @@
         </w:rPr>
         <w:t>Paul had been accepting contributions from Macedonia, specifically Philippi (</w:t>
       </w:r>
-      <w:hyperlink r:id="rId245">
-        <w:r>
-          <w:rPr>
-            <w:lang w:val="en_US" w:bidi="en_US"/>
-          </w:rPr>
-          <w:rPr>
-            <w:color w:val="0000EE"/>
-            <w:u w:val="single"/>
-          </w:rPr>
-          <w:t>Philippians 4:15–19</w:t>
-        </w:r>
-      </w:hyperlink>
+      <w:r>
+        <w:rPr>
+          <w:lang w:val="en_US" w:bidi="en_US"/>
+        </w:rPr>
+        <w:t>Philippians 4:15–19</w:t>
+      </w:r>
       <w:r>
         <w:rPr>
           <w:lang w:val="en_US" w:bidi="en_US"/>
         </w:rPr>
         <w:t>). This apparent inconsistency made the Corinthians suspicious of his motives or doubtful of his love for them (</w:t>
       </w:r>
-      <w:hyperlink r:id="rId246">
-        <w:r>
-          <w:rPr>
-            <w:lang w:val="en_US" w:bidi="en_US"/>
-          </w:rPr>
-          <w:rPr>
-            <w:color w:val="0000EE"/>
-            <w:u w:val="single"/>
-          </w:rPr>
-          <w:t>2 Corinthians 11:11</w:t>
-        </w:r>
-      </w:hyperlink>
+      <w:r>
+        <w:rPr>
+          <w:lang w:val="en_US" w:bidi="en_US"/>
+        </w:rPr>
+        <w:t>2 Corinthians 11:11</w:t>
+      </w:r>
       <w:r>
         <w:rPr>
           <w:lang w:val="en_US" w:bidi="en_US"/>
@@ -11140,18 +9598,12 @@
         </w:rPr>
         <w:t>Paul refused support from the Corinthians (</w:t>
       </w:r>
-      <w:hyperlink r:id="rId247">
-        <w:r>
-          <w:rPr>
-            <w:lang w:val="en_US" w:bidi="en_US"/>
-          </w:rPr>
-          <w:rPr>
-            <w:color w:val="0000EE"/>
-            <w:u w:val="single"/>
-          </w:rPr>
-          <w:t>11:7–11</w:t>
-        </w:r>
-      </w:hyperlink>
+      <w:r>
+        <w:rPr>
+          <w:lang w:val="en_US" w:bidi="en_US"/>
+        </w:rPr>
+        <w:t>11:7–11</w:t>
+      </w:r>
       <w:r>
         <w:rPr>
           <w:lang w:val="en_US" w:bidi="en_US"/>
@@ -11206,54 +9658,36 @@
         </w:rPr>
         <w:t xml:space="preserve">Paul strongly criticizes the false teachers in Corinth (compare </w:t>
       </w:r>
-      <w:hyperlink r:id="rId248">
-        <w:r>
-          <w:rPr>
-            <w:lang w:val="en_US" w:bidi="en_US"/>
-          </w:rPr>
-          <w:rPr>
-            <w:color w:val="0000EE"/>
-            <w:u w:val="single"/>
-          </w:rPr>
-          <w:t>Galatians 1:6–9</w:t>
-        </w:r>
-      </w:hyperlink>
+      <w:r>
+        <w:rPr>
+          <w:lang w:val="en_US" w:bidi="en_US"/>
+        </w:rPr>
+        <w:t>Galatians 1:6–9</w:t>
+      </w:r>
       <w:r>
         <w:rPr>
           <w:lang w:val="en_US" w:bidi="en_US"/>
         </w:rPr>
         <w:t>). Although these teachers wanted to claim their work was like Paul's (</w:t>
       </w:r>
-      <w:hyperlink r:id="rId249">
-        <w:r>
-          <w:rPr>
-            <w:lang w:val="en_US" w:bidi="en_US"/>
-          </w:rPr>
-          <w:rPr>
-            <w:color w:val="0000EE"/>
-            <w:u w:val="single"/>
-          </w:rPr>
-          <w:t>2 Corinthians 11:12</w:t>
-        </w:r>
-      </w:hyperlink>
+      <w:r>
+        <w:rPr>
+          <w:lang w:val="en_US" w:bidi="en_US"/>
+        </w:rPr>
+        <w:t>2 Corinthians 11:12</w:t>
+      </w:r>
       <w:r>
         <w:rPr>
           <w:lang w:val="en_US" w:bidi="en_US"/>
         </w:rPr>
         <w:t xml:space="preserve">), they were actually false apostles and deceitful workers (compare </w:t>
       </w:r>
-      <w:hyperlink r:id="rId250">
-        <w:r>
-          <w:rPr>
-            <w:lang w:val="en_US" w:bidi="en_US"/>
-          </w:rPr>
-          <w:rPr>
-            <w:color w:val="0000EE"/>
-            <w:u w:val="single"/>
-          </w:rPr>
-          <w:t>Philippians 3:2</w:t>
-        </w:r>
-      </w:hyperlink>
+      <w:r>
+        <w:rPr>
+          <w:lang w:val="en_US" w:bidi="en_US"/>
+        </w:rPr>
+        <w:t>Philippians 3:2</w:t>
+      </w:r>
       <w:r>
         <w:rPr>
           <w:lang w:val="en_US" w:bidi="en_US"/>
@@ -11273,18 +9707,12 @@
         </w:rPr>
         <w:t xml:space="preserve">), his servants also pretend to be servants of righteousness. Satan’s servants claim to be God’s servants, but their actions are evil, and their punishment is certain (see </w:t>
       </w:r>
-      <w:hyperlink r:id="rId251">
-        <w:r>
-          <w:rPr>
-            <w:lang w:val="en_US" w:bidi="en_US"/>
-          </w:rPr>
-          <w:rPr>
-            <w:color w:val="0000EE"/>
-            <w:u w:val="single"/>
-          </w:rPr>
-          <w:t>2 Corinthians 5:10</w:t>
-        </w:r>
-      </w:hyperlink>
+      <w:r>
+        <w:rPr>
+          <w:lang w:val="en_US" w:bidi="en_US"/>
+        </w:rPr>
+        <w:t>2 Corinthians 5:10</w:t>
+      </w:r>
       <w:r>
         <w:rPr>
           <w:lang w:val="en_US" w:bidi="en_US"/>
@@ -11339,18 +9767,12 @@
         </w:rPr>
         <w:t xml:space="preserve">Paul acts like a boastful fool (see also </w:t>
       </w:r>
-      <w:hyperlink r:id="rId252">
-        <w:r>
-          <w:rPr>
-            <w:lang w:val="en_US" w:bidi="en_US"/>
-          </w:rPr>
-          <w:rPr>
-            <w:color w:val="0000EE"/>
-            <w:u w:val="single"/>
-          </w:rPr>
-          <w:t>12:11–13</w:t>
-        </w:r>
-      </w:hyperlink>
+      <w:r>
+        <w:rPr>
+          <w:lang w:val="en_US" w:bidi="en_US"/>
+        </w:rPr>
+        <w:t>12:11–13</w:t>
+      </w:r>
       <w:r>
         <w:rPr>
           <w:lang w:val="en_US" w:bidi="en_US"/>
@@ -11405,18 +9827,12 @@
         </w:rPr>
         <w:t>The Corinthians were proud of their ability to understand complex religious topics. They valued teachers who pretended to be knowledgeable. Paul had a different plan (</w:t>
       </w:r>
-      <w:hyperlink r:id="rId253">
-        <w:r>
-          <w:rPr>
-            <w:lang w:val="en_US" w:bidi="en_US"/>
-          </w:rPr>
-          <w:rPr>
-            <w:color w:val="0000EE"/>
-            <w:u w:val="single"/>
-          </w:rPr>
-          <w:t>1 Corinthians 2:1–16</w:t>
-        </w:r>
-      </w:hyperlink>
+      <w:r>
+        <w:rPr>
+          <w:lang w:val="en_US" w:bidi="en_US"/>
+        </w:rPr>
+        <w:t>1 Corinthians 2:1–16</w:t>
+      </w:r>
       <w:r>
         <w:rPr>
           <w:lang w:val="en_US" w:bidi="en_US"/>
@@ -11578,18 +9994,12 @@
         </w:rPr>
         <w:t xml:space="preserve"> Paul's opponents viewed Jewish heritage as a qualification for ministry (see </w:t>
       </w:r>
-      <w:hyperlink r:id="rId254">
-        <w:r>
-          <w:rPr>
-            <w:lang w:val="en_US" w:bidi="en_US"/>
-          </w:rPr>
-          <w:rPr>
-            <w:color w:val="0000EE"/>
-            <w:u w:val="single"/>
-          </w:rPr>
-          <w:t>Philippians 3:5</w:t>
-        </w:r>
-      </w:hyperlink>
+      <w:r>
+        <w:rPr>
+          <w:lang w:val="en_US" w:bidi="en_US"/>
+        </w:rPr>
+        <w:t>Philippians 3:5</w:t>
+      </w:r>
       <w:r>
         <w:rPr>
           <w:lang w:val="en_US" w:bidi="en_US"/>
@@ -11621,90 +10031,60 @@
         </w:rPr>
         <w:t xml:space="preserve">: An Israelite was part of the covenant community through circumcision (compare </w:t>
       </w:r>
-      <w:hyperlink r:id="rId255">
-        <w:r>
-          <w:rPr>
-            <w:lang w:val="en_US" w:bidi="en_US"/>
-          </w:rPr>
-          <w:rPr>
-            <w:color w:val="0000EE"/>
-            <w:u w:val="single"/>
-          </w:rPr>
-          <w:t>John 1:47</w:t>
-        </w:r>
-      </w:hyperlink>
+      <w:r>
+        <w:rPr>
+          <w:lang w:val="en_US" w:bidi="en_US"/>
+        </w:rPr>
+        <w:t>John 1:47</w:t>
+      </w:r>
       <w:r>
         <w:rPr>
           <w:lang w:val="en_US" w:bidi="en_US"/>
         </w:rPr>
         <w:t xml:space="preserve">; </w:t>
       </w:r>
-      <w:hyperlink r:id="rId256">
-        <w:r>
-          <w:rPr>
-            <w:lang w:val="en_US" w:bidi="en_US"/>
-          </w:rPr>
-          <w:rPr>
-            <w:color w:val="0000EE"/>
-            <w:u w:val="single"/>
-          </w:rPr>
-          <w:t>Romans 9:4</w:t>
-        </w:r>
-      </w:hyperlink>
+      <w:r>
+        <w:rPr>
+          <w:lang w:val="en_US" w:bidi="en_US"/>
+        </w:rPr>
+        <w:t>Romans 9:4</w:t>
+      </w:r>
       <w:r>
         <w:rPr>
           <w:lang w:val="en_US" w:bidi="en_US"/>
         </w:rPr>
         <w:t>). Paul had this mark too and was a Pharisee, a very devoted follower of the Torah (</w:t>
       </w:r>
-      <w:hyperlink r:id="rId257">
-        <w:r>
-          <w:rPr>
-            <w:lang w:val="en_US" w:bidi="en_US"/>
-          </w:rPr>
-          <w:rPr>
-            <w:color w:val="0000EE"/>
-            <w:u w:val="single"/>
-          </w:rPr>
-          <w:t>Acts 26:4–5</w:t>
-        </w:r>
-      </w:hyperlink>
+      <w:r>
+        <w:rPr>
+          <w:lang w:val="en_US" w:bidi="en_US"/>
+        </w:rPr>
+        <w:t>Acts 26:4–5</w:t>
+      </w:r>
       <w:r>
         <w:rPr>
           <w:lang w:val="en_US" w:bidi="en_US"/>
         </w:rPr>
         <w:t xml:space="preserve">; </w:t>
       </w:r>
-      <w:hyperlink r:id="rId258">
-        <w:r>
-          <w:rPr>
-            <w:lang w:val="en_US" w:bidi="en_US"/>
-          </w:rPr>
-          <w:rPr>
-            <w:color w:val="0000EE"/>
-            <w:u w:val="single"/>
-          </w:rPr>
-          <w:t>Romans 11:1</w:t>
-        </w:r>
-      </w:hyperlink>
+      <w:r>
+        <w:rPr>
+          <w:lang w:val="en_US" w:bidi="en_US"/>
+        </w:rPr>
+        <w:t>Romans 11:1</w:t>
+      </w:r>
       <w:r>
         <w:rPr>
           <w:lang w:val="en_US" w:bidi="en_US"/>
         </w:rPr>
         <w:t xml:space="preserve">; </w:t>
       </w:r>
-      <w:hyperlink r:id="rId259">
-        <w:r>
-          <w:rPr>
-            <w:lang w:val="en_US" w:bidi="en_US"/>
-          </w:rPr>
-          <w:rPr>
-            <w:color w:val="0000EE"/>
-            <w:u w:val="single"/>
-          </w:rPr>
-          <w:t>Philippians 3:5–6</w:t>
-        </w:r>
-      </w:hyperlink>
+      <w:r>
+        <w:rPr>
+          <w:lang w:val="en_US" w:bidi="en_US"/>
+        </w:rPr>
+        <w:t>Philippians 3:5–6</w:t>
+      </w:r>
       <w:r>
         <w:rPr>
           <w:lang w:val="en_US" w:bidi="en_US"/>
@@ -11768,54 +10148,36 @@
         </w:rPr>
         <w:t xml:space="preserve"> (see </w:t>
       </w:r>
-      <w:hyperlink r:id="rId125">
-        <w:r>
-          <w:rPr>
-            <w:lang w:val="en_US" w:bidi="en_US"/>
-          </w:rPr>
-          <w:rPr>
-            <w:color w:val="0000EE"/>
-            <w:u w:val="single"/>
-          </w:rPr>
-          <w:t>Romans 2:28–29</w:t>
-        </w:r>
-      </w:hyperlink>
+      <w:r>
+        <w:rPr>
+          <w:lang w:val="en_US" w:bidi="en_US"/>
+        </w:rPr>
+        <w:t>Romans 2:28–29</w:t>
+      </w:r>
       <w:r>
         <w:rPr>
           <w:lang w:val="en_US" w:bidi="en_US"/>
         </w:rPr>
         <w:t xml:space="preserve">; </w:t>
       </w:r>
-      <w:hyperlink r:id="rId260">
-        <w:r>
-          <w:rPr>
-            <w:lang w:val="en_US" w:bidi="en_US"/>
-          </w:rPr>
-          <w:rPr>
-            <w:color w:val="0000EE"/>
-            <w:u w:val="single"/>
-          </w:rPr>
-          <w:t>Galatians 3:16</w:t>
-        </w:r>
-      </w:hyperlink>
+      <w:r>
+        <w:rPr>
+          <w:lang w:val="en_US" w:bidi="en_US"/>
+        </w:rPr>
+        <w:t>Galatians 3:16</w:t>
+      </w:r>
       <w:r>
         <w:rPr>
           <w:lang w:val="en_US" w:bidi="en_US"/>
         </w:rPr>
         <w:t xml:space="preserve">, </w:t>
       </w:r>
-      <w:hyperlink r:id="rId261">
-        <w:r>
-          <w:rPr>
-            <w:lang w:val="en_US" w:bidi="en_US"/>
-          </w:rPr>
-          <w:rPr>
-            <w:color w:val="0000EE"/>
-            <w:u w:val="single"/>
-          </w:rPr>
-          <w:t>26–29</w:t>
-        </w:r>
-      </w:hyperlink>
+      <w:r>
+        <w:rPr>
+          <w:lang w:val="en_US" w:bidi="en_US"/>
+        </w:rPr>
+        <w:t>26–29</w:t>
+      </w:r>
       <w:r>
         <w:rPr>
           <w:lang w:val="en_US" w:bidi="en_US"/>
@@ -11887,18 +10249,12 @@
         </w:rPr>
         <w:t xml:space="preserve">Paul was imprisoned many times. For example, see </w:t>
       </w:r>
-      <w:hyperlink r:id="rId262">
-        <w:r>
-          <w:rPr>
-            <w:lang w:val="en_US" w:bidi="en_US"/>
-          </w:rPr>
-          <w:rPr>
-            <w:color w:val="0000EE"/>
-            <w:u w:val="single"/>
-          </w:rPr>
-          <w:t>Acts 16:22–23</w:t>
-        </w:r>
-      </w:hyperlink>
+      <w:r>
+        <w:rPr>
+          <w:lang w:val="en_US" w:bidi="en_US"/>
+        </w:rPr>
+        <w:t>Acts 16:22–23</w:t>
+      </w:r>
       <w:r>
         <w:rPr>
           <w:lang w:val="en_US" w:bidi="en_US"/>
@@ -11930,18 +10286,12 @@
         </w:rPr>
         <w:t xml:space="preserve">: This punishment is described in </w:t>
       </w:r>
-      <w:hyperlink r:id="rId263">
-        <w:r>
-          <w:rPr>
-            <w:lang w:val="en_US" w:bidi="en_US"/>
-          </w:rPr>
-          <w:rPr>
-            <w:color w:val="0000EE"/>
-            <w:u w:val="single"/>
-          </w:rPr>
-          <w:t>Deuteronomy 25:1–3</w:t>
-        </w:r>
-      </w:hyperlink>
+      <w:r>
+        <w:rPr>
+          <w:lang w:val="en_US" w:bidi="en_US"/>
+        </w:rPr>
+        <w:t>Deuteronomy 25:1–3</w:t>
+      </w:r>
       <w:r>
         <w:rPr>
           <w:lang w:val="en_US" w:bidi="en_US"/>
@@ -12061,36 +10411,24 @@
         </w:rPr>
         <w:t>Paul was beaten with rods three times. This Roman punishment happened at Philippi, even though he was a Roman citizen and should have been exempt (</w:t>
       </w:r>
-      <w:hyperlink r:id="rId264">
-        <w:r>
-          <w:rPr>
-            <w:lang w:val="en_US" w:bidi="en_US"/>
-          </w:rPr>
-          <w:rPr>
-            <w:color w:val="0000EE"/>
-            <w:u w:val="single"/>
-          </w:rPr>
-          <w:t>Acts 16:22–24</w:t>
-        </w:r>
-      </w:hyperlink>
+      <w:r>
+        <w:rPr>
+          <w:lang w:val="en_US" w:bidi="en_US"/>
+        </w:rPr>
+        <w:t>Acts 16:22–24</w:t>
+      </w:r>
       <w:r>
         <w:rPr>
           <w:lang w:val="en_US" w:bidi="en_US"/>
         </w:rPr>
         <w:t xml:space="preserve">, </w:t>
       </w:r>
-      <w:hyperlink r:id="rId265">
-        <w:r>
-          <w:rPr>
-            <w:lang w:val="en_US" w:bidi="en_US"/>
-          </w:rPr>
-          <w:rPr>
-            <w:color w:val="0000EE"/>
-            <w:u w:val="single"/>
-          </w:rPr>
-          <w:t>37</w:t>
-        </w:r>
-      </w:hyperlink>
+      <w:r>
+        <w:rPr>
+          <w:lang w:val="en_US" w:bidi="en_US"/>
+        </w:rPr>
+        <w:t>37</w:t>
+      </w:r>
       <w:r>
         <w:rPr>
           <w:lang w:val="en_US" w:bidi="en_US"/>
@@ -12115,18 +10453,12 @@
         </w:rPr>
         <w:t>He was stoned once at Lystra (</w:t>
       </w:r>
-      <w:hyperlink r:id="rId266">
-        <w:r>
-          <w:rPr>
-            <w:lang w:val="en_US" w:bidi="en_US"/>
-          </w:rPr>
-          <w:rPr>
-            <w:color w:val="0000EE"/>
-            <w:u w:val="single"/>
-          </w:rPr>
-          <w:t>Acts 14:19</w:t>
-        </w:r>
-      </w:hyperlink>
+      <w:r>
+        <w:rPr>
+          <w:lang w:val="en_US" w:bidi="en_US"/>
+        </w:rPr>
+        <w:t>Acts 14:19</w:t>
+      </w:r>
       <w:r>
         <w:rPr>
           <w:lang w:val="en_US" w:bidi="en_US"/>
@@ -12151,18 +10483,12 @@
         </w:rPr>
         <w:t>He was shipwrecked three times. These events are not detailed elsewhere. Paul's shipwreck on the way to Rome happened later (</w:t>
       </w:r>
-      <w:hyperlink r:id="rId267">
-        <w:r>
-          <w:rPr>
-            <w:lang w:val="en_US" w:bidi="en_US"/>
-          </w:rPr>
-          <w:rPr>
-            <w:color w:val="0000EE"/>
-            <w:u w:val="single"/>
-          </w:rPr>
-          <w:t>Acts 27:1–44</w:t>
-        </w:r>
-      </w:hyperlink>
+      <w:r>
+        <w:rPr>
+          <w:lang w:val="en_US" w:bidi="en_US"/>
+        </w:rPr>
+        <w:t>Acts 27:1–44</w:t>
+      </w:r>
       <w:r>
         <w:rPr>
           <w:lang w:val="en_US" w:bidi="en_US"/>
@@ -12217,18 +10543,12 @@
         </w:rPr>
         <w:t xml:space="preserve">Paul's long journeys are recorded in </w:t>
       </w:r>
-      <w:hyperlink r:id="rId268">
-        <w:r>
-          <w:rPr>
-            <w:lang w:val="en_US" w:bidi="en_US"/>
-          </w:rPr>
-          <w:rPr>
-            <w:color w:val="0000EE"/>
-            <w:u w:val="single"/>
-          </w:rPr>
-          <w:t>Acts 13–28</w:t>
-        </w:r>
-      </w:hyperlink>
+      <w:r>
+        <w:rPr>
+          <w:lang w:val="en_US" w:bidi="en_US"/>
+        </w:rPr>
+        <w:t>Acts 13–28</w:t>
+      </w:r>
       <w:r>
         <w:rPr>
           <w:lang w:val="en_US" w:bidi="en_US"/>
@@ -12351,18 +10671,12 @@
         </w:rPr>
         <w:t xml:space="preserve">: Paul explores this theme in </w:t>
       </w:r>
-      <w:hyperlink r:id="rId269">
-        <w:r>
-          <w:rPr>
-            <w:lang w:val="en_US" w:bidi="en_US"/>
-          </w:rPr>
-          <w:rPr>
-            <w:color w:val="0000EE"/>
-            <w:u w:val="single"/>
-          </w:rPr>
-          <w:t>12:1–10</w:t>
-        </w:r>
-      </w:hyperlink>
+      <w:r>
+        <w:rPr>
+          <w:lang w:val="en_US" w:bidi="en_US"/>
+        </w:rPr>
+        <w:t>12:1–10</w:t>
+      </w:r>
       <w:r>
         <w:rPr>
           <w:lang w:val="en_US" w:bidi="en_US"/>
@@ -12421,36 +10735,24 @@
         </w:rPr>
         <w:t xml:space="preserve">As a final "boast" of his weakness, Paul shares the story of his escape from Damascus a few years after his conversion (see </w:t>
       </w:r>
-      <w:hyperlink r:id="rId270">
-        <w:r>
-          <w:rPr>
-            <w:lang w:val="en_US" w:bidi="en_US"/>
-          </w:rPr>
-          <w:rPr>
-            <w:color w:val="0000EE"/>
-            <w:u w:val="single"/>
-          </w:rPr>
-          <w:t>Acts 9:23–25</w:t>
-        </w:r>
-      </w:hyperlink>
+      <w:r>
+        <w:rPr>
+          <w:lang w:val="en_US" w:bidi="en_US"/>
+        </w:rPr>
+        <w:t>Acts 9:23–25</w:t>
+      </w:r>
       <w:r>
         <w:rPr>
           <w:lang w:val="en_US" w:bidi="en_US"/>
         </w:rPr>
         <w:t xml:space="preserve">; </w:t>
       </w:r>
-      <w:hyperlink r:id="rId271">
-        <w:r>
-          <w:rPr>
-            <w:lang w:val="en_US" w:bidi="en_US"/>
-          </w:rPr>
-          <w:rPr>
-            <w:color w:val="0000EE"/>
-            <w:u w:val="single"/>
-          </w:rPr>
-          <w:t>Galatians 1:15–18</w:t>
-        </w:r>
-      </w:hyperlink>
+      <w:r>
+        <w:rPr>
+          <w:lang w:val="en_US" w:bidi="en_US"/>
+        </w:rPr>
+        <w:t>Galatians 1:15–18</w:t>
+      </w:r>
       <w:r>
         <w:rPr>
           <w:lang w:val="en_US" w:bidi="en_US"/>
@@ -12603,18 +10905,12 @@
         </w:rPr>
         <w:t xml:space="preserve">Paul's accusers in Corinth claimed he lacked ecstatic spiritual experiences. They said he was not a mystic, just an ordinary person without impressive gifts (see </w:t>
       </w:r>
-      <w:hyperlink r:id="rId203">
-        <w:r>
-          <w:rPr>
-            <w:lang w:val="en_US" w:bidi="en_US"/>
-          </w:rPr>
-          <w:rPr>
-            <w:color w:val="0000EE"/>
-            <w:u w:val="single"/>
-          </w:rPr>
-          <w:t>10:10</w:t>
-        </w:r>
-      </w:hyperlink>
+      <w:r>
+        <w:rPr>
+          <w:lang w:val="en_US" w:bidi="en_US"/>
+        </w:rPr>
+        <w:t>10:10</w:t>
+      </w:r>
       <w:r>
         <w:rPr>
           <w:lang w:val="en_US" w:bidi="en_US"/>
@@ -12892,36 +11188,24 @@
         </w:rPr>
         <w:t>Paul could talk about his experience (</w:t>
       </w:r>
-      <w:hyperlink r:id="rId272">
-        <w:r>
-          <w:rPr>
-            <w:lang w:val="en_US" w:bidi="en_US"/>
-          </w:rPr>
-          <w:rPr>
-            <w:color w:val="0000EE"/>
-            <w:u w:val="single"/>
-          </w:rPr>
-          <w:t>12:2–4</w:t>
-        </w:r>
-      </w:hyperlink>
+      <w:r>
+        <w:rPr>
+          <w:lang w:val="en_US" w:bidi="en_US"/>
+        </w:rPr>
+        <w:t>12:2–4</w:t>
+      </w:r>
       <w:r>
         <w:rPr>
           <w:lang w:val="en_US" w:bidi="en_US"/>
         </w:rPr>
         <w:t>), but it did not give him confidence in his ministry. He never uses mystical experiences to prove his apostolic authority. His life and message must be the proof. Instead, he talks about his weaknesses (</w:t>
       </w:r>
-      <w:hyperlink r:id="rId273">
-        <w:r>
-          <w:rPr>
-            <w:lang w:val="en_US" w:bidi="en_US"/>
-          </w:rPr>
-          <w:rPr>
-            <w:color w:val="0000EE"/>
-            <w:u w:val="single"/>
-          </w:rPr>
-          <w:t>11:23–33</w:t>
-        </w:r>
-      </w:hyperlink>
+      <w:r>
+        <w:rPr>
+          <w:lang w:val="en_US" w:bidi="en_US"/>
+        </w:rPr>
+        <w:t>11:23–33</w:t>
+      </w:r>
       <w:r>
         <w:rPr>
           <w:lang w:val="en_US" w:bidi="en_US"/>
@@ -12980,54 +11264,36 @@
         </w:rPr>
         <w:t xml:space="preserve">We do not know what Paul's thorn in the flesh was (see </w:t>
       </w:r>
-      <w:hyperlink r:id="rId274">
-        <w:r>
-          <w:rPr>
-            <w:lang w:val="en_US" w:bidi="en_US"/>
-          </w:rPr>
-          <w:rPr>
-            <w:color w:val="0000EE"/>
-            <w:u w:val="single"/>
-          </w:rPr>
-          <w:t>Numbers 33:55</w:t>
-        </w:r>
-      </w:hyperlink>
+      <w:r>
+        <w:rPr>
+          <w:lang w:val="en_US" w:bidi="en_US"/>
+        </w:rPr>
+        <w:t>Numbers 33:55</w:t>
+      </w:r>
       <w:r>
         <w:rPr>
           <w:lang w:val="en_US" w:bidi="en_US"/>
         </w:rPr>
         <w:t xml:space="preserve">; </w:t>
       </w:r>
-      <w:hyperlink r:id="rId275">
-        <w:r>
-          <w:rPr>
-            <w:lang w:val="en_US" w:bidi="en_US"/>
-          </w:rPr>
-          <w:rPr>
-            <w:color w:val="0000EE"/>
-            <w:u w:val="single"/>
-          </w:rPr>
-          <w:t>Ezekiel 28:24</w:t>
-        </w:r>
-      </w:hyperlink>
+      <w:r>
+        <w:rPr>
+          <w:lang w:val="en_US" w:bidi="en_US"/>
+        </w:rPr>
+        <w:t>Ezekiel 28:24</w:t>
+      </w:r>
       <w:r>
         <w:rPr>
           <w:lang w:val="en_US" w:bidi="en_US"/>
         </w:rPr>
         <w:t xml:space="preserve">; </w:t>
       </w:r>
-      <w:hyperlink r:id="rId276">
-        <w:r>
-          <w:rPr>
-            <w:lang w:val="en_US" w:bidi="en_US"/>
-          </w:rPr>
-          <w:rPr>
-            <w:color w:val="0000EE"/>
-            <w:u w:val="single"/>
-          </w:rPr>
-          <w:t>Hosea 2:6</w:t>
-        </w:r>
-      </w:hyperlink>
+      <w:r>
+        <w:rPr>
+          <w:lang w:val="en_US" w:bidi="en_US"/>
+        </w:rPr>
+        <w:t>Hosea 2:6</w:t>
+      </w:r>
       <w:r>
         <w:rPr>
           <w:lang w:val="en_US" w:bidi="en_US"/>
@@ -13107,18 +11373,12 @@
         </w:rPr>
         <w:t xml:space="preserve">: See </w:t>
       </w:r>
-      <w:hyperlink r:id="rId277">
-        <w:r>
-          <w:rPr>
-            <w:lang w:val="en_US" w:bidi="en_US"/>
-          </w:rPr>
-          <w:rPr>
-            <w:color w:val="0000EE"/>
-            <w:u w:val="single"/>
-          </w:rPr>
-          <w:t>11:5</w:t>
-        </w:r>
-      </w:hyperlink>
+      <w:r>
+        <w:rPr>
+          <w:lang w:val="en_US" w:bidi="en_US"/>
+        </w:rPr>
+        <w:t>11:5</w:t>
+      </w:r>
       <w:r>
         <w:rPr>
           <w:lang w:val="en_US" w:bidi="en_US"/>
@@ -13298,18 +11558,12 @@
         </w:rPr>
         <w:t xml:space="preserve">The only thing Paul failed to do was accept payment for his services (see </w:t>
       </w:r>
-      <w:hyperlink r:id="rId247">
-        <w:r>
-          <w:rPr>
-            <w:lang w:val="en_US" w:bidi="en_US"/>
-          </w:rPr>
-          <w:rPr>
-            <w:color w:val="0000EE"/>
-            <w:u w:val="single"/>
-          </w:rPr>
-          <w:t>11:7–11</w:t>
-        </w:r>
-      </w:hyperlink>
+      <w:r>
+        <w:rPr>
+          <w:lang w:val="en_US" w:bidi="en_US"/>
+        </w:rPr>
+        <w:t>11:7–11</w:t>
+      </w:r>
       <w:r>
         <w:rPr>
           <w:lang w:val="en_US" w:bidi="en_US"/>
@@ -13400,36 +11654,24 @@
         </w:rPr>
         <w:t>: Paul's first visit was when he first preached in Corinth (</w:t>
       </w:r>
-      <w:hyperlink r:id="rId278">
-        <w:r>
-          <w:rPr>
-            <w:lang w:val="en_US" w:bidi="en_US"/>
-          </w:rPr>
-          <w:rPr>
-            <w:color w:val="0000EE"/>
-            <w:u w:val="single"/>
-          </w:rPr>
-          <w:t>Acts 18:1–18</w:t>
-        </w:r>
-      </w:hyperlink>
+      <w:r>
+        <w:rPr>
+          <w:lang w:val="en_US" w:bidi="en_US"/>
+        </w:rPr>
+        <w:t>Acts 18:1–18</w:t>
+      </w:r>
       <w:r>
         <w:rPr>
           <w:lang w:val="en_US" w:bidi="en_US"/>
         </w:rPr>
         <w:t>). The second was an unexpected "painful visit" (</w:t>
       </w:r>
-      <w:hyperlink r:id="rId51">
-        <w:r>
-          <w:rPr>
-            <w:lang w:val="en_US" w:bidi="en_US"/>
-          </w:rPr>
-          <w:rPr>
-            <w:color w:val="0000EE"/>
-            <w:u w:val="single"/>
-          </w:rPr>
-          <w:t>2 Corinthians 2:1</w:t>
-        </w:r>
-      </w:hyperlink>
+      <w:r>
+        <w:rPr>
+          <w:lang w:val="en_US" w:bidi="en_US"/>
+        </w:rPr>
+        <w:t>2 Corinthians 2:1</w:t>
+      </w:r>
       <w:r>
         <w:rPr>
           <w:lang w:val="en_US" w:bidi="en_US"/>
@@ -13509,36 +11751,24 @@
         </w:rPr>
         <w:t xml:space="preserve">Some Corinthians still believed Paul had tricked them. They might have suggested Paul took money from the collection for the Jerusalem church (chapters </w:t>
       </w:r>
-      <w:hyperlink r:id="rId185">
-        <w:r>
-          <w:rPr>
-            <w:lang w:val="en_US" w:bidi="en_US"/>
-          </w:rPr>
-          <w:rPr>
-            <w:color w:val="0000EE"/>
-            <w:u w:val="single"/>
-          </w:rPr>
-          <w:t>8–9</w:t>
-        </w:r>
-      </w:hyperlink>
+      <w:r>
+        <w:rPr>
+          <w:lang w:val="en_US" w:bidi="en_US"/>
+        </w:rPr>
+        <w:t>8–9</w:t>
+      </w:r>
       <w:r>
         <w:rPr>
           <w:lang w:val="en_US" w:bidi="en_US"/>
         </w:rPr>
         <w:t xml:space="preserve">). The response to this accusation is a reminder of the honesty of Titus and the other brother (see </w:t>
       </w:r>
-      <w:hyperlink r:id="rId279">
-        <w:r>
-          <w:rPr>
-            <w:lang w:val="en_US" w:bidi="en_US"/>
-          </w:rPr>
-          <w:rPr>
-            <w:color w:val="0000EE"/>
-            <w:u w:val="single"/>
-          </w:rPr>
-          <w:t>8:18–24</w:t>
-        </w:r>
-      </w:hyperlink>
+      <w:r>
+        <w:rPr>
+          <w:lang w:val="en_US" w:bidi="en_US"/>
+        </w:rPr>
+        <w:t>8:18–24</w:t>
+      </w:r>
       <w:r>
         <w:rPr>
           <w:lang w:val="en_US" w:bidi="en_US"/>
@@ -13676,36 +11906,24 @@
         </w:rPr>
         <w:t xml:space="preserve">If necessary, Paul would respond firmly to obvious sinners (compare </w:t>
       </w:r>
-      <w:hyperlink r:id="rId280">
-        <w:r>
-          <w:rPr>
-            <w:lang w:val="en_US" w:bidi="en_US"/>
-          </w:rPr>
-          <w:rPr>
-            <w:color w:val="0000EE"/>
-            <w:u w:val="single"/>
-          </w:rPr>
-          <w:t>1:23–2:17</w:t>
-        </w:r>
-      </w:hyperlink>
+      <w:r>
+        <w:rPr>
+          <w:lang w:val="en_US" w:bidi="en_US"/>
+        </w:rPr>
+        <w:t>1:23–2:17</w:t>
+      </w:r>
       <w:r>
         <w:rPr>
           <w:lang w:val="en_US" w:bidi="en_US"/>
         </w:rPr>
         <w:t xml:space="preserve">; </w:t>
       </w:r>
-      <w:hyperlink r:id="rId208">
-        <w:r>
-          <w:rPr>
-            <w:lang w:val="en_US" w:bidi="en_US"/>
-          </w:rPr>
-          <w:rPr>
-            <w:color w:val="0000EE"/>
-            <w:u w:val="single"/>
-          </w:rPr>
-          <w:t>1 Corinthians 4:21</w:t>
-        </w:r>
-      </w:hyperlink>
+      <w:r>
+        <w:rPr>
+          <w:lang w:val="en_US" w:bidi="en_US"/>
+        </w:rPr>
+        <w:t>1 Corinthians 4:21</w:t>
+      </w:r>
       <w:r>
         <w:rPr>
           <w:lang w:val="en_US" w:bidi="en_US"/>
@@ -13764,18 +11982,12 @@
         </w:rPr>
         <w:t>Paul fears that God will humble him in their presence, similar to the previous visit (</w:t>
       </w:r>
-      <w:hyperlink r:id="rId51">
-        <w:r>
-          <w:rPr>
-            <w:lang w:val="en_US" w:bidi="en_US"/>
-          </w:rPr>
-          <w:rPr>
-            <w:color w:val="0000EE"/>
-            <w:u w:val="single"/>
-          </w:rPr>
-          <w:t>2:1</w:t>
-        </w:r>
-      </w:hyperlink>
+      <w:r>
+        <w:rPr>
+          <w:lang w:val="en_US" w:bidi="en_US"/>
+        </w:rPr>
+        <w:t>2:1</w:t>
+      </w:r>
       <w:r>
         <w:rPr>
           <w:lang w:val="en_US" w:bidi="en_US"/>
@@ -13800,18 +12012,12 @@
         </w:rPr>
         <w:t xml:space="preserve">The listed vices were among the Corinthians’ old sins (see </w:t>
       </w:r>
-      <w:hyperlink r:id="rId155">
-        <w:r>
-          <w:rPr>
-            <w:lang w:val="en_US" w:bidi="en_US"/>
-          </w:rPr>
-          <w:rPr>
-            <w:color w:val="0000EE"/>
-            <w:u w:val="single"/>
-          </w:rPr>
-          <w:t>6:14–7:1</w:t>
-        </w:r>
-      </w:hyperlink>
+      <w:r>
+        <w:rPr>
+          <w:lang w:val="en_US" w:bidi="en_US"/>
+        </w:rPr>
+        <w:t>6:14–7:1</w:t>
+      </w:r>
       <w:r>
         <w:rPr>
           <w:lang w:val="en_US" w:bidi="en_US"/>
@@ -13890,36 +12096,24 @@
         </w:rPr>
         <w:t xml:space="preserve">). He found support for his plan in the Scriptures. The reason for this quote is unclear. However, considering the context of </w:t>
       </w:r>
-      <w:hyperlink r:id="rId281">
-        <w:r>
-          <w:rPr>
-            <w:lang w:val="en_US" w:bidi="en_US"/>
-          </w:rPr>
-          <w:rPr>
-            <w:color w:val="0000EE"/>
-            <w:u w:val="single"/>
-          </w:rPr>
-          <w:t>Deuteronomy 19:15</w:t>
-        </w:r>
-      </w:hyperlink>
+      <w:r>
+        <w:rPr>
+          <w:lang w:val="en_US" w:bidi="en_US"/>
+        </w:rPr>
+        <w:t>Deuteronomy 19:15</w:t>
+      </w:r>
       <w:r>
         <w:rPr>
           <w:lang w:val="en_US" w:bidi="en_US"/>
         </w:rPr>
         <w:t xml:space="preserve">, Paul might have wanted to warn them. He intended to judge every wrongdoing (listed in </w:t>
       </w:r>
-      <w:hyperlink r:id="rId282">
-        <w:r>
-          <w:rPr>
-            <w:lang w:val="en_US" w:bidi="en_US"/>
-          </w:rPr>
-          <w:rPr>
-            <w:color w:val="0000EE"/>
-            <w:u w:val="single"/>
-          </w:rPr>
-          <w:t>2 Corinthians 12:20–21</w:t>
-        </w:r>
-      </w:hyperlink>
+      <w:r>
+        <w:rPr>
+          <w:lang w:val="en_US" w:bidi="en_US"/>
+        </w:rPr>
+        <w:t>2 Corinthians 12:20–21</w:t>
+      </w:r>
       <w:r>
         <w:rPr>
           <w:lang w:val="en_US" w:bidi="en_US"/>
@@ -14010,36 +12204,24 @@
         </w:rPr>
         <w:t xml:space="preserve">Paul's weakness mirrored Christ's humiliation, as Christ was crucified in weakness (see </w:t>
       </w:r>
-      <w:hyperlink r:id="rId283">
-        <w:r>
-          <w:rPr>
-            <w:lang w:val="en_US" w:bidi="en_US"/>
-          </w:rPr>
-          <w:rPr>
-            <w:color w:val="0000EE"/>
-            <w:u w:val="single"/>
-          </w:rPr>
-          <w:t>8:9</w:t>
-        </w:r>
-      </w:hyperlink>
+      <w:r>
+        <w:rPr>
+          <w:lang w:val="en_US" w:bidi="en_US"/>
+        </w:rPr>
+        <w:t>8:9</w:t>
+      </w:r>
       <w:r>
         <w:rPr>
           <w:lang w:val="en_US" w:bidi="en_US"/>
         </w:rPr>
         <w:t>). Paul judged sinners with Christ's love in mind (</w:t>
       </w:r>
-      <w:hyperlink r:id="rId284">
-        <w:r>
-          <w:rPr>
-            <w:lang w:val="en_US" w:bidi="en_US"/>
-          </w:rPr>
-          <w:rPr>
-            <w:color w:val="0000EE"/>
-            <w:u w:val="single"/>
-          </w:rPr>
-          <w:t>5:14–21</w:t>
-        </w:r>
-      </w:hyperlink>
+      <w:r>
+        <w:rPr>
+          <w:lang w:val="en_US" w:bidi="en_US"/>
+        </w:rPr>
+        <w:t>5:14–21</w:t>
+      </w:r>
       <w:r>
         <w:rPr>
           <w:lang w:val="en_US" w:bidi="en_US"/>
@@ -14071,18 +12253,12 @@
         </w:rPr>
         <w:t>: Paul's humanity was frail, but he relied on Christ's strength (</w:t>
       </w:r>
-      <w:hyperlink r:id="rId285">
-        <w:r>
-          <w:rPr>
-            <w:lang w:val="en_US" w:bidi="en_US"/>
-          </w:rPr>
-          <w:rPr>
-            <w:color w:val="0000EE"/>
-            <w:u w:val="single"/>
-          </w:rPr>
-          <w:t>12:10</w:t>
-        </w:r>
-      </w:hyperlink>
+      <w:r>
+        <w:rPr>
+          <w:lang w:val="en_US" w:bidi="en_US"/>
+        </w:rPr>
+        <w:t>12:10</w:t>
+      </w:r>
       <w:r>
         <w:rPr>
           <w:lang w:val="en_US" w:bidi="en_US"/>
@@ -14235,36 +12411,24 @@
         </w:rPr>
         <w:t>: They would do wrong by following the false teachers who had appeared (</w:t>
       </w:r>
-      <w:hyperlink r:id="rId277">
-        <w:r>
-          <w:rPr>
-            <w:lang w:val="en_US" w:bidi="en_US"/>
-          </w:rPr>
-          <w:rPr>
-            <w:color w:val="0000EE"/>
-            <w:u w:val="single"/>
-          </w:rPr>
-          <w:t>11:5</w:t>
-        </w:r>
-      </w:hyperlink>
+      <w:r>
+        <w:rPr>
+          <w:lang w:val="en_US" w:bidi="en_US"/>
+        </w:rPr>
+        <w:t>11:5</w:t>
+      </w:r>
       <w:r>
         <w:rPr>
           <w:lang w:val="en_US" w:bidi="en_US"/>
         </w:rPr>
         <w:t xml:space="preserve">, </w:t>
       </w:r>
-      <w:hyperlink r:id="rId213">
-        <w:r>
-          <w:rPr>
-            <w:lang w:val="en_US" w:bidi="en_US"/>
-          </w:rPr>
-          <w:rPr>
-            <w:color w:val="0000EE"/>
-            <w:u w:val="single"/>
-          </w:rPr>
-          <w:t>13–15</w:t>
-        </w:r>
-      </w:hyperlink>
+      <w:r>
+        <w:rPr>
+          <w:lang w:val="en_US" w:bidi="en_US"/>
+        </w:rPr>
+        <w:t>13–15</w:t>
+      </w:r>
       <w:r>
         <w:rPr>
           <w:lang w:val="en_US" w:bidi="en_US"/>
@@ -14308,36 +12472,24 @@
         </w:rPr>
         <w:t>: Paul’s goal in ministry is to be faithful, not to seem successful (</w:t>
       </w:r>
-      <w:hyperlink r:id="rId286">
-        <w:r>
-          <w:rPr>
-            <w:lang w:val="en_US" w:bidi="en_US"/>
-          </w:rPr>
-          <w:rPr>
-            <w:color w:val="0000EE"/>
-            <w:u w:val="single"/>
-          </w:rPr>
-          <w:t>1 Corinthians 4:2</w:t>
-        </w:r>
-      </w:hyperlink>
+      <w:r>
+        <w:rPr>
+          <w:lang w:val="en_US" w:bidi="en_US"/>
+        </w:rPr>
+        <w:t>1 Corinthians 4:2</w:t>
+      </w:r>
       <w:r>
         <w:rPr>
           <w:lang w:val="en_US" w:bidi="en_US"/>
         </w:rPr>
         <w:t>). He modeled his service on Jesus Christ himself (</w:t>
       </w:r>
-      <w:hyperlink r:id="rId237">
-        <w:r>
-          <w:rPr>
-            <w:lang w:val="en_US" w:bidi="en_US"/>
-          </w:rPr>
-          <w:rPr>
-            <w:color w:val="0000EE"/>
-            <w:u w:val="single"/>
-          </w:rPr>
-          <w:t>2 Corinthians 13:4</w:t>
-        </w:r>
-      </w:hyperlink>
+      <w:r>
+        <w:rPr>
+          <w:lang w:val="en_US" w:bidi="en_US"/>
+        </w:rPr>
+        <w:t>2 Corinthians 13:4</w:t>
+      </w:r>
       <w:r>
         <w:rPr>
           <w:lang w:val="en_US" w:bidi="en_US"/>
@@ -14473,18 +12625,12 @@
         </w:rPr>
         <w:t xml:space="preserve">. It refers to restoring something to its proper condition, like returning to good health. A related word appears in </w:t>
       </w:r>
-      <w:hyperlink r:id="rId287">
-        <w:r>
-          <w:rPr>
-            <w:lang w:val="en_US" w:bidi="en_US"/>
-          </w:rPr>
-          <w:rPr>
-            <w:color w:val="0000EE"/>
-            <w:u w:val="single"/>
-          </w:rPr>
-          <w:t>2 Corinthians 13:11</w:t>
-        </w:r>
-      </w:hyperlink>
+      <w:r>
+        <w:rPr>
+          <w:lang w:val="en_US" w:bidi="en_US"/>
+        </w:rPr>
+        <w:t>2 Corinthians 13:11</w:t>
+      </w:r>
       <w:r>
         <w:rPr>
           <w:lang w:val="en_US" w:bidi="en_US"/>
@@ -14503,72 +12649,48 @@
         </w:rPr>
         <w:t xml:space="preserve">"; </w:t>
       </w:r>
-      <w:hyperlink r:id="rId288">
-        <w:r>
-          <w:rPr>
-            <w:lang w:val="en_US" w:bidi="en_US"/>
-          </w:rPr>
-          <w:rPr>
-            <w:color w:val="0000EE"/>
-            <w:u w:val="single"/>
-          </w:rPr>
-          <w:t>Mark 1:19</w:t>
-        </w:r>
-      </w:hyperlink>
+      <w:r>
+        <w:rPr>
+          <w:lang w:val="en_US" w:bidi="en_US"/>
+        </w:rPr>
+        <w:t>Mark 1:19</w:t>
+      </w:r>
       <w:r>
         <w:rPr>
           <w:lang w:val="en_US" w:bidi="en_US"/>
         </w:rPr>
         <w:t xml:space="preserve"> as "mending"; </w:t>
       </w:r>
-      <w:hyperlink r:id="rId289">
-        <w:r>
-          <w:rPr>
-            <w:lang w:val="en_US" w:bidi="en_US"/>
-          </w:rPr>
-          <w:rPr>
-            <w:color w:val="0000EE"/>
-            <w:u w:val="single"/>
-          </w:rPr>
-          <w:t>1 Thessalonians 3:10</w:t>
-        </w:r>
-      </w:hyperlink>
+      <w:r>
+        <w:rPr>
+          <w:lang w:val="en_US" w:bidi="en_US"/>
+        </w:rPr>
+        <w:t>1 Thessalonians 3:10</w:t>
+      </w:r>
       <w:r>
         <w:rPr>
           <w:lang w:val="en_US" w:bidi="en_US"/>
         </w:rPr>
         <w:t xml:space="preserve"> as "complete"; </w:t>
       </w:r>
-      <w:hyperlink r:id="rId290">
-        <w:r>
-          <w:rPr>
-            <w:lang w:val="en_US" w:bidi="en_US"/>
-          </w:rPr>
-          <w:rPr>
-            <w:color w:val="0000EE"/>
-            <w:u w:val="single"/>
-          </w:rPr>
-          <w:t>Hebrews 13:21</w:t>
-        </w:r>
-      </w:hyperlink>
+      <w:r>
+        <w:rPr>
+          <w:lang w:val="en_US" w:bidi="en_US"/>
+        </w:rPr>
+        <w:t>Hebrews 13:21</w:t>
+      </w:r>
       <w:r>
         <w:rPr>
           <w:lang w:val="en_US" w:bidi="en_US"/>
         </w:rPr>
         <w:t xml:space="preserve"> as "equip"; and </w:t>
       </w:r>
-      <w:hyperlink r:id="rId291">
-        <w:r>
-          <w:rPr>
-            <w:lang w:val="en_US" w:bidi="en_US"/>
-          </w:rPr>
-          <w:rPr>
-            <w:color w:val="0000EE"/>
-            <w:u w:val="single"/>
-          </w:rPr>
-          <w:t>1 Peter 5:10</w:t>
-        </w:r>
-      </w:hyperlink>
+      <w:r>
+        <w:rPr>
+          <w:lang w:val="en_US" w:bidi="en_US"/>
+        </w:rPr>
+        <w:t>1 Peter 5:10</w:t>
+      </w:r>
       <w:r>
         <w:rPr>
           <w:lang w:val="en_US" w:bidi="en_US"/>
@@ -14627,36 +12749,24 @@
         </w:rPr>
         <w:t>Paul did not want to punish the Corinthians harshly (</w:t>
       </w:r>
-      <w:hyperlink r:id="rId292">
-        <w:r>
-          <w:rPr>
-            <w:lang w:val="en_US" w:bidi="en_US"/>
-          </w:rPr>
-          <w:rPr>
-            <w:color w:val="0000EE"/>
-            <w:u w:val="single"/>
-          </w:rPr>
-          <w:t>12:21</w:t>
-        </w:r>
-      </w:hyperlink>
+      <w:r>
+        <w:rPr>
+          <w:lang w:val="en_US" w:bidi="en_US"/>
+        </w:rPr>
+        <w:t>12:21</w:t>
+      </w:r>
       <w:r>
         <w:rPr>
           <w:lang w:val="en_US" w:bidi="en_US"/>
         </w:rPr>
         <w:t xml:space="preserve">). He aimed to use his apostolic authority positively. However, his role required him to both strengthen and tear down (compare </w:t>
       </w:r>
-      <w:hyperlink r:id="rId293">
-        <w:r>
-          <w:rPr>
-            <w:lang w:val="en_US" w:bidi="en_US"/>
-          </w:rPr>
-          <w:rPr>
-            <w:color w:val="0000EE"/>
-            <w:u w:val="single"/>
-          </w:rPr>
-          <w:t>Jeremiah 1:10</w:t>
-        </w:r>
-      </w:hyperlink>
+      <w:r>
+        <w:rPr>
+          <w:lang w:val="en_US" w:bidi="en_US"/>
+        </w:rPr>
+        <w:t>Jeremiah 1:10</w:t>
+      </w:r>
       <w:r>
         <w:rPr>
           <w:lang w:val="en_US" w:bidi="en_US"/>
@@ -14688,36 +12798,24 @@
         </w:rPr>
         <w:t xml:space="preserve">: This is Paul's favorite way to describe a stable Christian community (see </w:t>
       </w:r>
-      <w:hyperlink r:id="rId294">
-        <w:r>
-          <w:rPr>
-            <w:lang w:val="en_US" w:bidi="en_US"/>
-          </w:rPr>
-          <w:rPr>
-            <w:color w:val="0000EE"/>
-            <w:u w:val="single"/>
-          </w:rPr>
-          <w:t>Ephesians 4:12</w:t>
-        </w:r>
-      </w:hyperlink>
+      <w:r>
+        <w:rPr>
+          <w:lang w:val="en_US" w:bidi="en_US"/>
+        </w:rPr>
+        <w:t>Ephesians 4:12</w:t>
+      </w:r>
       <w:r>
         <w:rPr>
           <w:lang w:val="en_US" w:bidi="en_US"/>
         </w:rPr>
         <w:t>), where the Lord lives in and among the believers (</w:t>
       </w:r>
-      <w:hyperlink r:id="rId295">
-        <w:r>
-          <w:rPr>
-            <w:lang w:val="en_US" w:bidi="en_US"/>
-          </w:rPr>
-          <w:rPr>
-            <w:color w:val="0000EE"/>
-            <w:u w:val="single"/>
-          </w:rPr>
-          <w:t>2 Corinthians 13:5</w:t>
-        </w:r>
-      </w:hyperlink>
+      <w:r>
+        <w:rPr>
+          <w:lang w:val="en_US" w:bidi="en_US"/>
+        </w:rPr>
+        <w:t>2 Corinthians 13:5</w:t>
+      </w:r>
       <w:r>
         <w:rPr>
           <w:lang w:val="en_US" w:bidi="en_US"/>
@@ -14801,36 +12899,24 @@
         </w:rPr>
         <w:t xml:space="preserve">: See also </w:t>
       </w:r>
-      <w:hyperlink r:id="rId296">
-        <w:r>
-          <w:rPr>
-            <w:lang w:val="en_US" w:bidi="en_US"/>
-          </w:rPr>
-          <w:rPr>
-            <w:color w:val="0000EE"/>
-            <w:u w:val="single"/>
-          </w:rPr>
-          <w:t>Philippians 3:1</w:t>
-        </w:r>
-      </w:hyperlink>
+      <w:r>
+        <w:rPr>
+          <w:lang w:val="en_US" w:bidi="en_US"/>
+        </w:rPr>
+        <w:t>Philippians 3:1</w:t>
+      </w:r>
       <w:r>
         <w:rPr>
           <w:lang w:val="en_US" w:bidi="en_US"/>
         </w:rPr>
         <w:t xml:space="preserve">; </w:t>
       </w:r>
-      <w:hyperlink r:id="rId297">
-        <w:r>
-          <w:rPr>
-            <w:lang w:val="en_US" w:bidi="en_US"/>
-          </w:rPr>
-          <w:rPr>
-            <w:color w:val="0000EE"/>
-            <w:u w:val="single"/>
-          </w:rPr>
-          <w:t>4:4</w:t>
-        </w:r>
-      </w:hyperlink>
+      <w:r>
+        <w:rPr>
+          <w:lang w:val="en_US" w:bidi="en_US"/>
+        </w:rPr>
+        <w:t>4:4</w:t>
+      </w:r>
       <w:r>
         <w:rPr>
           <w:lang w:val="en_US" w:bidi="en_US"/>
@@ -14899,18 +12985,12 @@
         </w:rPr>
         <w:t xml:space="preserve">: The need for encouragement is very important in 2 Corinthians, starting with </w:t>
       </w:r>
-      <w:hyperlink r:id="rId298">
-        <w:r>
-          <w:rPr>
-            <w:lang w:val="en_US" w:bidi="en_US"/>
-          </w:rPr>
-          <w:rPr>
-            <w:color w:val="0000EE"/>
-            <w:u w:val="single"/>
-          </w:rPr>
-          <w:t>1:3–7</w:t>
-        </w:r>
-      </w:hyperlink>
+      <w:r>
+        <w:rPr>
+          <w:lang w:val="en_US" w:bidi="en_US"/>
+        </w:rPr>
+        <w:t>1:3–7</w:t>
+      </w:r>
       <w:r>
         <w:rPr>
           <w:lang w:val="en_US" w:bidi="en_US"/>
@@ -14942,18 +13022,12 @@
         </w:rPr>
         <w:t xml:space="preserve"> Paul encourages them to live in harmony (as in </w:t>
       </w:r>
-      <w:hyperlink r:id="rId299">
-        <w:r>
-          <w:rPr>
-            <w:lang w:val="en_US" w:bidi="en_US"/>
-          </w:rPr>
-          <w:rPr>
-            <w:color w:val="0000EE"/>
-            <w:u w:val="single"/>
-          </w:rPr>
-          <w:t>Philippians 2:1–4</w:t>
-        </w:r>
-      </w:hyperlink>
+      <w:r>
+        <w:rPr>
+          <w:lang w:val="en_US" w:bidi="en_US"/>
+        </w:rPr>
+        <w:t>Philippians 2:1–4</w:t>
+      </w:r>
       <w:r>
         <w:rPr>
           <w:lang w:val="en_US" w:bidi="en_US"/>
@@ -15026,18 +13100,12 @@
         </w:rPr>
         <w:t>Paul's final request (</w:t>
       </w:r>
-      <w:hyperlink r:id="rId287">
-        <w:r>
-          <w:rPr>
-            <w:lang w:val="en_US" w:bidi="en_US"/>
-          </w:rPr>
-          <w:rPr>
-            <w:color w:val="0000EE"/>
-            <w:u w:val="single"/>
-          </w:rPr>
-          <w:t>13:11</w:t>
-        </w:r>
-      </w:hyperlink>
+      <w:r>
+        <w:rPr>
+          <w:lang w:val="en_US" w:bidi="en_US"/>
+        </w:rPr>
+        <w:t>13:11</w:t>
+      </w:r>
       <w:r>
         <w:rPr>
           <w:lang w:val="en_US" w:bidi="en_US"/>
@@ -15062,18 +13130,12 @@
         </w:rPr>
         <w:t>greetings (</w:t>
       </w:r>
-      <w:hyperlink r:id="rId300">
-        <w:r>
-          <w:rPr>
-            <w:lang w:val="en_US" w:bidi="en_US"/>
-          </w:rPr>
-          <w:rPr>
-            <w:color w:val="0000EE"/>
-            <w:u w:val="single"/>
-          </w:rPr>
-          <w:t>13:12–13</w:t>
-        </w:r>
-      </w:hyperlink>
+      <w:r>
+        <w:rPr>
+          <w:lang w:val="en_US" w:bidi="en_US"/>
+        </w:rPr>
+        <w:t>13:12–13</w:t>
+      </w:r>
       <w:r>
         <w:rPr>
           <w:lang w:val="en_US" w:bidi="en_US"/>
@@ -15098,18 +13160,12 @@
         </w:rPr>
         <w:t>a blessing (</w:t>
       </w:r>
-      <w:hyperlink r:id="rId301">
-        <w:r>
-          <w:rPr>
-            <w:lang w:val="en_US" w:bidi="en_US"/>
-          </w:rPr>
-          <w:rPr>
-            <w:color w:val="0000EE"/>
-            <w:u w:val="single"/>
-          </w:rPr>
-          <w:t>13:14</w:t>
-        </w:r>
-      </w:hyperlink>
+      <w:r>
+        <w:rPr>
+          <w:lang w:val="en_US" w:bidi="en_US"/>
+        </w:rPr>
+        <w:t>13:14</w:t>
+      </w:r>
       <w:r>
         <w:rPr>
           <w:lang w:val="en_US" w:bidi="en_US"/>
@@ -15175,72 +13231,48 @@
         </w:rPr>
         <w:t>: The kiss was a common Jewish greeting, not just a sign of personal affection. It was common in the New Testament church (</w:t>
       </w:r>
-      <w:hyperlink r:id="rId302">
-        <w:r>
-          <w:rPr>
-            <w:lang w:val="en_US" w:bidi="en_US"/>
-          </w:rPr>
-          <w:rPr>
-            <w:color w:val="0000EE"/>
-            <w:u w:val="single"/>
-          </w:rPr>
-          <w:t>Romans 16:16</w:t>
-        </w:r>
-      </w:hyperlink>
+      <w:r>
+        <w:rPr>
+          <w:lang w:val="en_US" w:bidi="en_US"/>
+        </w:rPr>
+        <w:t>Romans 16:16</w:t>
+      </w:r>
       <w:r>
         <w:rPr>
           <w:lang w:val="en_US" w:bidi="en_US"/>
         </w:rPr>
         <w:t xml:space="preserve">; </w:t>
       </w:r>
-      <w:hyperlink r:id="rId303">
-        <w:r>
-          <w:rPr>
-            <w:lang w:val="en_US" w:bidi="en_US"/>
-          </w:rPr>
-          <w:rPr>
-            <w:color w:val="0000EE"/>
-            <w:u w:val="single"/>
-          </w:rPr>
-          <w:t>1 Corinthians 16:20</w:t>
-        </w:r>
-      </w:hyperlink>
+      <w:r>
+        <w:rPr>
+          <w:lang w:val="en_US" w:bidi="en_US"/>
+        </w:rPr>
+        <w:t>1 Corinthians 16:20</w:t>
+      </w:r>
       <w:r>
         <w:rPr>
           <w:lang w:val="en_US" w:bidi="en_US"/>
         </w:rPr>
         <w:t xml:space="preserve">; </w:t>
       </w:r>
-      <w:hyperlink r:id="rId304">
-        <w:r>
-          <w:rPr>
-            <w:lang w:val="en_US" w:bidi="en_US"/>
-          </w:rPr>
-          <w:rPr>
-            <w:color w:val="0000EE"/>
-            <w:u w:val="single"/>
-          </w:rPr>
-          <w:t>1 Thessalonians 5:26</w:t>
-        </w:r>
-      </w:hyperlink>
+      <w:r>
+        <w:rPr>
+          <w:lang w:val="en_US" w:bidi="en_US"/>
+        </w:rPr>
+        <w:t>1 Thessalonians 5:26</w:t>
+      </w:r>
       <w:r>
         <w:rPr>
           <w:lang w:val="en_US" w:bidi="en_US"/>
         </w:rPr>
         <w:t xml:space="preserve">; </w:t>
       </w:r>
-      <w:hyperlink r:id="rId305">
-        <w:r>
-          <w:rPr>
-            <w:lang w:val="en_US" w:bidi="en_US"/>
-          </w:rPr>
-          <w:rPr>
-            <w:color w:val="0000EE"/>
-            <w:u w:val="single"/>
-          </w:rPr>
-          <w:t>1 Peter 5:14</w:t>
-        </w:r>
-      </w:hyperlink>
+      <w:r>
+        <w:rPr>
+          <w:lang w:val="en_US" w:bidi="en_US"/>
+        </w:rPr>
+        <w:t>1 Peter 5:14</w:t>
+      </w:r>
       <w:r>
         <w:rPr>
           <w:lang w:val="en_US" w:bidi="en_US"/>
@@ -15343,36 +13375,24 @@
         </w:rPr>
         <w:t xml:space="preserve">Paul ends his letter with a prayer and blessing. He mentions the three persons of the Trinity, starting with the grace of the Lord Jesus Christ (see </w:t>
       </w:r>
-      <w:hyperlink r:id="rId283">
-        <w:r>
-          <w:rPr>
-            <w:lang w:val="en_US" w:bidi="en_US"/>
-          </w:rPr>
-          <w:rPr>
-            <w:color w:val="0000EE"/>
-            <w:u w:val="single"/>
-          </w:rPr>
-          <w:t>8:9</w:t>
-        </w:r>
-      </w:hyperlink>
+      <w:r>
+        <w:rPr>
+          <w:lang w:val="en_US" w:bidi="en_US"/>
+        </w:rPr>
+        <w:t>8:9</w:t>
+      </w:r>
       <w:r>
         <w:rPr>
           <w:lang w:val="en_US" w:bidi="en_US"/>
         </w:rPr>
         <w:t>). This is because we always rely on Christ’s sacrificial love, which reconciles us to God the Father (</w:t>
       </w:r>
-      <w:hyperlink r:id="rId121">
-        <w:r>
-          <w:rPr>
-            <w:lang w:val="en_US" w:bidi="en_US"/>
-          </w:rPr>
-          <w:rPr>
-            <w:color w:val="0000EE"/>
-            <w:u w:val="single"/>
-          </w:rPr>
-          <w:t>5:18–21</w:t>
-        </w:r>
-      </w:hyperlink>
+      <w:r>
+        <w:rPr>
+          <w:lang w:val="en_US" w:bidi="en_US"/>
+        </w:rPr>
+        <w:t>5:18–21</w:t>
+      </w:r>
       <w:r>
         <w:rPr>
           <w:lang w:val="en_US" w:bidi="en_US"/>
@@ -15415,36 +13435,24 @@
         </w:rPr>
         <w:t>The fellowship of the Holy Spirit refers to our connection with the Spirit, who unites Christians (</w:t>
       </w:r>
-      <w:hyperlink r:id="rId306">
-        <w:r>
-          <w:rPr>
-            <w:lang w:val="en_US" w:bidi="en_US"/>
-          </w:rPr>
-          <w:rPr>
-            <w:color w:val="0000EE"/>
-            <w:u w:val="single"/>
-          </w:rPr>
-          <w:t>Ephesians 4:3</w:t>
-        </w:r>
-      </w:hyperlink>
+      <w:r>
+        <w:rPr>
+          <w:lang w:val="en_US" w:bidi="en_US"/>
+        </w:rPr>
+        <w:t>Ephesians 4:3</w:t>
+      </w:r>
       <w:r>
         <w:rPr>
           <w:lang w:val="en_US" w:bidi="en_US"/>
         </w:rPr>
         <w:t xml:space="preserve">; </w:t>
       </w:r>
-      <w:hyperlink r:id="rId307">
-        <w:r>
-          <w:rPr>
-            <w:lang w:val="en_US" w:bidi="en_US"/>
-          </w:rPr>
-          <w:rPr>
-            <w:color w:val="0000EE"/>
-            <w:u w:val="single"/>
-          </w:rPr>
-          <w:t>Philippians 2:1</w:t>
-        </w:r>
-      </w:hyperlink>
+      <w:r>
+        <w:rPr>
+          <w:lang w:val="en_US" w:bidi="en_US"/>
+        </w:rPr>
+        <w:t>Philippians 2:1</w:t>
+      </w:r>
       <w:r>
         <w:rPr>
           <w:lang w:val="en_US" w:bidi="en_US"/>
